--- a/src/Tests/Inputs/labels/01/input.docx
+++ b/src/Tests/Inputs/labels/01/input.docx
@@ -1,6 +1,6 @@
 
 <file path=word/document.xml><?xml version="1.0" encoding="utf-8"?>
-<w:document xmlns:wpc="http://schemas.microsoft.com/office/word/2010/wordprocessingCanvas" xmlns:cx="http://schemas.microsoft.com/office/drawing/2014/chartex" xmlns:cx1="http://schemas.microsoft.com/office/drawing/2015/9/8/chartex" xmlns:cx2="http://schemas.microsoft.com/office/drawing/2015/10/21/chartex" xmlns:cx3="http://schemas.microsoft.com/office/drawing/2016/5/9/chartex" xmlns:cx4="http://schemas.microsoft.com/office/drawing/2016/5/10/chartex" xmlns:cx5="http://schemas.microsoft.com/office/drawing/2016/5/11/chartex" xmlns:cx6="http://schemas.microsoft.com/office/drawing/2016/5/12/chartex" xmlns:cx7="http://schemas.microsoft.com/office/drawing/2016/5/13/chartex" xmlns:cx8="http://schemas.microsoft.com/office/drawing/2016/5/14/chartex" xmlns:mc="http://schemas.openxmlformats.org/markup-compatibility/2006" xmlns:aink="http://schemas.microsoft.com/office/drawing/2016/ink" xmlns:am3d="http://schemas.microsoft.com/office/drawing/2017/model3d" xmlns:o="urn:schemas-microsoft-com:office:office" xmlns:oel="http://schemas.microsoft.com/office/2019/extlst" xmlns:r="http://schemas.openxmlformats.org/officeDocument/2006/relationships" xmlns:m="http://schemas.openxmlformats.org/officeDocument/2006/math" xmlns:v="urn:schemas-microsoft-com:vml" xmlns:wp14="http://schemas.microsoft.com/office/word/2010/wordprocessingDrawing" xmlns:wp="http://schemas.openxmlformats.org/drawingml/2006/wordprocessingDrawing" xmlns:w10="urn:schemas-microsoft-com:office:word" xmlns:w="http://schemas.openxmlformats.org/wordprocessingml/2006/main" xmlns:w14="http://schemas.microsoft.com/office/word/2010/wordml" xmlns:w15="http://schemas.microsoft.com/office/word/2012/wordml" xmlns:w16cex="http://schemas.microsoft.com/office/word/2018/wordml/cex" xmlns:w16cid="http://schemas.microsoft.com/office/word/2016/wordml/cid" xmlns:w16="http://schemas.microsoft.com/office/word/2018/wordml" xmlns:w16sdtdh="http://schemas.microsoft.com/office/word/2020/wordml/sdtdatahash" xmlns:w16se="http://schemas.microsoft.com/office/word/2015/wordml/symex" xmlns:wpg="http://schemas.microsoft.com/office/word/2010/wordprocessingGroup" xmlns:wpi="http://schemas.microsoft.com/office/word/2010/wordprocessingInk" xmlns:wne="http://schemas.microsoft.com/office/word/2006/wordml" xmlns:wps="http://schemas.microsoft.com/office/word/2010/wordprocessingShape" mc:Ignorable="w14 w15 w16se w16cid w16 w16cex w16sdtdh wp14">
+<w:document xmlns:a="http://schemas.openxmlformats.org/drawingml/2006/main" xmlns:pic="http://schemas.openxmlformats.org/drawingml/2006/picture" xmlns:a14="http://schemas.microsoft.com/office/drawing/2010/main" xmlns:wpc="http://schemas.microsoft.com/office/word/2010/wordprocessingCanvas" xmlns:cx="http://schemas.microsoft.com/office/drawing/2014/chartex" xmlns:cx1="http://schemas.microsoft.com/office/drawing/2015/9/8/chartex" xmlns:cx2="http://schemas.microsoft.com/office/drawing/2015/10/21/chartex" xmlns:cx3="http://schemas.microsoft.com/office/drawing/2016/5/9/chartex" xmlns:cx4="http://schemas.microsoft.com/office/drawing/2016/5/10/chartex" xmlns:cx5="http://schemas.microsoft.com/office/drawing/2016/5/11/chartex" xmlns:cx6="http://schemas.microsoft.com/office/drawing/2016/5/12/chartex" xmlns:cx7="http://schemas.microsoft.com/office/drawing/2016/5/13/chartex" xmlns:cx8="http://schemas.microsoft.com/office/drawing/2016/5/14/chartex" xmlns:mc="http://schemas.openxmlformats.org/markup-compatibility/2006" xmlns:aink="http://schemas.microsoft.com/office/drawing/2016/ink" xmlns:am3d="http://schemas.microsoft.com/office/drawing/2017/model3d" xmlns:o="urn:schemas-microsoft-com:office:office" xmlns:oel="http://schemas.microsoft.com/office/2019/extlst" xmlns:r="http://schemas.openxmlformats.org/officeDocument/2006/relationships" xmlns:m="http://schemas.openxmlformats.org/officeDocument/2006/math" xmlns:v="urn:schemas-microsoft-com:vml" xmlns:wp14="http://schemas.microsoft.com/office/word/2010/wordprocessingDrawing" xmlns:wp="http://schemas.openxmlformats.org/drawingml/2006/wordprocessingDrawing" xmlns:w10="urn:schemas-microsoft-com:office:word" xmlns:w="http://schemas.openxmlformats.org/wordprocessingml/2006/main" xmlns:w14="http://schemas.microsoft.com/office/word/2010/wordml" xmlns:w15="http://schemas.microsoft.com/office/word/2012/wordml" xmlns:w16cex="http://schemas.microsoft.com/office/word/2018/wordml/cex" xmlns:w16cid="http://schemas.microsoft.com/office/word/2016/wordml/cid" xmlns:w16="http://schemas.microsoft.com/office/word/2018/wordml" xmlns:w16sdtdh="http://schemas.microsoft.com/office/word/2020/wordml/sdtdatahash" xmlns:w16se="http://schemas.microsoft.com/office/word/2015/wordml/symex" xmlns:wpg="http://schemas.microsoft.com/office/word/2010/wordprocessingGroup" xmlns:wpi="http://schemas.microsoft.com/office/word/2010/wordprocessingInk" xmlns:wne="http://schemas.microsoft.com/office/word/2006/wordml" xmlns:wps="http://schemas.microsoft.com/office/word/2010/wordprocessingShape" mc:Ignorable="w14 w15 w16se w16cid w16 w16cex w16sdtdh wp14">
   <w:body>
     <w:p>
       <w:pPr>
@@ -13,12 +13,12 @@
         <w:tblW w:w="0" w:type="auto"/>
         <w:tblInd w:w="-15" w:type="dxa"/>
         <w:tblBorders>
-          <w:top w:val="none" w:sz="0" w:space="0" w:color="auto"/>
-          <w:left w:val="none" w:sz="0" w:space="0" w:color="auto"/>
-          <w:bottom w:val="none" w:sz="0" w:space="0" w:color="auto"/>
-          <w:right w:val="none" w:sz="0" w:space="0" w:color="auto"/>
-          <w:insideH w:val="none" w:sz="0" w:space="0" w:color="auto"/>
-          <w:insideV w:val="none" w:sz="0" w:space="0" w:color="auto"/>
+          <w:top w:val="none" w:color="auto" w:sz="0" w:space="0"/>
+          <w:left w:val="none" w:color="auto" w:sz="0" w:space="0"/>
+          <w:bottom w:val="none" w:color="auto" w:sz="0" w:space="0"/>
+          <w:right w:val="none" w:color="auto" w:sz="0" w:space="0"/>
+          <w:insideH w:val="none" w:color="auto" w:sz="0" w:space="0"/>
+          <w:insideV w:val="none" w:color="auto" w:sz="0" w:space="0"/>
         </w:tblBorders>
         <w:tblLayout w:type="fixed"/>
         <w:tblCellMar>
@@ -40,7 +40,7 @@
       <w:tr>
         <w:trPr>
           <w:cantSplit/>
-          <w:trHeight w:hRule="exact" w:val="1440"/>
+          <w:trHeight w:val="1440" w:hRule="exact"/>
         </w:trPr>
         <w:tc>
           <w:tcPr>
@@ -512,7 +512,7 @@
       <w:tr>
         <w:trPr>
           <w:cantSplit/>
-          <w:trHeight w:hRule="exact" w:val="1440"/>
+          <w:trHeight w:val="1440" w:hRule="exact"/>
         </w:trPr>
         <w:tc>
           <w:tcPr>
@@ -991,7 +991,7 @@
       <w:tr>
         <w:trPr>
           <w:cantSplit/>
-          <w:trHeight w:hRule="exact" w:val="1440"/>
+          <w:trHeight w:val="1440" w:hRule="exact"/>
         </w:trPr>
         <w:tc>
           <w:tcPr>
@@ -1466,7 +1466,7 @@
       <w:tr>
         <w:trPr>
           <w:cantSplit/>
-          <w:trHeight w:hRule="exact" w:val="1440"/>
+          <w:trHeight w:val="1440" w:hRule="exact"/>
         </w:trPr>
         <w:tc>
           <w:tcPr>
@@ -1941,7 +1941,7 @@
       <w:tr>
         <w:trPr>
           <w:cantSplit/>
-          <w:trHeight w:hRule="exact" w:val="1440"/>
+          <w:trHeight w:val="1440" w:hRule="exact"/>
         </w:trPr>
         <w:tc>
           <w:tcPr>
@@ -2416,7 +2416,7 @@
       <w:tr>
         <w:trPr>
           <w:cantSplit/>
-          <w:trHeight w:hRule="exact" w:val="1440"/>
+          <w:trHeight w:val="1440" w:hRule="exact"/>
         </w:trPr>
         <w:tc>
           <w:tcPr>
@@ -2891,7 +2891,7 @@
       <w:tr>
         <w:trPr>
           <w:cantSplit/>
-          <w:trHeight w:hRule="exact" w:val="1440"/>
+          <w:trHeight w:val="1440" w:hRule="exact"/>
         </w:trPr>
         <w:tc>
           <w:tcPr>
@@ -3366,7 +3366,7 @@
       <w:tr>
         <w:trPr>
           <w:cantSplit/>
-          <w:trHeight w:hRule="exact" w:val="1440"/>
+          <w:trHeight w:val="1440" w:hRule="exact"/>
         </w:trPr>
         <w:tc>
           <w:tcPr>
@@ -3841,7 +3841,7 @@
       <w:tr>
         <w:trPr>
           <w:cantSplit/>
-          <w:trHeight w:hRule="exact" w:val="1440"/>
+          <w:trHeight w:val="1440" w:hRule="exact"/>
         </w:trPr>
         <w:tc>
           <w:tcPr>
@@ -4316,7 +4316,7 @@
       <w:tr>
         <w:trPr>
           <w:cantSplit/>
-          <w:trHeight w:hRule="exact" w:val="1440"/>
+          <w:trHeight w:val="1440" w:hRule="exact"/>
         </w:trPr>
         <w:tc>
           <w:tcPr>

--- a/src/Tests/Inputs/labels/01/input.docx
+++ b/src/Tests/Inputs/labels/01/input.docx
@@ -5429,4838 +5429,6 @@
 </w:webSettings>
 </file>
 
-<file path=word/glossary/document.xml><?xml version="1.0" encoding="utf-8"?>
-<w:glossaryDocument xmlns:wpc="http://schemas.microsoft.com/office/word/2010/wordprocessingCanvas" xmlns:cx="http://schemas.microsoft.com/office/drawing/2014/chartex" xmlns:cx1="http://schemas.microsoft.com/office/drawing/2015/9/8/chartex" xmlns:cx2="http://schemas.microsoft.com/office/drawing/2015/10/21/chartex" xmlns:cx3="http://schemas.microsoft.com/office/drawing/2016/5/9/chartex" xmlns:cx4="http://schemas.microsoft.com/office/drawing/2016/5/10/chartex" xmlns:cx5="http://schemas.microsoft.com/office/drawing/2016/5/11/chartex" xmlns:cx6="http://schemas.microsoft.com/office/drawing/2016/5/12/chartex" xmlns:cx7="http://schemas.microsoft.com/office/drawing/2016/5/13/chartex" xmlns:cx8="http://schemas.microsoft.com/office/drawing/2016/5/14/chartex" xmlns:mc="http://schemas.openxmlformats.org/markup-compatibility/2006" xmlns:aink="http://schemas.microsoft.com/office/drawing/2016/ink" xmlns:am3d="http://schemas.microsoft.com/office/drawing/2017/model3d" xmlns:o="urn:schemas-microsoft-com:office:office" xmlns:oel="http://schemas.microsoft.com/office/2019/extlst" xmlns:r="http://schemas.openxmlformats.org/officeDocument/2006/relationships" xmlns:m="http://schemas.openxmlformats.org/officeDocument/2006/math" xmlns:v="urn:schemas-microsoft-com:vml" xmlns:wp14="http://schemas.microsoft.com/office/word/2010/wordprocessingDrawing" xmlns:wp="http://schemas.openxmlformats.org/drawingml/2006/wordprocessingDrawing" xmlns:w10="urn:schemas-microsoft-com:office:word" xmlns:w="http://schemas.openxmlformats.org/wordprocessingml/2006/main" xmlns:w14="http://schemas.microsoft.com/office/word/2010/wordml" xmlns:w15="http://schemas.microsoft.com/office/word/2012/wordml" xmlns:w16cex="http://schemas.microsoft.com/office/word/2018/wordml/cex" xmlns:w16cid="http://schemas.microsoft.com/office/word/2016/wordml/cid" xmlns:w16="http://schemas.microsoft.com/office/word/2018/wordml" xmlns:w16sdtdh="http://schemas.microsoft.com/office/word/2020/wordml/sdtdatahash" xmlns:w16se="http://schemas.microsoft.com/office/word/2015/wordml/symex" xmlns:wpg="http://schemas.microsoft.com/office/word/2010/wordprocessingGroup" xmlns:wpi="http://schemas.microsoft.com/office/word/2010/wordprocessingInk" xmlns:wne="http://schemas.microsoft.com/office/word/2006/wordml" xmlns:wps="http://schemas.microsoft.com/office/word/2010/wordprocessingShape" mc:Ignorable="w14 w15 w16se w16cid w16 w16cex w16sdtdh wp14">
-  <w:docParts>
-    <w:docPart>
-      <w:docPartPr>
-        <w:name w:val="733FFA44720A4518A9BBD92DC6FE5BF3"/>
-        <w:category>
-          <w:name w:val="General"/>
-          <w:gallery w:val="placeholder"/>
-        </w:category>
-        <w:types>
-          <w:type w:val="bbPlcHdr"/>
-        </w:types>
-        <w:behaviors>
-          <w:behavior w:val="content"/>
-        </w:behaviors>
-        <w:guid w:val="{E38D1D74-7FD9-47EF-9934-0ECC9C269594}"/>
-      </w:docPartPr>
-      <w:docPartBody>
-        <w:p>
-          <w:pPr>
-            <w:pStyle w:val="733FFA44720A4518A9BBD92DC6FE5BF31"/>
-          </w:pPr>
-          <w:r>
-            <w:rPr>
-              <w:rStyle w:val="PlaceholderText"/>
-            </w:rPr>
-            <w:t>Name</w:t>
-          </w:r>
-        </w:p>
-      </w:docPartBody>
-    </w:docPart>
-    <w:docPart>
-      <w:docPartPr>
-        <w:name w:val="47DA5664B9E844C1810E3BE30B24AAE7"/>
-        <w:category>
-          <w:name w:val="General"/>
-          <w:gallery w:val="placeholder"/>
-        </w:category>
-        <w:types>
-          <w:type w:val="bbPlcHdr"/>
-        </w:types>
-        <w:behaviors>
-          <w:behavior w:val="content"/>
-        </w:behaviors>
-        <w:guid w:val="{318C4D7B-4574-410D-BA06-AB85802923AB}"/>
-      </w:docPartPr>
-      <w:docPartBody>
-        <w:p>
-          <w:pPr>
-            <w:pStyle w:val="47DA5664B9E844C1810E3BE30B24AAE71"/>
-          </w:pPr>
-          <w:r>
-            <w:rPr>
-              <w:rStyle w:val="PlaceholderText"/>
-            </w:rPr>
-            <w:t>Name</w:t>
-          </w:r>
-        </w:p>
-      </w:docPartBody>
-    </w:docPart>
-    <w:docPart>
-      <w:docPartPr>
-        <w:name w:val="9CD9A37CC3434DBA9481FA2EB72812DB"/>
-        <w:category>
-          <w:name w:val="General"/>
-          <w:gallery w:val="placeholder"/>
-        </w:category>
-        <w:types>
-          <w:type w:val="bbPlcHdr"/>
-        </w:types>
-        <w:behaviors>
-          <w:behavior w:val="content"/>
-        </w:behaviors>
-        <w:guid w:val="{236C1ED1-F865-4531-AD38-0B8606858C11}"/>
-      </w:docPartPr>
-      <w:docPartBody>
-        <w:p>
-          <w:pPr>
-            <w:pStyle w:val="9CD9A37CC3434DBA9481FA2EB72812DB1"/>
-          </w:pPr>
-          <w:r>
-            <w:rPr>
-              <w:rStyle w:val="PlaceholderText"/>
-            </w:rPr>
-            <w:t>Name</w:t>
-          </w:r>
-        </w:p>
-      </w:docPartBody>
-    </w:docPart>
-    <w:docPart>
-      <w:docPartPr>
-        <w:name w:val="676B1F3C75114FA69E8E8B8DD4433C21"/>
-        <w:category>
-          <w:name w:val="General"/>
-          <w:gallery w:val="placeholder"/>
-        </w:category>
-        <w:types>
-          <w:type w:val="bbPlcHdr"/>
-        </w:types>
-        <w:behaviors>
-          <w:behavior w:val="content"/>
-        </w:behaviors>
-        <w:guid w:val="{FF3297F9-AF50-4239-804D-D43FE01E1653}"/>
-      </w:docPartPr>
-      <w:docPartBody>
-        <w:p>
-          <w:pPr>
-            <w:pStyle w:val="676B1F3C75114FA69E8E8B8DD4433C211"/>
-          </w:pPr>
-          <w:r>
-            <w:rPr>
-              <w:rStyle w:val="PlaceholderText"/>
-            </w:rPr>
-            <w:t>Name</w:t>
-          </w:r>
-        </w:p>
-      </w:docPartBody>
-    </w:docPart>
-    <w:docPart>
-      <w:docPartPr>
-        <w:name w:val="8BBEF7D381AA451DA25AD3358105E939"/>
-        <w:category>
-          <w:name w:val="General"/>
-          <w:gallery w:val="placeholder"/>
-        </w:category>
-        <w:types>
-          <w:type w:val="bbPlcHdr"/>
-        </w:types>
-        <w:behaviors>
-          <w:behavior w:val="content"/>
-        </w:behaviors>
-        <w:guid w:val="{03329F6E-F6CF-4B56-91FB-3C14B654D4FD}"/>
-      </w:docPartPr>
-      <w:docPartBody>
-        <w:p>
-          <w:pPr>
-            <w:pStyle w:val="8BBEF7D381AA451DA25AD3358105E9391"/>
-          </w:pPr>
-          <w:r>
-            <w:rPr>
-              <w:rStyle w:val="PlaceholderText"/>
-            </w:rPr>
-            <w:t>Name</w:t>
-          </w:r>
-        </w:p>
-      </w:docPartBody>
-    </w:docPart>
-    <w:docPart>
-      <w:docPartPr>
-        <w:name w:val="0CA9B7CDBFE4405CA66755E6D2C6773B"/>
-        <w:category>
-          <w:name w:val="General"/>
-          <w:gallery w:val="placeholder"/>
-        </w:category>
-        <w:types>
-          <w:type w:val="bbPlcHdr"/>
-        </w:types>
-        <w:behaviors>
-          <w:behavior w:val="content"/>
-        </w:behaviors>
-        <w:guid w:val="{A61D430D-089F-4A00-9049-F2206A3686B1}"/>
-      </w:docPartPr>
-      <w:docPartBody>
-        <w:p>
-          <w:pPr>
-            <w:pStyle w:val="0CA9B7CDBFE4405CA66755E6D2C6773B1"/>
-          </w:pPr>
-          <w:r>
-            <w:rPr>
-              <w:rStyle w:val="PlaceholderText"/>
-            </w:rPr>
-            <w:t>Name</w:t>
-          </w:r>
-        </w:p>
-      </w:docPartBody>
-    </w:docPart>
-    <w:docPart>
-      <w:docPartPr>
-        <w:name w:val="13C2B01827EB422789C94A1C255EAE83"/>
-        <w:category>
-          <w:name w:val="General"/>
-          <w:gallery w:val="placeholder"/>
-        </w:category>
-        <w:types>
-          <w:type w:val="bbPlcHdr"/>
-        </w:types>
-        <w:behaviors>
-          <w:behavior w:val="content"/>
-        </w:behaviors>
-        <w:guid w:val="{02ADB4FC-865B-4518-8884-E1E140C26E4F}"/>
-      </w:docPartPr>
-      <w:docPartBody>
-        <w:p>
-          <w:pPr>
-            <w:pStyle w:val="13C2B01827EB422789C94A1C255EAE831"/>
-          </w:pPr>
-          <w:r>
-            <w:rPr>
-              <w:rStyle w:val="PlaceholderText"/>
-            </w:rPr>
-            <w:t>Name</w:t>
-          </w:r>
-        </w:p>
-      </w:docPartBody>
-    </w:docPart>
-    <w:docPart>
-      <w:docPartPr>
-        <w:name w:val="9BC3FADF3B8140408C8D49B23F8D2956"/>
-        <w:category>
-          <w:name w:val="General"/>
-          <w:gallery w:val="placeholder"/>
-        </w:category>
-        <w:types>
-          <w:type w:val="bbPlcHdr"/>
-        </w:types>
-        <w:behaviors>
-          <w:behavior w:val="content"/>
-        </w:behaviors>
-        <w:guid w:val="{730A9DE9-DD66-4E9E-BE0A-62A1503D57EB}"/>
-      </w:docPartPr>
-      <w:docPartBody>
-        <w:p>
-          <w:pPr>
-            <w:pStyle w:val="9BC3FADF3B8140408C8D49B23F8D29561"/>
-          </w:pPr>
-          <w:r>
-            <w:rPr>
-              <w:rStyle w:val="PlaceholderText"/>
-            </w:rPr>
-            <w:t>Name</w:t>
-          </w:r>
-        </w:p>
-      </w:docPartBody>
-    </w:docPart>
-    <w:docPart>
-      <w:docPartPr>
-        <w:name w:val="263C824506D24EDDB783004E4E09CAC2"/>
-        <w:category>
-          <w:name w:val="General"/>
-          <w:gallery w:val="placeholder"/>
-        </w:category>
-        <w:types>
-          <w:type w:val="bbPlcHdr"/>
-        </w:types>
-        <w:behaviors>
-          <w:behavior w:val="content"/>
-        </w:behaviors>
-        <w:guid w:val="{246AF6D2-ADFC-4257-BE85-B853F4B798FE}"/>
-      </w:docPartPr>
-      <w:docPartBody>
-        <w:p>
-          <w:pPr>
-            <w:pStyle w:val="263C824506D24EDDB783004E4E09CAC21"/>
-          </w:pPr>
-          <w:r>
-            <w:rPr>
-              <w:rStyle w:val="PlaceholderText"/>
-            </w:rPr>
-            <w:t>Name</w:t>
-          </w:r>
-        </w:p>
-      </w:docPartBody>
-    </w:docPart>
-    <w:docPart>
-      <w:docPartPr>
-        <w:name w:val="579CEDBAF728444FB62D90AA4BB92F7B"/>
-        <w:category>
-          <w:name w:val="General"/>
-          <w:gallery w:val="placeholder"/>
-        </w:category>
-        <w:types>
-          <w:type w:val="bbPlcHdr"/>
-        </w:types>
-        <w:behaviors>
-          <w:behavior w:val="content"/>
-        </w:behaviors>
-        <w:guid w:val="{DFCF7709-7738-4295-9CE3-51AFB2B3F282}"/>
-      </w:docPartPr>
-      <w:docPartBody>
-        <w:p>
-          <w:pPr>
-            <w:pStyle w:val="579CEDBAF728444FB62D90AA4BB92F7B1"/>
-          </w:pPr>
-          <w:r>
-            <w:rPr>
-              <w:rStyle w:val="PlaceholderText"/>
-            </w:rPr>
-            <w:t>Name</w:t>
-          </w:r>
-        </w:p>
-      </w:docPartBody>
-    </w:docPart>
-    <w:docPart>
-      <w:docPartPr>
-        <w:name w:val="9559CBB265284EE8BA37E1625884A841"/>
-        <w:category>
-          <w:name w:val="General"/>
-          <w:gallery w:val="placeholder"/>
-        </w:category>
-        <w:types>
-          <w:type w:val="bbPlcHdr"/>
-        </w:types>
-        <w:behaviors>
-          <w:behavior w:val="content"/>
-        </w:behaviors>
-        <w:guid w:val="{4F0DE342-3A70-43D7-9C05-02BB450F32E2}"/>
-      </w:docPartPr>
-      <w:docPartBody>
-        <w:p>
-          <w:pPr>
-            <w:pStyle w:val="9559CBB265284EE8BA37E1625884A8411"/>
-          </w:pPr>
-          <w:r>
-            <w:rPr>
-              <w:rStyle w:val="PlaceholderText"/>
-            </w:rPr>
-            <w:t>Name</w:t>
-          </w:r>
-        </w:p>
-      </w:docPartBody>
-    </w:docPart>
-    <w:docPart>
-      <w:docPartPr>
-        <w:name w:val="88A29CC2AD014B87BEC26167E2BEF648"/>
-        <w:category>
-          <w:name w:val="General"/>
-          <w:gallery w:val="placeholder"/>
-        </w:category>
-        <w:types>
-          <w:type w:val="bbPlcHdr"/>
-        </w:types>
-        <w:behaviors>
-          <w:behavior w:val="content"/>
-        </w:behaviors>
-        <w:guid w:val="{8AA5E0AE-1B61-47F4-9403-DEAE351D28D1}"/>
-      </w:docPartPr>
-      <w:docPartBody>
-        <w:p>
-          <w:pPr>
-            <w:pStyle w:val="88A29CC2AD014B87BEC26167E2BEF6481"/>
-          </w:pPr>
-          <w:r>
-            <w:rPr>
-              <w:rStyle w:val="PlaceholderText"/>
-            </w:rPr>
-            <w:t>Name</w:t>
-          </w:r>
-        </w:p>
-      </w:docPartBody>
-    </w:docPart>
-    <w:docPart>
-      <w:docPartPr>
-        <w:name w:val="E108A916BBEA4DC687B061A79443C9DB"/>
-        <w:category>
-          <w:name w:val="General"/>
-          <w:gallery w:val="placeholder"/>
-        </w:category>
-        <w:types>
-          <w:type w:val="bbPlcHdr"/>
-        </w:types>
-        <w:behaviors>
-          <w:behavior w:val="content"/>
-        </w:behaviors>
-        <w:guid w:val="{09440DC9-A82E-4358-AB0E-901058A52B10}"/>
-      </w:docPartPr>
-      <w:docPartBody>
-        <w:p>
-          <w:pPr>
-            <w:pStyle w:val="E108A916BBEA4DC687B061A79443C9DB1"/>
-          </w:pPr>
-          <w:r>
-            <w:rPr>
-              <w:rStyle w:val="PlaceholderText"/>
-            </w:rPr>
-            <w:t>Name</w:t>
-          </w:r>
-        </w:p>
-      </w:docPartBody>
-    </w:docPart>
-    <w:docPart>
-      <w:docPartPr>
-        <w:name w:val="B8401B1751FA47D7AA7D85F061F53C0C"/>
-        <w:category>
-          <w:name w:val="General"/>
-          <w:gallery w:val="placeholder"/>
-        </w:category>
-        <w:types>
-          <w:type w:val="bbPlcHdr"/>
-        </w:types>
-        <w:behaviors>
-          <w:behavior w:val="content"/>
-        </w:behaviors>
-        <w:guid w:val="{B55DE152-1C15-4267-9382-741EE9B51784}"/>
-      </w:docPartPr>
-      <w:docPartBody>
-        <w:p>
-          <w:pPr>
-            <w:pStyle w:val="B8401B1751FA47D7AA7D85F061F53C0C1"/>
-          </w:pPr>
-          <w:r>
-            <w:rPr>
-              <w:rStyle w:val="PlaceholderText"/>
-            </w:rPr>
-            <w:t>Name</w:t>
-          </w:r>
-        </w:p>
-      </w:docPartBody>
-    </w:docPart>
-    <w:docPart>
-      <w:docPartPr>
-        <w:name w:val="FBB8C3304BC6451EA5DC52F3CBD01E25"/>
-        <w:category>
-          <w:name w:val="General"/>
-          <w:gallery w:val="placeholder"/>
-        </w:category>
-        <w:types>
-          <w:type w:val="bbPlcHdr"/>
-        </w:types>
-        <w:behaviors>
-          <w:behavior w:val="content"/>
-        </w:behaviors>
-        <w:guid w:val="{F9992B8B-1D9A-440D-91A9-2FE14468E35C}"/>
-      </w:docPartPr>
-      <w:docPartBody>
-        <w:p>
-          <w:pPr>
-            <w:pStyle w:val="FBB8C3304BC6451EA5DC52F3CBD01E251"/>
-          </w:pPr>
-          <w:r>
-            <w:rPr>
-              <w:rStyle w:val="PlaceholderText"/>
-            </w:rPr>
-            <w:t>Name</w:t>
-          </w:r>
-        </w:p>
-      </w:docPartBody>
-    </w:docPart>
-    <w:docPart>
-      <w:docPartPr>
-        <w:name w:val="63D7B3A5C9E446C5BD44D68775853D85"/>
-        <w:category>
-          <w:name w:val="General"/>
-          <w:gallery w:val="placeholder"/>
-        </w:category>
-        <w:types>
-          <w:type w:val="bbPlcHdr"/>
-        </w:types>
-        <w:behaviors>
-          <w:behavior w:val="content"/>
-        </w:behaviors>
-        <w:guid w:val="{77E86177-D9CC-406B-92BC-B34DBB012BA2}"/>
-      </w:docPartPr>
-      <w:docPartBody>
-        <w:p>
-          <w:pPr>
-            <w:pStyle w:val="63D7B3A5C9E446C5BD44D68775853D851"/>
-          </w:pPr>
-          <w:r>
-            <w:rPr>
-              <w:rStyle w:val="PlaceholderText"/>
-            </w:rPr>
-            <w:t>Name</w:t>
-          </w:r>
-        </w:p>
-      </w:docPartBody>
-    </w:docPart>
-    <w:docPart>
-      <w:docPartPr>
-        <w:name w:val="A216A8A429C44F08B792B457DD6B3A4D"/>
-        <w:category>
-          <w:name w:val="General"/>
-          <w:gallery w:val="placeholder"/>
-        </w:category>
-        <w:types>
-          <w:type w:val="bbPlcHdr"/>
-        </w:types>
-        <w:behaviors>
-          <w:behavior w:val="content"/>
-        </w:behaviors>
-        <w:guid w:val="{E972B5BA-DF50-4327-812A-203E15722177}"/>
-      </w:docPartPr>
-      <w:docPartBody>
-        <w:p>
-          <w:pPr>
-            <w:pStyle w:val="A216A8A429C44F08B792B457DD6B3A4D1"/>
-          </w:pPr>
-          <w:r>
-            <w:rPr>
-              <w:rStyle w:val="PlaceholderText"/>
-            </w:rPr>
-            <w:t>Name</w:t>
-          </w:r>
-        </w:p>
-      </w:docPartBody>
-    </w:docPart>
-    <w:docPart>
-      <w:docPartPr>
-        <w:name w:val="CF6F54D3E1A54587861CC6A7C2E5E238"/>
-        <w:category>
-          <w:name w:val="General"/>
-          <w:gallery w:val="placeholder"/>
-        </w:category>
-        <w:types>
-          <w:type w:val="bbPlcHdr"/>
-        </w:types>
-        <w:behaviors>
-          <w:behavior w:val="content"/>
-        </w:behaviors>
-        <w:guid w:val="{2DBE3BA3-0367-4C53-9DFB-4B42C3EAA032}"/>
-      </w:docPartPr>
-      <w:docPartBody>
-        <w:p>
-          <w:pPr>
-            <w:pStyle w:val="CF6F54D3E1A54587861CC6A7C2E5E2381"/>
-          </w:pPr>
-          <w:r>
-            <w:rPr>
-              <w:rStyle w:val="PlaceholderText"/>
-            </w:rPr>
-            <w:t>Name</w:t>
-          </w:r>
-        </w:p>
-      </w:docPartBody>
-    </w:docPart>
-    <w:docPart>
-      <w:docPartPr>
-        <w:name w:val="9F2114D27A7E4F74BF6D0ACB9A26BDE6"/>
-        <w:category>
-          <w:name w:val="General"/>
-          <w:gallery w:val="placeholder"/>
-        </w:category>
-        <w:types>
-          <w:type w:val="bbPlcHdr"/>
-        </w:types>
-        <w:behaviors>
-          <w:behavior w:val="content"/>
-        </w:behaviors>
-        <w:guid w:val="{1897AB9B-DEBC-428A-8C86-106A0E0D7B72}"/>
-      </w:docPartPr>
-      <w:docPartBody>
-        <w:p>
-          <w:pPr>
-            <w:pStyle w:val="9F2114D27A7E4F74BF6D0ACB9A26BDE61"/>
-          </w:pPr>
-          <w:r>
-            <w:rPr>
-              <w:rStyle w:val="PlaceholderText"/>
-            </w:rPr>
-            <w:t>Name</w:t>
-          </w:r>
-        </w:p>
-      </w:docPartBody>
-    </w:docPart>
-    <w:docPart>
-      <w:docPartPr>
-        <w:name w:val="5B2EB6D1C9C24C65BA2B3CB816DF1593"/>
-        <w:category>
-          <w:name w:val="General"/>
-          <w:gallery w:val="placeholder"/>
-        </w:category>
-        <w:types>
-          <w:type w:val="bbPlcHdr"/>
-        </w:types>
-        <w:behaviors>
-          <w:behavior w:val="content"/>
-        </w:behaviors>
-        <w:guid w:val="{F61A1703-C444-49C5-9FAE-57A076AFB3EB}"/>
-      </w:docPartPr>
-      <w:docPartBody>
-        <w:p>
-          <w:pPr>
-            <w:pStyle w:val="5B2EB6D1C9C24C65BA2B3CB816DF15931"/>
-          </w:pPr>
-          <w:r>
-            <w:rPr>
-              <w:rStyle w:val="PlaceholderText"/>
-            </w:rPr>
-            <w:t>Name</w:t>
-          </w:r>
-        </w:p>
-      </w:docPartBody>
-    </w:docPart>
-    <w:docPart>
-      <w:docPartPr>
-        <w:name w:val="0828E5A4644947769C900C724CF923EE"/>
-        <w:category>
-          <w:name w:val="General"/>
-          <w:gallery w:val="placeholder"/>
-        </w:category>
-        <w:types>
-          <w:type w:val="bbPlcHdr"/>
-        </w:types>
-        <w:behaviors>
-          <w:behavior w:val="content"/>
-        </w:behaviors>
-        <w:guid w:val="{60715315-DFC5-410F-B8CE-4B84CFFE3FAC}"/>
-      </w:docPartPr>
-      <w:docPartBody>
-        <w:p>
-          <w:pPr>
-            <w:pStyle w:val="0828E5A4644947769C900C724CF923EE1"/>
-          </w:pPr>
-          <w:r>
-            <w:rPr>
-              <w:rStyle w:val="PlaceholderText"/>
-            </w:rPr>
-            <w:t>Name</w:t>
-          </w:r>
-        </w:p>
-      </w:docPartBody>
-    </w:docPart>
-    <w:docPart>
-      <w:docPartPr>
-        <w:name w:val="D6FB5CF5EFF24B8B8D19DA1C5C2C6976"/>
-        <w:category>
-          <w:name w:val="General"/>
-          <w:gallery w:val="placeholder"/>
-        </w:category>
-        <w:types>
-          <w:type w:val="bbPlcHdr"/>
-        </w:types>
-        <w:behaviors>
-          <w:behavior w:val="content"/>
-        </w:behaviors>
-        <w:guid w:val="{9A0D35E1-5C59-46A7-A75F-3119F37C6191}"/>
-      </w:docPartPr>
-      <w:docPartBody>
-        <w:p>
-          <w:pPr>
-            <w:pStyle w:val="D6FB5CF5EFF24B8B8D19DA1C5C2C69761"/>
-          </w:pPr>
-          <w:r>
-            <w:rPr>
-              <w:rStyle w:val="PlaceholderText"/>
-            </w:rPr>
-            <w:t>Name</w:t>
-          </w:r>
-        </w:p>
-      </w:docPartBody>
-    </w:docPart>
-    <w:docPart>
-      <w:docPartPr>
-        <w:name w:val="8E009CC81A9D483E8369A40303089C4F"/>
-        <w:category>
-          <w:name w:val="General"/>
-          <w:gallery w:val="placeholder"/>
-        </w:category>
-        <w:types>
-          <w:type w:val="bbPlcHdr"/>
-        </w:types>
-        <w:behaviors>
-          <w:behavior w:val="content"/>
-        </w:behaviors>
-        <w:guid w:val="{54DB4A2F-0B09-43F8-9080-050C9E1B9B7C}"/>
-      </w:docPartPr>
-      <w:docPartBody>
-        <w:p>
-          <w:pPr>
-            <w:pStyle w:val="8E009CC81A9D483E8369A40303089C4F1"/>
-          </w:pPr>
-          <w:r>
-            <w:rPr>
-              <w:rStyle w:val="PlaceholderText"/>
-            </w:rPr>
-            <w:t>Name</w:t>
-          </w:r>
-        </w:p>
-      </w:docPartBody>
-    </w:docPart>
-    <w:docPart>
-      <w:docPartPr>
-        <w:name w:val="09660F0C1FD84B379730432DDB89D9B0"/>
-        <w:category>
-          <w:name w:val="General"/>
-          <w:gallery w:val="placeholder"/>
-        </w:category>
-        <w:types>
-          <w:type w:val="bbPlcHdr"/>
-        </w:types>
-        <w:behaviors>
-          <w:behavior w:val="content"/>
-        </w:behaviors>
-        <w:guid w:val="{E702798B-1C4E-4076-A0FF-41C02A78FA03}"/>
-      </w:docPartPr>
-      <w:docPartBody>
-        <w:p>
-          <w:pPr>
-            <w:pStyle w:val="09660F0C1FD84B379730432DDB89D9B01"/>
-          </w:pPr>
-          <w:r>
-            <w:rPr>
-              <w:rStyle w:val="PlaceholderText"/>
-            </w:rPr>
-            <w:t>Name</w:t>
-          </w:r>
-        </w:p>
-      </w:docPartBody>
-    </w:docPart>
-    <w:docPart>
-      <w:docPartPr>
-        <w:name w:val="480541D0D8EC438E826B9592F0D3B45A"/>
-        <w:category>
-          <w:name w:val="General"/>
-          <w:gallery w:val="placeholder"/>
-        </w:category>
-        <w:types>
-          <w:type w:val="bbPlcHdr"/>
-        </w:types>
-        <w:behaviors>
-          <w:behavior w:val="content"/>
-        </w:behaviors>
-        <w:guid w:val="{D2E7B936-558C-46B4-B432-005DEE997492}"/>
-      </w:docPartPr>
-      <w:docPartBody>
-        <w:p>
-          <w:pPr>
-            <w:pStyle w:val="480541D0D8EC438E826B9592F0D3B45A1"/>
-          </w:pPr>
-          <w:r>
-            <w:rPr>
-              <w:rStyle w:val="PlaceholderText"/>
-            </w:rPr>
-            <w:t>Name</w:t>
-          </w:r>
-        </w:p>
-      </w:docPartBody>
-    </w:docPart>
-    <w:docPart>
-      <w:docPartPr>
-        <w:name w:val="E215C707E52F45C1B868BAC31F2A8A37"/>
-        <w:category>
-          <w:name w:val="General"/>
-          <w:gallery w:val="placeholder"/>
-        </w:category>
-        <w:types>
-          <w:type w:val="bbPlcHdr"/>
-        </w:types>
-        <w:behaviors>
-          <w:behavior w:val="content"/>
-        </w:behaviors>
-        <w:guid w:val="{99AA448B-67DB-4AFA-9121-731053C1B090}"/>
-      </w:docPartPr>
-      <w:docPartBody>
-        <w:p>
-          <w:pPr>
-            <w:pStyle w:val="E215C707E52F45C1B868BAC31F2A8A371"/>
-          </w:pPr>
-          <w:r>
-            <w:rPr>
-              <w:rStyle w:val="PlaceholderText"/>
-            </w:rPr>
-            <w:t>Name</w:t>
-          </w:r>
-        </w:p>
-      </w:docPartBody>
-    </w:docPart>
-    <w:docPart>
-      <w:docPartPr>
-        <w:name w:val="FAB9153FCBB94189A4D6F1949828AB5B"/>
-        <w:category>
-          <w:name w:val="General"/>
-          <w:gallery w:val="placeholder"/>
-        </w:category>
-        <w:types>
-          <w:type w:val="bbPlcHdr"/>
-        </w:types>
-        <w:behaviors>
-          <w:behavior w:val="content"/>
-        </w:behaviors>
-        <w:guid w:val="{AE70B088-E3F5-419F-947C-0753BB6310D2}"/>
-      </w:docPartPr>
-      <w:docPartBody>
-        <w:p>
-          <w:pPr>
-            <w:pStyle w:val="FAB9153FCBB94189A4D6F1949828AB5B1"/>
-          </w:pPr>
-          <w:r>
-            <w:rPr>
-              <w:rStyle w:val="PlaceholderText"/>
-            </w:rPr>
-            <w:t>Name</w:t>
-          </w:r>
-        </w:p>
-      </w:docPartBody>
-    </w:docPart>
-    <w:docPart>
-      <w:docPartPr>
-        <w:name w:val="981EE715CB0B47ADA35CACC07DDBD103"/>
-        <w:category>
-          <w:name w:val="General"/>
-          <w:gallery w:val="placeholder"/>
-        </w:category>
-        <w:types>
-          <w:type w:val="bbPlcHdr"/>
-        </w:types>
-        <w:behaviors>
-          <w:behavior w:val="content"/>
-        </w:behaviors>
-        <w:guid w:val="{6DAD18D0-1B15-405E-8BE9-317D0C4ADC85}"/>
-      </w:docPartPr>
-      <w:docPartBody>
-        <w:p>
-          <w:pPr>
-            <w:pStyle w:val="981EE715CB0B47ADA35CACC07DDBD1031"/>
-          </w:pPr>
-          <w:r>
-            <w:rPr>
-              <w:rStyle w:val="PlaceholderText"/>
-            </w:rPr>
-            <w:t>Name</w:t>
-          </w:r>
-        </w:p>
-      </w:docPartBody>
-    </w:docPart>
-    <w:docPart>
-      <w:docPartPr>
-        <w:name w:val="78224655F0B64206B6114B6C96073179"/>
-        <w:category>
-          <w:name w:val="General"/>
-          <w:gallery w:val="placeholder"/>
-        </w:category>
-        <w:types>
-          <w:type w:val="bbPlcHdr"/>
-        </w:types>
-        <w:behaviors>
-          <w:behavior w:val="content"/>
-        </w:behaviors>
-        <w:guid w:val="{85DC3FEA-09F5-4666-82A6-4F1F5FFF1059}"/>
-      </w:docPartPr>
-      <w:docPartBody>
-        <w:p>
-          <w:pPr>
-            <w:pStyle w:val="78224655F0B64206B6114B6C96073179"/>
-          </w:pPr>
-          <w:r>
-            <w:t>Address Line 1</w:t>
-          </w:r>
-        </w:p>
-      </w:docPartBody>
-    </w:docPart>
-    <w:docPart>
-      <w:docPartPr>
-        <w:name w:val="EAEE35E6FD3A4CA8BAD274F10A057D3D"/>
-        <w:category>
-          <w:name w:val="General"/>
-          <w:gallery w:val="placeholder"/>
-        </w:category>
-        <w:types>
-          <w:type w:val="bbPlcHdr"/>
-        </w:types>
-        <w:behaviors>
-          <w:behavior w:val="content"/>
-        </w:behaviors>
-        <w:guid w:val="{26C32ED2-20EF-4391-B625-59CB7A45C958}"/>
-      </w:docPartPr>
-      <w:docPartBody>
-        <w:p>
-          <w:pPr>
-            <w:pStyle w:val="EAEE35E6FD3A4CA8BAD274F10A057D3D"/>
-          </w:pPr>
-          <w:r>
-            <w:t>Address Line 1</w:t>
-          </w:r>
-        </w:p>
-      </w:docPartBody>
-    </w:docPart>
-    <w:docPart>
-      <w:docPartPr>
-        <w:name w:val="878F66C9C9464914B935BB0729D89F98"/>
-        <w:category>
-          <w:name w:val="General"/>
-          <w:gallery w:val="placeholder"/>
-        </w:category>
-        <w:types>
-          <w:type w:val="bbPlcHdr"/>
-        </w:types>
-        <w:behaviors>
-          <w:behavior w:val="content"/>
-        </w:behaviors>
-        <w:guid w:val="{D8AE5FE0-162A-4F1D-BBBD-7DFC79C48DFA}"/>
-      </w:docPartPr>
-      <w:docPartBody>
-        <w:p>
-          <w:pPr>
-            <w:pStyle w:val="878F66C9C9464914B935BB0729D89F98"/>
-          </w:pPr>
-          <w:r>
-            <w:t>Address Line 1</w:t>
-          </w:r>
-        </w:p>
-      </w:docPartBody>
-    </w:docPart>
-    <w:docPart>
-      <w:docPartPr>
-        <w:name w:val="FF8505A179A84727BEE47F411822FAFA"/>
-        <w:category>
-          <w:name w:val="General"/>
-          <w:gallery w:val="placeholder"/>
-        </w:category>
-        <w:types>
-          <w:type w:val="bbPlcHdr"/>
-        </w:types>
-        <w:behaviors>
-          <w:behavior w:val="content"/>
-        </w:behaviors>
-        <w:guid w:val="{DC530F5A-866F-4290-89C3-74124199E9D6}"/>
-      </w:docPartPr>
-      <w:docPartBody>
-        <w:p>
-          <w:pPr>
-            <w:pStyle w:val="FF8505A179A84727BEE47F411822FAFA"/>
-          </w:pPr>
-          <w:r>
-            <w:t>Address Line 1</w:t>
-          </w:r>
-        </w:p>
-      </w:docPartBody>
-    </w:docPart>
-    <w:docPart>
-      <w:docPartPr>
-        <w:name w:val="F51DD4C87AC54E53AD8261CC6ABABCC3"/>
-        <w:category>
-          <w:name w:val="General"/>
-          <w:gallery w:val="placeholder"/>
-        </w:category>
-        <w:types>
-          <w:type w:val="bbPlcHdr"/>
-        </w:types>
-        <w:behaviors>
-          <w:behavior w:val="content"/>
-        </w:behaviors>
-        <w:guid w:val="{28367642-C212-4923-BE8C-F746040A9F38}"/>
-      </w:docPartPr>
-      <w:docPartBody>
-        <w:p>
-          <w:pPr>
-            <w:pStyle w:val="F51DD4C87AC54E53AD8261CC6ABABCC3"/>
-          </w:pPr>
-          <w:r>
-            <w:t>Address Line 1</w:t>
-          </w:r>
-        </w:p>
-      </w:docPartBody>
-    </w:docPart>
-    <w:docPart>
-      <w:docPartPr>
-        <w:name w:val="39F1FC039F8D42F09C332F3DA0CED84E"/>
-        <w:category>
-          <w:name w:val="General"/>
-          <w:gallery w:val="placeholder"/>
-        </w:category>
-        <w:types>
-          <w:type w:val="bbPlcHdr"/>
-        </w:types>
-        <w:behaviors>
-          <w:behavior w:val="content"/>
-        </w:behaviors>
-        <w:guid w:val="{2901300A-5487-4E47-A9C0-891AC8DFA377}"/>
-      </w:docPartPr>
-      <w:docPartBody>
-        <w:p>
-          <w:pPr>
-            <w:pStyle w:val="39F1FC039F8D42F09C332F3DA0CED84E"/>
-          </w:pPr>
-          <w:r>
-            <w:t>Address Line 1</w:t>
-          </w:r>
-        </w:p>
-      </w:docPartBody>
-    </w:docPart>
-    <w:docPart>
-      <w:docPartPr>
-        <w:name w:val="AA390DD957ED4DBD8CD259FFB1D2FA12"/>
-        <w:category>
-          <w:name w:val="General"/>
-          <w:gallery w:val="placeholder"/>
-        </w:category>
-        <w:types>
-          <w:type w:val="bbPlcHdr"/>
-        </w:types>
-        <w:behaviors>
-          <w:behavior w:val="content"/>
-        </w:behaviors>
-        <w:guid w:val="{D5A30006-B620-479A-AB24-4B5E471C4611}"/>
-      </w:docPartPr>
-      <w:docPartBody>
-        <w:p>
-          <w:pPr>
-            <w:pStyle w:val="AA390DD957ED4DBD8CD259FFB1D2FA12"/>
-          </w:pPr>
-          <w:r>
-            <w:t>Address Line 1</w:t>
-          </w:r>
-        </w:p>
-      </w:docPartBody>
-    </w:docPart>
-    <w:docPart>
-      <w:docPartPr>
-        <w:name w:val="6447709A2D7A42C7B82086169449CCEC"/>
-        <w:category>
-          <w:name w:val="General"/>
-          <w:gallery w:val="placeholder"/>
-        </w:category>
-        <w:types>
-          <w:type w:val="bbPlcHdr"/>
-        </w:types>
-        <w:behaviors>
-          <w:behavior w:val="content"/>
-        </w:behaviors>
-        <w:guid w:val="{14657ED4-445F-4570-B595-491F297C098F}"/>
-      </w:docPartPr>
-      <w:docPartBody>
-        <w:p>
-          <w:pPr>
-            <w:pStyle w:val="6447709A2D7A42C7B82086169449CCEC"/>
-          </w:pPr>
-          <w:r>
-            <w:t>Address Line 1</w:t>
-          </w:r>
-        </w:p>
-      </w:docPartBody>
-    </w:docPart>
-    <w:docPart>
-      <w:docPartPr>
-        <w:name w:val="64B669BD459643989D733717E1A838A3"/>
-        <w:category>
-          <w:name w:val="General"/>
-          <w:gallery w:val="placeholder"/>
-        </w:category>
-        <w:types>
-          <w:type w:val="bbPlcHdr"/>
-        </w:types>
-        <w:behaviors>
-          <w:behavior w:val="content"/>
-        </w:behaviors>
-        <w:guid w:val="{0ADF43F5-9196-4077-BDFF-22D0A2291D90}"/>
-      </w:docPartPr>
-      <w:docPartBody>
-        <w:p>
-          <w:pPr>
-            <w:pStyle w:val="64B669BD459643989D733717E1A838A3"/>
-          </w:pPr>
-          <w:r>
-            <w:t>Address Line 1</w:t>
-          </w:r>
-        </w:p>
-      </w:docPartBody>
-    </w:docPart>
-    <w:docPart>
-      <w:docPartPr>
-        <w:name w:val="2E310CCAB2E4493BA02363BE6E67DE6D"/>
-        <w:category>
-          <w:name w:val="General"/>
-          <w:gallery w:val="placeholder"/>
-        </w:category>
-        <w:types>
-          <w:type w:val="bbPlcHdr"/>
-        </w:types>
-        <w:behaviors>
-          <w:behavior w:val="content"/>
-        </w:behaviors>
-        <w:guid w:val="{093C353A-E50D-445B-ADB8-887DC98D8656}"/>
-      </w:docPartPr>
-      <w:docPartBody>
-        <w:p>
-          <w:pPr>
-            <w:pStyle w:val="2E310CCAB2E4493BA02363BE6E67DE6D"/>
-          </w:pPr>
-          <w:r>
-            <w:t>Address Line 1</w:t>
-          </w:r>
-        </w:p>
-      </w:docPartBody>
-    </w:docPart>
-    <w:docPart>
-      <w:docPartPr>
-        <w:name w:val="48376F61D50E49D19FE1F0F39F45AEC1"/>
-        <w:category>
-          <w:name w:val="General"/>
-          <w:gallery w:val="placeholder"/>
-        </w:category>
-        <w:types>
-          <w:type w:val="bbPlcHdr"/>
-        </w:types>
-        <w:behaviors>
-          <w:behavior w:val="content"/>
-        </w:behaviors>
-        <w:guid w:val="{AFE9C278-DEBC-4A4B-B5A6-8C34FA6FF2B8}"/>
-      </w:docPartPr>
-      <w:docPartBody>
-        <w:p>
-          <w:pPr>
-            <w:pStyle w:val="48376F61D50E49D19FE1F0F39F45AEC1"/>
-          </w:pPr>
-          <w:r>
-            <w:t>Address Line 1</w:t>
-          </w:r>
-        </w:p>
-      </w:docPartBody>
-    </w:docPart>
-    <w:docPart>
-      <w:docPartPr>
-        <w:name w:val="55009389D24E445EA111E5E2C50B290F"/>
-        <w:category>
-          <w:name w:val="General"/>
-          <w:gallery w:val="placeholder"/>
-        </w:category>
-        <w:types>
-          <w:type w:val="bbPlcHdr"/>
-        </w:types>
-        <w:behaviors>
-          <w:behavior w:val="content"/>
-        </w:behaviors>
-        <w:guid w:val="{3D4345D0-F567-45AB-9376-E20B1BBF2741}"/>
-      </w:docPartPr>
-      <w:docPartBody>
-        <w:p>
-          <w:pPr>
-            <w:pStyle w:val="55009389D24E445EA111E5E2C50B290F"/>
-          </w:pPr>
-          <w:r>
-            <w:t>Address Line 1</w:t>
-          </w:r>
-        </w:p>
-      </w:docPartBody>
-    </w:docPart>
-    <w:docPart>
-      <w:docPartPr>
-        <w:name w:val="B94C3DABA58D4476A5F712838463AEC1"/>
-        <w:category>
-          <w:name w:val="General"/>
-          <w:gallery w:val="placeholder"/>
-        </w:category>
-        <w:types>
-          <w:type w:val="bbPlcHdr"/>
-        </w:types>
-        <w:behaviors>
-          <w:behavior w:val="content"/>
-        </w:behaviors>
-        <w:guid w:val="{639AFE40-1806-48B7-9129-AD6B9E2902E2}"/>
-      </w:docPartPr>
-      <w:docPartBody>
-        <w:p>
-          <w:pPr>
-            <w:pStyle w:val="B94C3DABA58D4476A5F712838463AEC1"/>
-          </w:pPr>
-          <w:r>
-            <w:t>Address Line 1</w:t>
-          </w:r>
-        </w:p>
-      </w:docPartBody>
-    </w:docPart>
-    <w:docPart>
-      <w:docPartPr>
-        <w:name w:val="FC937EB6DC7E45669F229E987EB7629F"/>
-        <w:category>
-          <w:name w:val="General"/>
-          <w:gallery w:val="placeholder"/>
-        </w:category>
-        <w:types>
-          <w:type w:val="bbPlcHdr"/>
-        </w:types>
-        <w:behaviors>
-          <w:behavior w:val="content"/>
-        </w:behaviors>
-        <w:guid w:val="{DB14E8B2-D740-47E8-A70F-C11C05236B58}"/>
-      </w:docPartPr>
-      <w:docPartBody>
-        <w:p>
-          <w:pPr>
-            <w:pStyle w:val="FC937EB6DC7E45669F229E987EB7629F"/>
-          </w:pPr>
-          <w:r>
-            <w:t>Address Line 1</w:t>
-          </w:r>
-        </w:p>
-      </w:docPartBody>
-    </w:docPart>
-    <w:docPart>
-      <w:docPartPr>
-        <w:name w:val="4F50D7FA81854B6896EB6A758051FEF5"/>
-        <w:category>
-          <w:name w:val="General"/>
-          <w:gallery w:val="placeholder"/>
-        </w:category>
-        <w:types>
-          <w:type w:val="bbPlcHdr"/>
-        </w:types>
-        <w:behaviors>
-          <w:behavior w:val="content"/>
-        </w:behaviors>
-        <w:guid w:val="{7A7C2238-2B8B-458B-8A19-F02035AD615E}"/>
-      </w:docPartPr>
-      <w:docPartBody>
-        <w:p>
-          <w:pPr>
-            <w:pStyle w:val="4F50D7FA81854B6896EB6A758051FEF5"/>
-          </w:pPr>
-          <w:r>
-            <w:t>Address Line 1</w:t>
-          </w:r>
-        </w:p>
-      </w:docPartBody>
-    </w:docPart>
-    <w:docPart>
-      <w:docPartPr>
-        <w:name w:val="0CD0DC7363904B22B3B0B43F7639CAFC"/>
-        <w:category>
-          <w:name w:val="General"/>
-          <w:gallery w:val="placeholder"/>
-        </w:category>
-        <w:types>
-          <w:type w:val="bbPlcHdr"/>
-        </w:types>
-        <w:behaviors>
-          <w:behavior w:val="content"/>
-        </w:behaviors>
-        <w:guid w:val="{986D7434-89C7-45A8-9CCB-9FF72D9B94F2}"/>
-      </w:docPartPr>
-      <w:docPartBody>
-        <w:p>
-          <w:pPr>
-            <w:pStyle w:val="0CD0DC7363904B22B3B0B43F7639CAFC"/>
-          </w:pPr>
-          <w:r>
-            <w:t>Address Line 1</w:t>
-          </w:r>
-        </w:p>
-      </w:docPartBody>
-    </w:docPart>
-    <w:docPart>
-      <w:docPartPr>
-        <w:name w:val="9A43D92E08BB4718B6CFF64143DF45F1"/>
-        <w:category>
-          <w:name w:val="General"/>
-          <w:gallery w:val="placeholder"/>
-        </w:category>
-        <w:types>
-          <w:type w:val="bbPlcHdr"/>
-        </w:types>
-        <w:behaviors>
-          <w:behavior w:val="content"/>
-        </w:behaviors>
-        <w:guid w:val="{C73BB81D-1F3E-4C52-8D26-D3E70FFAF2AA}"/>
-      </w:docPartPr>
-      <w:docPartBody>
-        <w:p>
-          <w:pPr>
-            <w:pStyle w:val="9A43D92E08BB4718B6CFF64143DF45F1"/>
-          </w:pPr>
-          <w:r>
-            <w:t>Address Line 1</w:t>
-          </w:r>
-        </w:p>
-      </w:docPartBody>
-    </w:docPart>
-    <w:docPart>
-      <w:docPartPr>
-        <w:name w:val="8026DBBF7ABD4C50BE76894A35B181BA"/>
-        <w:category>
-          <w:name w:val="General"/>
-          <w:gallery w:val="placeholder"/>
-        </w:category>
-        <w:types>
-          <w:type w:val="bbPlcHdr"/>
-        </w:types>
-        <w:behaviors>
-          <w:behavior w:val="content"/>
-        </w:behaviors>
-        <w:guid w:val="{85975736-EE6B-4597-B254-67B71020FB40}"/>
-      </w:docPartPr>
-      <w:docPartBody>
-        <w:p>
-          <w:pPr>
-            <w:pStyle w:val="8026DBBF7ABD4C50BE76894A35B181BA"/>
-          </w:pPr>
-          <w:r>
-            <w:t>Address Line 1</w:t>
-          </w:r>
-        </w:p>
-      </w:docPartBody>
-    </w:docPart>
-    <w:docPart>
-      <w:docPartPr>
-        <w:name w:val="7B16F00EF9974CBAA9BA1125AE59BDF5"/>
-        <w:category>
-          <w:name w:val="General"/>
-          <w:gallery w:val="placeholder"/>
-        </w:category>
-        <w:types>
-          <w:type w:val="bbPlcHdr"/>
-        </w:types>
-        <w:behaviors>
-          <w:behavior w:val="content"/>
-        </w:behaviors>
-        <w:guid w:val="{77E48D0C-B0C6-404A-92FC-E0A0D1F556F4}"/>
-      </w:docPartPr>
-      <w:docPartBody>
-        <w:p>
-          <w:pPr>
-            <w:pStyle w:val="7B16F00EF9974CBAA9BA1125AE59BDF5"/>
-          </w:pPr>
-          <w:r>
-            <w:t>Address Line 1</w:t>
-          </w:r>
-        </w:p>
-      </w:docPartBody>
-    </w:docPart>
-    <w:docPart>
-      <w:docPartPr>
-        <w:name w:val="25D97F4CDD234614995F8342048348C7"/>
-        <w:category>
-          <w:name w:val="General"/>
-          <w:gallery w:val="placeholder"/>
-        </w:category>
-        <w:types>
-          <w:type w:val="bbPlcHdr"/>
-        </w:types>
-        <w:behaviors>
-          <w:behavior w:val="content"/>
-        </w:behaviors>
-        <w:guid w:val="{C579DAE5-0E36-473C-A251-53A4BBE7A03C}"/>
-      </w:docPartPr>
-      <w:docPartBody>
-        <w:p>
-          <w:pPr>
-            <w:pStyle w:val="25D97F4CDD234614995F8342048348C7"/>
-          </w:pPr>
-          <w:r>
-            <w:t>Address Line 1</w:t>
-          </w:r>
-        </w:p>
-      </w:docPartBody>
-    </w:docPart>
-    <w:docPart>
-      <w:docPartPr>
-        <w:name w:val="28B9632701374B0B9C9FE3A55F61DBD7"/>
-        <w:category>
-          <w:name w:val="General"/>
-          <w:gallery w:val="placeholder"/>
-        </w:category>
-        <w:types>
-          <w:type w:val="bbPlcHdr"/>
-        </w:types>
-        <w:behaviors>
-          <w:behavior w:val="content"/>
-        </w:behaviors>
-        <w:guid w:val="{B4E97DC1-674C-43BF-A5FE-00BAB25340F6}"/>
-      </w:docPartPr>
-      <w:docPartBody>
-        <w:p>
-          <w:pPr>
-            <w:pStyle w:val="28B9632701374B0B9C9FE3A55F61DBD7"/>
-          </w:pPr>
-          <w:r>
-            <w:t>Address Line 1</w:t>
-          </w:r>
-        </w:p>
-      </w:docPartBody>
-    </w:docPart>
-    <w:docPart>
-      <w:docPartPr>
-        <w:name w:val="E6F04A4907554B948F34DE6C1B95EDA2"/>
-        <w:category>
-          <w:name w:val="General"/>
-          <w:gallery w:val="placeholder"/>
-        </w:category>
-        <w:types>
-          <w:type w:val="bbPlcHdr"/>
-        </w:types>
-        <w:behaviors>
-          <w:behavior w:val="content"/>
-        </w:behaviors>
-        <w:guid w:val="{D336577E-750E-4853-ADE8-8BAF9B44F60A}"/>
-      </w:docPartPr>
-      <w:docPartBody>
-        <w:p>
-          <w:pPr>
-            <w:pStyle w:val="E6F04A4907554B948F34DE6C1B95EDA2"/>
-          </w:pPr>
-          <w:r>
-            <w:t>Address Line 1</w:t>
-          </w:r>
-        </w:p>
-      </w:docPartBody>
-    </w:docPart>
-    <w:docPart>
-      <w:docPartPr>
-        <w:name w:val="7F41FC12158A494AB25A2F9922512A93"/>
-        <w:category>
-          <w:name w:val="General"/>
-          <w:gallery w:val="placeholder"/>
-        </w:category>
-        <w:types>
-          <w:type w:val="bbPlcHdr"/>
-        </w:types>
-        <w:behaviors>
-          <w:behavior w:val="content"/>
-        </w:behaviors>
-        <w:guid w:val="{079689FA-0362-4314-AEE4-63C12E8E01F9}"/>
-      </w:docPartPr>
-      <w:docPartBody>
-        <w:p>
-          <w:pPr>
-            <w:pStyle w:val="7F41FC12158A494AB25A2F9922512A93"/>
-          </w:pPr>
-          <w:r>
-            <w:t>Address Line 1</w:t>
-          </w:r>
-        </w:p>
-      </w:docPartBody>
-    </w:docPart>
-    <w:docPart>
-      <w:docPartPr>
-        <w:name w:val="DBB27F9407344D44987AE17C59F76ECC"/>
-        <w:category>
-          <w:name w:val="General"/>
-          <w:gallery w:val="placeholder"/>
-        </w:category>
-        <w:types>
-          <w:type w:val="bbPlcHdr"/>
-        </w:types>
-        <w:behaviors>
-          <w:behavior w:val="content"/>
-        </w:behaviors>
-        <w:guid w:val="{34249F35-A98D-45AA-9961-EE5168BA8717}"/>
-      </w:docPartPr>
-      <w:docPartBody>
-        <w:p>
-          <w:pPr>
-            <w:pStyle w:val="DBB27F9407344D44987AE17C59F76ECC"/>
-          </w:pPr>
-          <w:r>
-            <w:t>Address Line 1</w:t>
-          </w:r>
-        </w:p>
-      </w:docPartBody>
-    </w:docPart>
-    <w:docPart>
-      <w:docPartPr>
-        <w:name w:val="47FD7FBC657E48238582AEE7CC667BE6"/>
-        <w:category>
-          <w:name w:val="General"/>
-          <w:gallery w:val="placeholder"/>
-        </w:category>
-        <w:types>
-          <w:type w:val="bbPlcHdr"/>
-        </w:types>
-        <w:behaviors>
-          <w:behavior w:val="content"/>
-        </w:behaviors>
-        <w:guid w:val="{578ADBF7-1311-4F85-881C-25CE3A5AA6A0}"/>
-      </w:docPartPr>
-      <w:docPartBody>
-        <w:p>
-          <w:pPr>
-            <w:pStyle w:val="47FD7FBC657E48238582AEE7CC667BE6"/>
-          </w:pPr>
-          <w:r>
-            <w:t>Address Line 1</w:t>
-          </w:r>
-        </w:p>
-      </w:docPartBody>
-    </w:docPart>
-    <w:docPart>
-      <w:docPartPr>
-        <w:name w:val="0EB8EE63F86542AFBB5D509B6B7A55DA"/>
-        <w:category>
-          <w:name w:val="General"/>
-          <w:gallery w:val="placeholder"/>
-        </w:category>
-        <w:types>
-          <w:type w:val="bbPlcHdr"/>
-        </w:types>
-        <w:behaviors>
-          <w:behavior w:val="content"/>
-        </w:behaviors>
-        <w:guid w:val="{99C2EB29-2AD2-418C-B1FE-6C7CF2D2F9ED}"/>
-      </w:docPartPr>
-      <w:docPartBody>
-        <w:p>
-          <w:pPr>
-            <w:pStyle w:val="0EB8EE63F86542AFBB5D509B6B7A55DA"/>
-          </w:pPr>
-          <w:r>
-            <w:t>Address Line 1</w:t>
-          </w:r>
-        </w:p>
-      </w:docPartBody>
-    </w:docPart>
-    <w:docPart>
-      <w:docPartPr>
-        <w:name w:val="C5E7DD9FA24E4846B83950B549EC17D0"/>
-        <w:category>
-          <w:name w:val="General"/>
-          <w:gallery w:val="placeholder"/>
-        </w:category>
-        <w:types>
-          <w:type w:val="bbPlcHdr"/>
-        </w:types>
-        <w:behaviors>
-          <w:behavior w:val="content"/>
-        </w:behaviors>
-        <w:guid w:val="{1E83EC63-A480-4D29-B830-304FCA64497E}"/>
-      </w:docPartPr>
-      <w:docPartBody>
-        <w:p>
-          <w:pPr>
-            <w:pStyle w:val="C5E7DD9FA24E4846B83950B549EC17D0"/>
-          </w:pPr>
-          <w:r>
-            <w:t>Address Line 2</w:t>
-          </w:r>
-        </w:p>
-      </w:docPartBody>
-    </w:docPart>
-    <w:docPart>
-      <w:docPartPr>
-        <w:name w:val="DBDD56AE298F41518E24448B965F4EC4"/>
-        <w:category>
-          <w:name w:val="General"/>
-          <w:gallery w:val="placeholder"/>
-        </w:category>
-        <w:types>
-          <w:type w:val="bbPlcHdr"/>
-        </w:types>
-        <w:behaviors>
-          <w:behavior w:val="content"/>
-        </w:behaviors>
-        <w:guid w:val="{B6E3A086-F272-4CF2-A3A4-A3F4DD2E2457}"/>
-      </w:docPartPr>
-      <w:docPartBody>
-        <w:p>
-          <w:pPr>
-            <w:pStyle w:val="DBDD56AE298F41518E24448B965F4EC4"/>
-          </w:pPr>
-          <w:r>
-            <w:t>Address Line 2</w:t>
-          </w:r>
-        </w:p>
-      </w:docPartBody>
-    </w:docPart>
-    <w:docPart>
-      <w:docPartPr>
-        <w:name w:val="19A3A2E9D4BC4645A665827F98CA1825"/>
-        <w:category>
-          <w:name w:val="General"/>
-          <w:gallery w:val="placeholder"/>
-        </w:category>
-        <w:types>
-          <w:type w:val="bbPlcHdr"/>
-        </w:types>
-        <w:behaviors>
-          <w:behavior w:val="content"/>
-        </w:behaviors>
-        <w:guid w:val="{3B93546A-1F06-465E-9945-D1BA5720B549}"/>
-      </w:docPartPr>
-      <w:docPartBody>
-        <w:p>
-          <w:pPr>
-            <w:pStyle w:val="19A3A2E9D4BC4645A665827F98CA1825"/>
-          </w:pPr>
-          <w:r>
-            <w:t>Address Line 2</w:t>
-          </w:r>
-        </w:p>
-      </w:docPartBody>
-    </w:docPart>
-    <w:docPart>
-      <w:docPartPr>
-        <w:name w:val="33772A3F1140412BBD4560F67F607761"/>
-        <w:category>
-          <w:name w:val="General"/>
-          <w:gallery w:val="placeholder"/>
-        </w:category>
-        <w:types>
-          <w:type w:val="bbPlcHdr"/>
-        </w:types>
-        <w:behaviors>
-          <w:behavior w:val="content"/>
-        </w:behaviors>
-        <w:guid w:val="{C329F566-F93E-4AD0-A861-DE9ED603C8AD}"/>
-      </w:docPartPr>
-      <w:docPartBody>
-        <w:p>
-          <w:pPr>
-            <w:pStyle w:val="33772A3F1140412BBD4560F67F607761"/>
-          </w:pPr>
-          <w:r>
-            <w:t>Address Line 1</w:t>
-          </w:r>
-        </w:p>
-      </w:docPartBody>
-    </w:docPart>
-    <w:docPart>
-      <w:docPartPr>
-        <w:name w:val="77E2B2123FEF4996A1F3EB4814049E5A"/>
-        <w:category>
-          <w:name w:val="General"/>
-          <w:gallery w:val="placeholder"/>
-        </w:category>
-        <w:types>
-          <w:type w:val="bbPlcHdr"/>
-        </w:types>
-        <w:behaviors>
-          <w:behavior w:val="content"/>
-        </w:behaviors>
-        <w:guid w:val="{CB95F36A-2F3B-405B-BCFC-A3A5EA64D3FF}"/>
-      </w:docPartPr>
-      <w:docPartBody>
-        <w:p>
-          <w:pPr>
-            <w:pStyle w:val="77E2B2123FEF4996A1F3EB4814049E5A"/>
-          </w:pPr>
-          <w:r>
-            <w:t>Address Line 1</w:t>
-          </w:r>
-        </w:p>
-      </w:docPartBody>
-    </w:docPart>
-    <w:docPart>
-      <w:docPartPr>
-        <w:name w:val="AAA1882DC1B6459E89AEC7E275AD91A3"/>
-        <w:category>
-          <w:name w:val="General"/>
-          <w:gallery w:val="placeholder"/>
-        </w:category>
-        <w:types>
-          <w:type w:val="bbPlcHdr"/>
-        </w:types>
-        <w:behaviors>
-          <w:behavior w:val="content"/>
-        </w:behaviors>
-        <w:guid w:val="{C27E1B9B-CA37-44B9-9F5D-2B742FF31304}"/>
-      </w:docPartPr>
-      <w:docPartBody>
-        <w:p>
-          <w:pPr>
-            <w:pStyle w:val="AAA1882DC1B6459E89AEC7E275AD91A3"/>
-          </w:pPr>
-          <w:r>
-            <w:t>Address Line 1</w:t>
-          </w:r>
-        </w:p>
-      </w:docPartBody>
-    </w:docPart>
-    <w:docPart>
-      <w:docPartPr>
-        <w:name w:val="8F77299FE7274DBC97C8FDFB4A789031"/>
-        <w:category>
-          <w:name w:val="General"/>
-          <w:gallery w:val="placeholder"/>
-        </w:category>
-        <w:types>
-          <w:type w:val="bbPlcHdr"/>
-        </w:types>
-        <w:behaviors>
-          <w:behavior w:val="content"/>
-        </w:behaviors>
-        <w:guid w:val="{FC9E117D-6C08-4B28-A460-5A1F832E894C}"/>
-      </w:docPartPr>
-      <w:docPartBody>
-        <w:p>
-          <w:pPr>
-            <w:pStyle w:val="8F77299FE7274DBC97C8FDFB4A789031"/>
-          </w:pPr>
-          <w:r>
-            <w:t>Address Line 2</w:t>
-          </w:r>
-        </w:p>
-      </w:docPartBody>
-    </w:docPart>
-    <w:docPart>
-      <w:docPartPr>
-        <w:name w:val="13E03B0132E84030AF05894FB55C6A81"/>
-        <w:category>
-          <w:name w:val="General"/>
-          <w:gallery w:val="placeholder"/>
-        </w:category>
-        <w:types>
-          <w:type w:val="bbPlcHdr"/>
-        </w:types>
-        <w:behaviors>
-          <w:behavior w:val="content"/>
-        </w:behaviors>
-        <w:guid w:val="{6D65A71B-74AF-40B5-917F-BBEE86157472}"/>
-      </w:docPartPr>
-      <w:docPartBody>
-        <w:p>
-          <w:pPr>
-            <w:pStyle w:val="13E03B0132E84030AF05894FB55C6A81"/>
-          </w:pPr>
-          <w:r>
-            <w:t>Address Line 2</w:t>
-          </w:r>
-        </w:p>
-      </w:docPartBody>
-    </w:docPart>
-    <w:docPart>
-      <w:docPartPr>
-        <w:name w:val="EB6B539411C04F3B9E39B293E6D5C0A6"/>
-        <w:category>
-          <w:name w:val="General"/>
-          <w:gallery w:val="placeholder"/>
-        </w:category>
-        <w:types>
-          <w:type w:val="bbPlcHdr"/>
-        </w:types>
-        <w:behaviors>
-          <w:behavior w:val="content"/>
-        </w:behaviors>
-        <w:guid w:val="{A603CE7C-9887-486A-B480-0E25FB7657DF}"/>
-      </w:docPartPr>
-      <w:docPartBody>
-        <w:p>
-          <w:pPr>
-            <w:pStyle w:val="EB6B539411C04F3B9E39B293E6D5C0A6"/>
-          </w:pPr>
-          <w:r>
-            <w:t>Address Line 2</w:t>
-          </w:r>
-        </w:p>
-      </w:docPartBody>
-    </w:docPart>
-    <w:docPart>
-      <w:docPartPr>
-        <w:name w:val="3CFE387C53434C229EED93F4AD620E0F"/>
-        <w:category>
-          <w:name w:val="General"/>
-          <w:gallery w:val="placeholder"/>
-        </w:category>
-        <w:types>
-          <w:type w:val="bbPlcHdr"/>
-        </w:types>
-        <w:behaviors>
-          <w:behavior w:val="content"/>
-        </w:behaviors>
-        <w:guid w:val="{9C5C6AFB-7B54-4DD6-BF88-E10DD91F36D9}"/>
-      </w:docPartPr>
-      <w:docPartBody>
-        <w:p>
-          <w:pPr>
-            <w:pStyle w:val="3CFE387C53434C229EED93F4AD620E0F"/>
-          </w:pPr>
-          <w:r>
-            <w:t>Address Line 2</w:t>
-          </w:r>
-        </w:p>
-      </w:docPartBody>
-    </w:docPart>
-    <w:docPart>
-      <w:docPartPr>
-        <w:name w:val="AB3F0E8D93454964B340E67650437142"/>
-        <w:category>
-          <w:name w:val="General"/>
-          <w:gallery w:val="placeholder"/>
-        </w:category>
-        <w:types>
-          <w:type w:val="bbPlcHdr"/>
-        </w:types>
-        <w:behaviors>
-          <w:behavior w:val="content"/>
-        </w:behaviors>
-        <w:guid w:val="{AF32C445-80BD-42E1-BEE2-68421D0AFA2A}"/>
-      </w:docPartPr>
-      <w:docPartBody>
-        <w:p>
-          <w:pPr>
-            <w:pStyle w:val="AB3F0E8D93454964B340E67650437142"/>
-          </w:pPr>
-          <w:r>
-            <w:t>Address Line 2</w:t>
-          </w:r>
-        </w:p>
-      </w:docPartBody>
-    </w:docPart>
-    <w:docPart>
-      <w:docPartPr>
-        <w:name w:val="53799E0339E244ECAC9E89208EFAEB21"/>
-        <w:category>
-          <w:name w:val="General"/>
-          <w:gallery w:val="placeholder"/>
-        </w:category>
-        <w:types>
-          <w:type w:val="bbPlcHdr"/>
-        </w:types>
-        <w:behaviors>
-          <w:behavior w:val="content"/>
-        </w:behaviors>
-        <w:guid w:val="{0F59A92A-65EE-4979-A79B-240B0C4C25C3}"/>
-      </w:docPartPr>
-      <w:docPartBody>
-        <w:p>
-          <w:pPr>
-            <w:pStyle w:val="53799E0339E244ECAC9E89208EFAEB21"/>
-          </w:pPr>
-          <w:r>
-            <w:t>Address Line 2</w:t>
-          </w:r>
-        </w:p>
-      </w:docPartBody>
-    </w:docPart>
-    <w:docPart>
-      <w:docPartPr>
-        <w:name w:val="AD3431F0EB4C42599894A52FFC2757F8"/>
-        <w:category>
-          <w:name w:val="General"/>
-          <w:gallery w:val="placeholder"/>
-        </w:category>
-        <w:types>
-          <w:type w:val="bbPlcHdr"/>
-        </w:types>
-        <w:behaviors>
-          <w:behavior w:val="content"/>
-        </w:behaviors>
-        <w:guid w:val="{24817563-8334-4ED9-87E7-C99954FB1F99}"/>
-      </w:docPartPr>
-      <w:docPartBody>
-        <w:p>
-          <w:pPr>
-            <w:pStyle w:val="AD3431F0EB4C42599894A52FFC2757F8"/>
-          </w:pPr>
-          <w:r>
-            <w:t>Address Line 2</w:t>
-          </w:r>
-        </w:p>
-      </w:docPartBody>
-    </w:docPart>
-    <w:docPart>
-      <w:docPartPr>
-        <w:name w:val="0A698F6BDD694648844DA2501862147C"/>
-        <w:category>
-          <w:name w:val="General"/>
-          <w:gallery w:val="placeholder"/>
-        </w:category>
-        <w:types>
-          <w:type w:val="bbPlcHdr"/>
-        </w:types>
-        <w:behaviors>
-          <w:behavior w:val="content"/>
-        </w:behaviors>
-        <w:guid w:val="{CD89EE2B-2699-4B85-B1EA-F7F316362B1B}"/>
-      </w:docPartPr>
-      <w:docPartBody>
-        <w:p>
-          <w:pPr>
-            <w:pStyle w:val="0A698F6BDD694648844DA2501862147C"/>
-          </w:pPr>
-          <w:r>
-            <w:t>Address Line 2</w:t>
-          </w:r>
-        </w:p>
-      </w:docPartBody>
-    </w:docPart>
-    <w:docPart>
-      <w:docPartPr>
-        <w:name w:val="21B7968021B84595A5F1027E82EC57A7"/>
-        <w:category>
-          <w:name w:val="General"/>
-          <w:gallery w:val="placeholder"/>
-        </w:category>
-        <w:types>
-          <w:type w:val="bbPlcHdr"/>
-        </w:types>
-        <w:behaviors>
-          <w:behavior w:val="content"/>
-        </w:behaviors>
-        <w:guid w:val="{69F31B37-0FDD-4517-8374-E5544D98DDB5}"/>
-      </w:docPartPr>
-      <w:docPartBody>
-        <w:p>
-          <w:pPr>
-            <w:pStyle w:val="21B7968021B84595A5F1027E82EC57A7"/>
-          </w:pPr>
-          <w:r>
-            <w:t>Address Line 2</w:t>
-          </w:r>
-        </w:p>
-      </w:docPartBody>
-    </w:docPart>
-    <w:docPart>
-      <w:docPartPr>
-        <w:name w:val="EB09842EE8CF4EE0B0600B5A199136BD"/>
-        <w:category>
-          <w:name w:val="General"/>
-          <w:gallery w:val="placeholder"/>
-        </w:category>
-        <w:types>
-          <w:type w:val="bbPlcHdr"/>
-        </w:types>
-        <w:behaviors>
-          <w:behavior w:val="content"/>
-        </w:behaviors>
-        <w:guid w:val="{6B797A92-58B2-4092-A32A-B5EDDB6B6518}"/>
-      </w:docPartPr>
-      <w:docPartBody>
-        <w:p>
-          <w:pPr>
-            <w:pStyle w:val="EB09842EE8CF4EE0B0600B5A199136BD"/>
-          </w:pPr>
-          <w:r>
-            <w:t>Address Line 2</w:t>
-          </w:r>
-        </w:p>
-      </w:docPartBody>
-    </w:docPart>
-    <w:docPart>
-      <w:docPartPr>
-        <w:name w:val="A747300FC65645A598A235C0B803436C"/>
-        <w:category>
-          <w:name w:val="General"/>
-          <w:gallery w:val="placeholder"/>
-        </w:category>
-        <w:types>
-          <w:type w:val="bbPlcHdr"/>
-        </w:types>
-        <w:behaviors>
-          <w:behavior w:val="content"/>
-        </w:behaviors>
-        <w:guid w:val="{8FA71BE0-BE3A-4CC7-B9E3-DE1CB9262A2E}"/>
-      </w:docPartPr>
-      <w:docPartBody>
-        <w:p>
-          <w:pPr>
-            <w:pStyle w:val="A747300FC65645A598A235C0B803436C"/>
-          </w:pPr>
-          <w:r>
-            <w:t>Address Line 2</w:t>
-          </w:r>
-        </w:p>
-      </w:docPartBody>
-    </w:docPart>
-    <w:docPart>
-      <w:docPartPr>
-        <w:name w:val="D19C7E7463E7470FA2B0D5211DCAD260"/>
-        <w:category>
-          <w:name w:val="General"/>
-          <w:gallery w:val="placeholder"/>
-        </w:category>
-        <w:types>
-          <w:type w:val="bbPlcHdr"/>
-        </w:types>
-        <w:behaviors>
-          <w:behavior w:val="content"/>
-        </w:behaviors>
-        <w:guid w:val="{AF6CB168-8CBA-4BB2-BB84-940A02E59BC0}"/>
-      </w:docPartPr>
-      <w:docPartBody>
-        <w:p>
-          <w:pPr>
-            <w:pStyle w:val="D19C7E7463E7470FA2B0D5211DCAD260"/>
-          </w:pPr>
-          <w:r>
-            <w:t>Address Line 2</w:t>
-          </w:r>
-        </w:p>
-      </w:docPartBody>
-    </w:docPart>
-    <w:docPart>
-      <w:docPartPr>
-        <w:name w:val="31CBBDA6CB9548909B385AB0CDE2F915"/>
-        <w:category>
-          <w:name w:val="General"/>
-          <w:gallery w:val="placeholder"/>
-        </w:category>
-        <w:types>
-          <w:type w:val="bbPlcHdr"/>
-        </w:types>
-        <w:behaviors>
-          <w:behavior w:val="content"/>
-        </w:behaviors>
-        <w:guid w:val="{6BCFBFF7-3B05-4632-8C58-E96FA96211ED}"/>
-      </w:docPartPr>
-      <w:docPartBody>
-        <w:p>
-          <w:pPr>
-            <w:pStyle w:val="31CBBDA6CB9548909B385AB0CDE2F915"/>
-          </w:pPr>
-          <w:r>
-            <w:t>Address Line 2</w:t>
-          </w:r>
-        </w:p>
-      </w:docPartBody>
-    </w:docPart>
-    <w:docPart>
-      <w:docPartPr>
-        <w:name w:val="E66AFBD1300F4B4FA5041D5C42B276B0"/>
-        <w:category>
-          <w:name w:val="General"/>
-          <w:gallery w:val="placeholder"/>
-        </w:category>
-        <w:types>
-          <w:type w:val="bbPlcHdr"/>
-        </w:types>
-        <w:behaviors>
-          <w:behavior w:val="content"/>
-        </w:behaviors>
-        <w:guid w:val="{02F711AF-BA5B-4945-AEB9-BB0DD0DD0821}"/>
-      </w:docPartPr>
-      <w:docPartBody>
-        <w:p>
-          <w:pPr>
-            <w:pStyle w:val="E66AFBD1300F4B4FA5041D5C42B276B0"/>
-          </w:pPr>
-          <w:r>
-            <w:t>Address Line 2</w:t>
-          </w:r>
-        </w:p>
-      </w:docPartBody>
-    </w:docPart>
-    <w:docPart>
-      <w:docPartPr>
-        <w:name w:val="08A85BC4E6844B9B948C61C61A1AADC8"/>
-        <w:category>
-          <w:name w:val="General"/>
-          <w:gallery w:val="placeholder"/>
-        </w:category>
-        <w:types>
-          <w:type w:val="bbPlcHdr"/>
-        </w:types>
-        <w:behaviors>
-          <w:behavior w:val="content"/>
-        </w:behaviors>
-        <w:guid w:val="{815AD6A1-0125-4FB7-A8C3-53DC3ED48AA4}"/>
-      </w:docPartPr>
-      <w:docPartBody>
-        <w:p>
-          <w:pPr>
-            <w:pStyle w:val="08A85BC4E6844B9B948C61C61A1AADC8"/>
-          </w:pPr>
-          <w:r>
-            <w:t>Address Line 2</w:t>
-          </w:r>
-        </w:p>
-      </w:docPartBody>
-    </w:docPart>
-    <w:docPart>
-      <w:docPartPr>
-        <w:name w:val="848DB5DEA6A34391BD8953E75A7E6604"/>
-        <w:category>
-          <w:name w:val="General"/>
-          <w:gallery w:val="placeholder"/>
-        </w:category>
-        <w:types>
-          <w:type w:val="bbPlcHdr"/>
-        </w:types>
-        <w:behaviors>
-          <w:behavior w:val="content"/>
-        </w:behaviors>
-        <w:guid w:val="{13C43AAE-5541-4EEF-9D7D-AF3F6632C54A}"/>
-      </w:docPartPr>
-      <w:docPartBody>
-        <w:p>
-          <w:pPr>
-            <w:pStyle w:val="848DB5DEA6A34391BD8953E75A7E6604"/>
-          </w:pPr>
-          <w:r>
-            <w:t>Address Line 2</w:t>
-          </w:r>
-        </w:p>
-      </w:docPartBody>
-    </w:docPart>
-    <w:docPart>
-      <w:docPartPr>
-        <w:name w:val="3484A185016C4464909AFA3C3A3E520D"/>
-        <w:category>
-          <w:name w:val="General"/>
-          <w:gallery w:val="placeholder"/>
-        </w:category>
-        <w:types>
-          <w:type w:val="bbPlcHdr"/>
-        </w:types>
-        <w:behaviors>
-          <w:behavior w:val="content"/>
-        </w:behaviors>
-        <w:guid w:val="{CC10A6DE-FF3F-427F-83A6-226CCC5C7294}"/>
-      </w:docPartPr>
-      <w:docPartBody>
-        <w:p>
-          <w:pPr>
-            <w:pStyle w:val="3484A185016C4464909AFA3C3A3E520D"/>
-          </w:pPr>
-          <w:r>
-            <w:t>Address Line 2</w:t>
-          </w:r>
-        </w:p>
-      </w:docPartBody>
-    </w:docPart>
-    <w:docPart>
-      <w:docPartPr>
-        <w:name w:val="64175334E42C4C7B830690E9AE080197"/>
-        <w:category>
-          <w:name w:val="General"/>
-          <w:gallery w:val="placeholder"/>
-        </w:category>
-        <w:types>
-          <w:type w:val="bbPlcHdr"/>
-        </w:types>
-        <w:behaviors>
-          <w:behavior w:val="content"/>
-        </w:behaviors>
-        <w:guid w:val="{50ED5B2B-ED89-4446-973B-ED763D51A516}"/>
-      </w:docPartPr>
-      <w:docPartBody>
-        <w:p>
-          <w:pPr>
-            <w:pStyle w:val="64175334E42C4C7B830690E9AE080197"/>
-          </w:pPr>
-          <w:r>
-            <w:t>Address Line 2</w:t>
-          </w:r>
-        </w:p>
-      </w:docPartBody>
-    </w:docPart>
-    <w:docPart>
-      <w:docPartPr>
-        <w:name w:val="ED6C80114FDF4184A248AE1CA0DDADBC"/>
-        <w:category>
-          <w:name w:val="General"/>
-          <w:gallery w:val="placeholder"/>
-        </w:category>
-        <w:types>
-          <w:type w:val="bbPlcHdr"/>
-        </w:types>
-        <w:behaviors>
-          <w:behavior w:val="content"/>
-        </w:behaviors>
-        <w:guid w:val="{E345A37D-347F-4CCA-BD80-817ED9482E11}"/>
-      </w:docPartPr>
-      <w:docPartBody>
-        <w:p>
-          <w:pPr>
-            <w:pStyle w:val="ED6C80114FDF4184A248AE1CA0DDADBC"/>
-          </w:pPr>
-          <w:r>
-            <w:t>Address Line 2</w:t>
-          </w:r>
-        </w:p>
-      </w:docPartBody>
-    </w:docPart>
-    <w:docPart>
-      <w:docPartPr>
-        <w:name w:val="FB514B39C0A84792BF03B7FA0F4D5AF6"/>
-        <w:category>
-          <w:name w:val="General"/>
-          <w:gallery w:val="placeholder"/>
-        </w:category>
-        <w:types>
-          <w:type w:val="bbPlcHdr"/>
-        </w:types>
-        <w:behaviors>
-          <w:behavior w:val="content"/>
-        </w:behaviors>
-        <w:guid w:val="{BE4246CC-935A-4B6A-AE24-2A788D880F20}"/>
-      </w:docPartPr>
-      <w:docPartBody>
-        <w:p>
-          <w:pPr>
-            <w:pStyle w:val="FB514B39C0A84792BF03B7FA0F4D5AF6"/>
-          </w:pPr>
-          <w:r>
-            <w:t>Address Line 2</w:t>
-          </w:r>
-        </w:p>
-      </w:docPartBody>
-    </w:docPart>
-    <w:docPart>
-      <w:docPartPr>
-        <w:name w:val="D5702CBE33854C1BB94C96D7B839C800"/>
-        <w:category>
-          <w:name w:val="General"/>
-          <w:gallery w:val="placeholder"/>
-        </w:category>
-        <w:types>
-          <w:type w:val="bbPlcHdr"/>
-        </w:types>
-        <w:behaviors>
-          <w:behavior w:val="content"/>
-        </w:behaviors>
-        <w:guid w:val="{6BCB9804-D0F5-4A57-9E10-EEECA97506F4}"/>
-      </w:docPartPr>
-      <w:docPartBody>
-        <w:p>
-          <w:pPr>
-            <w:pStyle w:val="D5702CBE33854C1BB94C96D7B839C800"/>
-          </w:pPr>
-          <w:r>
-            <w:t>Address Line 2</w:t>
-          </w:r>
-        </w:p>
-      </w:docPartBody>
-    </w:docPart>
-    <w:docPart>
-      <w:docPartPr>
-        <w:name w:val="E855887958FF4CD491533E0BA4CB7EB2"/>
-        <w:category>
-          <w:name w:val="General"/>
-          <w:gallery w:val="placeholder"/>
-        </w:category>
-        <w:types>
-          <w:type w:val="bbPlcHdr"/>
-        </w:types>
-        <w:behaviors>
-          <w:behavior w:val="content"/>
-        </w:behaviors>
-        <w:guid w:val="{D5B7CA91-982C-44A5-A1B3-D89B5E2FFA6A}"/>
-      </w:docPartPr>
-      <w:docPartBody>
-        <w:p>
-          <w:pPr>
-            <w:pStyle w:val="E855887958FF4CD491533E0BA4CB7EB2"/>
-          </w:pPr>
-          <w:r>
-            <w:t>Address Line 2</w:t>
-          </w:r>
-        </w:p>
-      </w:docPartBody>
-    </w:docPart>
-    <w:docPart>
-      <w:docPartPr>
-        <w:name w:val="DE7926A530924F46816AAE3A1188BCDA"/>
-        <w:category>
-          <w:name w:val="General"/>
-          <w:gallery w:val="placeholder"/>
-        </w:category>
-        <w:types>
-          <w:type w:val="bbPlcHdr"/>
-        </w:types>
-        <w:behaviors>
-          <w:behavior w:val="content"/>
-        </w:behaviors>
-        <w:guid w:val="{EB7033E5-8804-496E-9B87-EB7CFCD22844}"/>
-      </w:docPartPr>
-      <w:docPartBody>
-        <w:p>
-          <w:pPr>
-            <w:pStyle w:val="DE7926A530924F46816AAE3A1188BCDA"/>
-          </w:pPr>
-          <w:r>
-            <w:t>Address Line 2</w:t>
-          </w:r>
-        </w:p>
-      </w:docPartBody>
-    </w:docPart>
-    <w:docPart>
-      <w:docPartPr>
-        <w:name w:val="14815FBA3461489EB6C7CE6C9C339F9C"/>
-        <w:category>
-          <w:name w:val="General"/>
-          <w:gallery w:val="placeholder"/>
-        </w:category>
-        <w:types>
-          <w:type w:val="bbPlcHdr"/>
-        </w:types>
-        <w:behaviors>
-          <w:behavior w:val="content"/>
-        </w:behaviors>
-        <w:guid w:val="{220DEAB9-1B15-4765-971B-9C726DAF44B5}"/>
-      </w:docPartPr>
-      <w:docPartBody>
-        <w:p>
-          <w:pPr>
-            <w:pStyle w:val="14815FBA3461489EB6C7CE6C9C339F9C"/>
-          </w:pPr>
-          <w:r>
-            <w:t>Address Line 2</w:t>
-          </w:r>
-        </w:p>
-      </w:docPartBody>
-    </w:docPart>
-    <w:docPart>
-      <w:docPartPr>
-        <w:name w:val="A1575819A8404F41B0C5C79CF6397861"/>
-        <w:category>
-          <w:name w:val="General"/>
-          <w:gallery w:val="placeholder"/>
-        </w:category>
-        <w:types>
-          <w:type w:val="bbPlcHdr"/>
-        </w:types>
-        <w:behaviors>
-          <w:behavior w:val="content"/>
-        </w:behaviors>
-        <w:guid w:val="{072FD4C9-88A4-48DF-AE82-7F65508AC55D}"/>
-      </w:docPartPr>
-      <w:docPartBody>
-        <w:p>
-          <w:pPr>
-            <w:pStyle w:val="A1575819A8404F41B0C5C79CF6397861"/>
-          </w:pPr>
-          <w:r>
-            <w:t>Address Line 2</w:t>
-          </w:r>
-        </w:p>
-      </w:docPartBody>
-    </w:docPart>
-    <w:docPart>
-      <w:docPartPr>
-        <w:name w:val="2E6B81BA8EA7451CB4AC0C1E36707A74"/>
-        <w:category>
-          <w:name w:val="General"/>
-          <w:gallery w:val="placeholder"/>
-        </w:category>
-        <w:types>
-          <w:type w:val="bbPlcHdr"/>
-        </w:types>
-        <w:behaviors>
-          <w:behavior w:val="content"/>
-        </w:behaviors>
-        <w:guid w:val="{0D3D7B79-F1EE-4766-8FCA-D8A8394A8F2C}"/>
-      </w:docPartPr>
-      <w:docPartBody>
-        <w:p>
-          <w:pPr>
-            <w:pStyle w:val="2E6B81BA8EA7451CB4AC0C1E36707A74"/>
-          </w:pPr>
-          <w:r>
-            <w:t>Address Line 2</w:t>
-          </w:r>
-        </w:p>
-      </w:docPartBody>
-    </w:docPart>
-    <w:docPart>
-      <w:docPartPr>
-        <w:name w:val="D2E3A1A9937C400E855B27A164D5038A"/>
-        <w:category>
-          <w:name w:val="General"/>
-          <w:gallery w:val="placeholder"/>
-        </w:category>
-        <w:types>
-          <w:type w:val="bbPlcHdr"/>
-        </w:types>
-        <w:behaviors>
-          <w:behavior w:val="content"/>
-        </w:behaviors>
-        <w:guid w:val="{958E14E2-5DB8-4AC5-B0B6-22F16F7822BE}"/>
-      </w:docPartPr>
-      <w:docPartBody>
-        <w:p>
-          <w:pPr>
-            <w:pStyle w:val="D2E3A1A9937C400E855B27A164D5038A"/>
-          </w:pPr>
-          <w:r>
-            <w:t>Address Line 2</w:t>
-          </w:r>
-        </w:p>
-      </w:docPartBody>
-    </w:docPart>
-    <w:docPart>
-      <w:docPartPr>
-        <w:name w:val="351226E93DB44730967AD7F780D9B567"/>
-        <w:category>
-          <w:name w:val="General"/>
-          <w:gallery w:val="placeholder"/>
-        </w:category>
-        <w:types>
-          <w:type w:val="bbPlcHdr"/>
-        </w:types>
-        <w:behaviors>
-          <w:behavior w:val="content"/>
-        </w:behaviors>
-        <w:guid w:val="{7810155B-F124-4C90-AE7F-C2012D95DEA8}"/>
-      </w:docPartPr>
-      <w:docPartBody>
-        <w:p>
-          <w:pPr>
-            <w:pStyle w:val="351226E93DB44730967AD7F780D9B567"/>
-          </w:pPr>
-          <w:r>
-            <w:t>City, State, Zip Code</w:t>
-          </w:r>
-        </w:p>
-      </w:docPartBody>
-    </w:docPart>
-    <w:docPart>
-      <w:docPartPr>
-        <w:name w:val="8A7EF2DEAFDD4B7598E239E715F7D466"/>
-        <w:category>
-          <w:name w:val="General"/>
-          <w:gallery w:val="placeholder"/>
-        </w:category>
-        <w:types>
-          <w:type w:val="bbPlcHdr"/>
-        </w:types>
-        <w:behaviors>
-          <w:behavior w:val="content"/>
-        </w:behaviors>
-        <w:guid w:val="{BE1A7ED4-B491-4E7D-AB86-6F3AD1D33E62}"/>
-      </w:docPartPr>
-      <w:docPartBody>
-        <w:p>
-          <w:pPr>
-            <w:pStyle w:val="8A7EF2DEAFDD4B7598E239E715F7D466"/>
-          </w:pPr>
-          <w:r>
-            <w:t>City, State, Zip Code</w:t>
-          </w:r>
-        </w:p>
-      </w:docPartBody>
-    </w:docPart>
-    <w:docPart>
-      <w:docPartPr>
-        <w:name w:val="E35BF5EC27884283B084D6CA577F5FA0"/>
-        <w:category>
-          <w:name w:val="General"/>
-          <w:gallery w:val="placeholder"/>
-        </w:category>
-        <w:types>
-          <w:type w:val="bbPlcHdr"/>
-        </w:types>
-        <w:behaviors>
-          <w:behavior w:val="content"/>
-        </w:behaviors>
-        <w:guid w:val="{BB857EEB-DBD3-42EE-8986-368B670316CA}"/>
-      </w:docPartPr>
-      <w:docPartBody>
-        <w:p>
-          <w:pPr>
-            <w:pStyle w:val="E35BF5EC27884283B084D6CA577F5FA0"/>
-          </w:pPr>
-          <w:r>
-            <w:t>City, State, Zip Code</w:t>
-          </w:r>
-        </w:p>
-      </w:docPartBody>
-    </w:docPart>
-    <w:docPart>
-      <w:docPartPr>
-        <w:name w:val="1C45712209E54D748A6821BC6196B501"/>
-        <w:category>
-          <w:name w:val="General"/>
-          <w:gallery w:val="placeholder"/>
-        </w:category>
-        <w:types>
-          <w:type w:val="bbPlcHdr"/>
-        </w:types>
-        <w:behaviors>
-          <w:behavior w:val="content"/>
-        </w:behaviors>
-        <w:guid w:val="{971966A2-50C5-4A0D-A48D-16007EA134E3}"/>
-      </w:docPartPr>
-      <w:docPartBody>
-        <w:p>
-          <w:pPr>
-            <w:pStyle w:val="1C45712209E54D748A6821BC6196B501"/>
-          </w:pPr>
-          <w:r>
-            <w:t>City, State, Zip Code</w:t>
-          </w:r>
-        </w:p>
-      </w:docPartBody>
-    </w:docPart>
-    <w:docPart>
-      <w:docPartPr>
-        <w:name w:val="999E92FF3AD74148B7B8F9F2F867E6D0"/>
-        <w:category>
-          <w:name w:val="General"/>
-          <w:gallery w:val="placeholder"/>
-        </w:category>
-        <w:types>
-          <w:type w:val="bbPlcHdr"/>
-        </w:types>
-        <w:behaviors>
-          <w:behavior w:val="content"/>
-        </w:behaviors>
-        <w:guid w:val="{06056EAE-FC30-434D-A750-D7E4B70E5266}"/>
-      </w:docPartPr>
-      <w:docPartBody>
-        <w:p>
-          <w:pPr>
-            <w:pStyle w:val="999E92FF3AD74148B7B8F9F2F867E6D0"/>
-          </w:pPr>
-          <w:r>
-            <w:t>City, State, Zip Code</w:t>
-          </w:r>
-        </w:p>
-      </w:docPartBody>
-    </w:docPart>
-    <w:docPart>
-      <w:docPartPr>
-        <w:name w:val="12DFFC5AC0204355936EB4A119904B49"/>
-        <w:category>
-          <w:name w:val="General"/>
-          <w:gallery w:val="placeholder"/>
-        </w:category>
-        <w:types>
-          <w:type w:val="bbPlcHdr"/>
-        </w:types>
-        <w:behaviors>
-          <w:behavior w:val="content"/>
-        </w:behaviors>
-        <w:guid w:val="{4F8BE2F3-390D-4C68-96E3-B80802B64465}"/>
-      </w:docPartPr>
-      <w:docPartBody>
-        <w:p>
-          <w:pPr>
-            <w:pStyle w:val="12DFFC5AC0204355936EB4A119904B49"/>
-          </w:pPr>
-          <w:r>
-            <w:t>City, State, Zip Code</w:t>
-          </w:r>
-        </w:p>
-      </w:docPartBody>
-    </w:docPart>
-    <w:docPart>
-      <w:docPartPr>
-        <w:name w:val="8E56F3B46F56400087325D36505C77B0"/>
-        <w:category>
-          <w:name w:val="General"/>
-          <w:gallery w:val="placeholder"/>
-        </w:category>
-        <w:types>
-          <w:type w:val="bbPlcHdr"/>
-        </w:types>
-        <w:behaviors>
-          <w:behavior w:val="content"/>
-        </w:behaviors>
-        <w:guid w:val="{E80F4B87-4BD9-4DC0-A940-924473A28FE8}"/>
-      </w:docPartPr>
-      <w:docPartBody>
-        <w:p>
-          <w:pPr>
-            <w:pStyle w:val="8E56F3B46F56400087325D36505C77B0"/>
-          </w:pPr>
-          <w:r>
-            <w:t>City, State, Zip Code</w:t>
-          </w:r>
-        </w:p>
-      </w:docPartBody>
-    </w:docPart>
-    <w:docPart>
-      <w:docPartPr>
-        <w:name w:val="F16FCFC851AE4A738B39C8BFE5D65711"/>
-        <w:category>
-          <w:name w:val="General"/>
-          <w:gallery w:val="placeholder"/>
-        </w:category>
-        <w:types>
-          <w:type w:val="bbPlcHdr"/>
-        </w:types>
-        <w:behaviors>
-          <w:behavior w:val="content"/>
-        </w:behaviors>
-        <w:guid w:val="{A49E78EA-41F9-4D85-9BEC-5386759CE09D}"/>
-      </w:docPartPr>
-      <w:docPartBody>
-        <w:p>
-          <w:pPr>
-            <w:pStyle w:val="F16FCFC851AE4A738B39C8BFE5D65711"/>
-          </w:pPr>
-          <w:r>
-            <w:t>City, State, Zip Code</w:t>
-          </w:r>
-        </w:p>
-      </w:docPartBody>
-    </w:docPart>
-    <w:docPart>
-      <w:docPartPr>
-        <w:name w:val="8A4C92FAFA264506AC9432F087ACE572"/>
-        <w:category>
-          <w:name w:val="General"/>
-          <w:gallery w:val="placeholder"/>
-        </w:category>
-        <w:types>
-          <w:type w:val="bbPlcHdr"/>
-        </w:types>
-        <w:behaviors>
-          <w:behavior w:val="content"/>
-        </w:behaviors>
-        <w:guid w:val="{552BC6D0-2F07-4F01-8899-21D5815EE387}"/>
-      </w:docPartPr>
-      <w:docPartBody>
-        <w:p>
-          <w:pPr>
-            <w:pStyle w:val="8A4C92FAFA264506AC9432F087ACE572"/>
-          </w:pPr>
-          <w:r>
-            <w:t>City, State, Zip Code</w:t>
-          </w:r>
-        </w:p>
-      </w:docPartBody>
-    </w:docPart>
-    <w:docPart>
-      <w:docPartPr>
-        <w:name w:val="8DE7F4E8DA964207A7E6DA63666727EC"/>
-        <w:category>
-          <w:name w:val="General"/>
-          <w:gallery w:val="placeholder"/>
-        </w:category>
-        <w:types>
-          <w:type w:val="bbPlcHdr"/>
-        </w:types>
-        <w:behaviors>
-          <w:behavior w:val="content"/>
-        </w:behaviors>
-        <w:guid w:val="{4F5E5DFD-332F-4B82-B6DE-6E7A677B412E}"/>
-      </w:docPartPr>
-      <w:docPartBody>
-        <w:p>
-          <w:pPr>
-            <w:pStyle w:val="8DE7F4E8DA964207A7E6DA63666727EC"/>
-          </w:pPr>
-          <w:r>
-            <w:t>City, State, Zip Code</w:t>
-          </w:r>
-        </w:p>
-      </w:docPartBody>
-    </w:docPart>
-    <w:docPart>
-      <w:docPartPr>
-        <w:name w:val="CCD1BF54E836456AA929F50F4A278664"/>
-        <w:category>
-          <w:name w:val="General"/>
-          <w:gallery w:val="placeholder"/>
-        </w:category>
-        <w:types>
-          <w:type w:val="bbPlcHdr"/>
-        </w:types>
-        <w:behaviors>
-          <w:behavior w:val="content"/>
-        </w:behaviors>
-        <w:guid w:val="{7B32E9C1-0C8C-48EB-A6C6-E3D4204FF360}"/>
-      </w:docPartPr>
-      <w:docPartBody>
-        <w:p>
-          <w:pPr>
-            <w:pStyle w:val="CCD1BF54E836456AA929F50F4A278664"/>
-          </w:pPr>
-          <w:r>
-            <w:t>City, State, Zip Code</w:t>
-          </w:r>
-        </w:p>
-      </w:docPartBody>
-    </w:docPart>
-    <w:docPart>
-      <w:docPartPr>
-        <w:name w:val="2CC98DD58ED74CC8946FB78A6AD8E4DE"/>
-        <w:category>
-          <w:name w:val="General"/>
-          <w:gallery w:val="placeholder"/>
-        </w:category>
-        <w:types>
-          <w:type w:val="bbPlcHdr"/>
-        </w:types>
-        <w:behaviors>
-          <w:behavior w:val="content"/>
-        </w:behaviors>
-        <w:guid w:val="{80561F7B-06CE-4354-9A09-C5211032121E}"/>
-      </w:docPartPr>
-      <w:docPartBody>
-        <w:p>
-          <w:pPr>
-            <w:pStyle w:val="2CC98DD58ED74CC8946FB78A6AD8E4DE"/>
-          </w:pPr>
-          <w:r>
-            <w:t>City, State, Zip Code</w:t>
-          </w:r>
-        </w:p>
-      </w:docPartBody>
-    </w:docPart>
-    <w:docPart>
-      <w:docPartPr>
-        <w:name w:val="1393CF39C28F4C1C87564B0F8EA77A94"/>
-        <w:category>
-          <w:name w:val="General"/>
-          <w:gallery w:val="placeholder"/>
-        </w:category>
-        <w:types>
-          <w:type w:val="bbPlcHdr"/>
-        </w:types>
-        <w:behaviors>
-          <w:behavior w:val="content"/>
-        </w:behaviors>
-        <w:guid w:val="{B70C2E08-DABC-486F-A440-AB614C8F2DC9}"/>
-      </w:docPartPr>
-      <w:docPartBody>
-        <w:p>
-          <w:pPr>
-            <w:pStyle w:val="1393CF39C28F4C1C87564B0F8EA77A94"/>
-          </w:pPr>
-          <w:r>
-            <w:t>City, State, Zip Code</w:t>
-          </w:r>
-        </w:p>
-      </w:docPartBody>
-    </w:docPart>
-    <w:docPart>
-      <w:docPartPr>
-        <w:name w:val="3C26BE5B096948CEBEAEE4BDCC7E6E1A"/>
-        <w:category>
-          <w:name w:val="General"/>
-          <w:gallery w:val="placeholder"/>
-        </w:category>
-        <w:types>
-          <w:type w:val="bbPlcHdr"/>
-        </w:types>
-        <w:behaviors>
-          <w:behavior w:val="content"/>
-        </w:behaviors>
-        <w:guid w:val="{A69B46B8-DB0B-45A0-95AB-3D85858896C1}"/>
-      </w:docPartPr>
-      <w:docPartBody>
-        <w:p>
-          <w:pPr>
-            <w:pStyle w:val="3C26BE5B096948CEBEAEE4BDCC7E6E1A"/>
-          </w:pPr>
-          <w:r>
-            <w:t>City, State, Zip Code</w:t>
-          </w:r>
-        </w:p>
-      </w:docPartBody>
-    </w:docPart>
-    <w:docPart>
-      <w:docPartPr>
-        <w:name w:val="0677CCAC2EEC4A83A9286CEF8531D29E"/>
-        <w:category>
-          <w:name w:val="General"/>
-          <w:gallery w:val="placeholder"/>
-        </w:category>
-        <w:types>
-          <w:type w:val="bbPlcHdr"/>
-        </w:types>
-        <w:behaviors>
-          <w:behavior w:val="content"/>
-        </w:behaviors>
-        <w:guid w:val="{248F4154-748D-4676-ABED-12DDE8F012F9}"/>
-      </w:docPartPr>
-      <w:docPartBody>
-        <w:p>
-          <w:pPr>
-            <w:pStyle w:val="0677CCAC2EEC4A83A9286CEF8531D29E"/>
-          </w:pPr>
-          <w:r>
-            <w:t>City, State, Zip Code</w:t>
-          </w:r>
-        </w:p>
-      </w:docPartBody>
-    </w:docPart>
-    <w:docPart>
-      <w:docPartPr>
-        <w:name w:val="FD63CA62C0DC4349A2BEE3C655375970"/>
-        <w:category>
-          <w:name w:val="General"/>
-          <w:gallery w:val="placeholder"/>
-        </w:category>
-        <w:types>
-          <w:type w:val="bbPlcHdr"/>
-        </w:types>
-        <w:behaviors>
-          <w:behavior w:val="content"/>
-        </w:behaviors>
-        <w:guid w:val="{CF0AD227-392D-4A2F-BE3A-EB09BB76B25C}"/>
-      </w:docPartPr>
-      <w:docPartBody>
-        <w:p>
-          <w:pPr>
-            <w:pStyle w:val="FD63CA62C0DC4349A2BEE3C655375970"/>
-          </w:pPr>
-          <w:r>
-            <w:t>City, State, Zip Code</w:t>
-          </w:r>
-        </w:p>
-      </w:docPartBody>
-    </w:docPart>
-    <w:docPart>
-      <w:docPartPr>
-        <w:name w:val="22F80ABE7B2C456BB10C3898FD009634"/>
-        <w:category>
-          <w:name w:val="General"/>
-          <w:gallery w:val="placeholder"/>
-        </w:category>
-        <w:types>
-          <w:type w:val="bbPlcHdr"/>
-        </w:types>
-        <w:behaviors>
-          <w:behavior w:val="content"/>
-        </w:behaviors>
-        <w:guid w:val="{FA93810A-34CF-4E36-898A-2B96FC1D234C}"/>
-      </w:docPartPr>
-      <w:docPartBody>
-        <w:p>
-          <w:pPr>
-            <w:pStyle w:val="22F80ABE7B2C456BB10C3898FD009634"/>
-          </w:pPr>
-          <w:r>
-            <w:t>City, State, Zip Code</w:t>
-          </w:r>
-        </w:p>
-      </w:docPartBody>
-    </w:docPart>
-    <w:docPart>
-      <w:docPartPr>
-        <w:name w:val="CFA07E9508CB4C8D95DE097C6445993E"/>
-        <w:category>
-          <w:name w:val="General"/>
-          <w:gallery w:val="placeholder"/>
-        </w:category>
-        <w:types>
-          <w:type w:val="bbPlcHdr"/>
-        </w:types>
-        <w:behaviors>
-          <w:behavior w:val="content"/>
-        </w:behaviors>
-        <w:guid w:val="{39B7D7A3-3BCF-4BB3-A5E8-4105EE133D04}"/>
-      </w:docPartPr>
-      <w:docPartBody>
-        <w:p>
-          <w:pPr>
-            <w:pStyle w:val="CFA07E9508CB4C8D95DE097C6445993E"/>
-          </w:pPr>
-          <w:r>
-            <w:t>City, State, Zip Code</w:t>
-          </w:r>
-        </w:p>
-      </w:docPartBody>
-    </w:docPart>
-    <w:docPart>
-      <w:docPartPr>
-        <w:name w:val="693B1098D83043E6A271540DBCBFAD90"/>
-        <w:category>
-          <w:name w:val="General"/>
-          <w:gallery w:val="placeholder"/>
-        </w:category>
-        <w:types>
-          <w:type w:val="bbPlcHdr"/>
-        </w:types>
-        <w:behaviors>
-          <w:behavior w:val="content"/>
-        </w:behaviors>
-        <w:guid w:val="{BB89CD0A-0A3D-4826-8784-BBF65C14FADE}"/>
-      </w:docPartPr>
-      <w:docPartBody>
-        <w:p>
-          <w:pPr>
-            <w:pStyle w:val="693B1098D83043E6A271540DBCBFAD90"/>
-          </w:pPr>
-          <w:r>
-            <w:t>City, State, Zip Code</w:t>
-          </w:r>
-        </w:p>
-      </w:docPartBody>
-    </w:docPart>
-    <w:docPart>
-      <w:docPartPr>
-        <w:name w:val="7C7C589B970F43FB85D7B75591489679"/>
-        <w:category>
-          <w:name w:val="General"/>
-          <w:gallery w:val="placeholder"/>
-        </w:category>
-        <w:types>
-          <w:type w:val="bbPlcHdr"/>
-        </w:types>
-        <w:behaviors>
-          <w:behavior w:val="content"/>
-        </w:behaviors>
-        <w:guid w:val="{536ED956-3523-4B29-ACC6-26DCEB48D7F5}"/>
-      </w:docPartPr>
-      <w:docPartBody>
-        <w:p>
-          <w:pPr>
-            <w:pStyle w:val="7C7C589B970F43FB85D7B75591489679"/>
-          </w:pPr>
-          <w:r>
-            <w:t>City, State, Zip Code</w:t>
-          </w:r>
-        </w:p>
-      </w:docPartBody>
-    </w:docPart>
-    <w:docPart>
-      <w:docPartPr>
-        <w:name w:val="C7305648D5FF4ADC9CADF29F2649EBEA"/>
-        <w:category>
-          <w:name w:val="General"/>
-          <w:gallery w:val="placeholder"/>
-        </w:category>
-        <w:types>
-          <w:type w:val="bbPlcHdr"/>
-        </w:types>
-        <w:behaviors>
-          <w:behavior w:val="content"/>
-        </w:behaviors>
-        <w:guid w:val="{C1D52CED-72FC-4DCE-B307-8B2F91589B71}"/>
-      </w:docPartPr>
-      <w:docPartBody>
-        <w:p>
-          <w:pPr>
-            <w:pStyle w:val="C7305648D5FF4ADC9CADF29F2649EBEA"/>
-          </w:pPr>
-          <w:r>
-            <w:t>City, State, Zip Code</w:t>
-          </w:r>
-        </w:p>
-      </w:docPartBody>
-    </w:docPart>
-    <w:docPart>
-      <w:docPartPr>
-        <w:name w:val="9DC99BC3A0DB42EDBA294CE2EEA49636"/>
-        <w:category>
-          <w:name w:val="General"/>
-          <w:gallery w:val="placeholder"/>
-        </w:category>
-        <w:types>
-          <w:type w:val="bbPlcHdr"/>
-        </w:types>
-        <w:behaviors>
-          <w:behavior w:val="content"/>
-        </w:behaviors>
-        <w:guid w:val="{9150362A-FC23-4362-AF27-7717536663D0}"/>
-      </w:docPartPr>
-      <w:docPartBody>
-        <w:p>
-          <w:pPr>
-            <w:pStyle w:val="9DC99BC3A0DB42EDBA294CE2EEA49636"/>
-          </w:pPr>
-          <w:r>
-            <w:t>City, State, Zip Code</w:t>
-          </w:r>
-        </w:p>
-      </w:docPartBody>
-    </w:docPart>
-    <w:docPart>
-      <w:docPartPr>
-        <w:name w:val="0A1BFD8711BC46708BCB6DFBC795C5D9"/>
-        <w:category>
-          <w:name w:val="General"/>
-          <w:gallery w:val="placeholder"/>
-        </w:category>
-        <w:types>
-          <w:type w:val="bbPlcHdr"/>
-        </w:types>
-        <w:behaviors>
-          <w:behavior w:val="content"/>
-        </w:behaviors>
-        <w:guid w:val="{E08C99CC-9A6B-4915-8549-C71D29FDD97D}"/>
-      </w:docPartPr>
-      <w:docPartBody>
-        <w:p>
-          <w:pPr>
-            <w:pStyle w:val="0A1BFD8711BC46708BCB6DFBC795C5D9"/>
-          </w:pPr>
-          <w:r>
-            <w:t>City, State, Zip Code</w:t>
-          </w:r>
-        </w:p>
-      </w:docPartBody>
-    </w:docPart>
-    <w:docPart>
-      <w:docPartPr>
-        <w:name w:val="76669C244F5A4B8CB7B243297C0FA102"/>
-        <w:category>
-          <w:name w:val="General"/>
-          <w:gallery w:val="placeholder"/>
-        </w:category>
-        <w:types>
-          <w:type w:val="bbPlcHdr"/>
-        </w:types>
-        <w:behaviors>
-          <w:behavior w:val="content"/>
-        </w:behaviors>
-        <w:guid w:val="{D9D72084-EEF2-4773-8977-1343F1F8F3EE}"/>
-      </w:docPartPr>
-      <w:docPartBody>
-        <w:p>
-          <w:pPr>
-            <w:pStyle w:val="76669C244F5A4B8CB7B243297C0FA102"/>
-          </w:pPr>
-          <w:r>
-            <w:t>City, State, Zip Code</w:t>
-          </w:r>
-        </w:p>
-      </w:docPartBody>
-    </w:docPart>
-    <w:docPart>
-      <w:docPartPr>
-        <w:name w:val="D82E3ED31FE94365AF9C09E9C30F1CBE"/>
-        <w:category>
-          <w:name w:val="General"/>
-          <w:gallery w:val="placeholder"/>
-        </w:category>
-        <w:types>
-          <w:type w:val="bbPlcHdr"/>
-        </w:types>
-        <w:behaviors>
-          <w:behavior w:val="content"/>
-        </w:behaviors>
-        <w:guid w:val="{D5FE6ED7-EFFA-403B-AB3C-64F98B809323}"/>
-      </w:docPartPr>
-      <w:docPartBody>
-        <w:p>
-          <w:pPr>
-            <w:pStyle w:val="D82E3ED31FE94365AF9C09E9C30F1CBE"/>
-          </w:pPr>
-          <w:r>
-            <w:t>City, State, Zip Code</w:t>
-          </w:r>
-        </w:p>
-      </w:docPartBody>
-    </w:docPart>
-    <w:docPart>
-      <w:docPartPr>
-        <w:name w:val="B57CAF894D3F43E5AADF78D2A217360A"/>
-        <w:category>
-          <w:name w:val="General"/>
-          <w:gallery w:val="placeholder"/>
-        </w:category>
-        <w:types>
-          <w:type w:val="bbPlcHdr"/>
-        </w:types>
-        <w:behaviors>
-          <w:behavior w:val="content"/>
-        </w:behaviors>
-        <w:guid w:val="{A209B52A-EF81-493E-AC72-743F8D0DF405}"/>
-      </w:docPartPr>
-      <w:docPartBody>
-        <w:p>
-          <w:pPr>
-            <w:pStyle w:val="B57CAF894D3F43E5AADF78D2A217360A"/>
-          </w:pPr>
-          <w:r>
-            <w:t>City, State, Zip Code</w:t>
-          </w:r>
-        </w:p>
-      </w:docPartBody>
-    </w:docPart>
-    <w:docPart>
-      <w:docPartPr>
-        <w:name w:val="E9B878572DDF441FBA1350CA4375863C"/>
-        <w:category>
-          <w:name w:val="General"/>
-          <w:gallery w:val="placeholder"/>
-        </w:category>
-        <w:types>
-          <w:type w:val="bbPlcHdr"/>
-        </w:types>
-        <w:behaviors>
-          <w:behavior w:val="content"/>
-        </w:behaviors>
-        <w:guid w:val="{C262B651-80AF-4ABF-A19A-CF164900B022}"/>
-      </w:docPartPr>
-      <w:docPartBody>
-        <w:p>
-          <w:pPr>
-            <w:pStyle w:val="E9B878572DDF441FBA1350CA4375863C"/>
-          </w:pPr>
-          <w:r>
-            <w:t>City, State, Zip Code</w:t>
-          </w:r>
-        </w:p>
-      </w:docPartBody>
-    </w:docPart>
-    <w:docPart>
-      <w:docPartPr>
-        <w:name w:val="3C3EA11DE01D4A24A48413969D8520A4"/>
-        <w:category>
-          <w:name w:val="General"/>
-          <w:gallery w:val="placeholder"/>
-        </w:category>
-        <w:types>
-          <w:type w:val="bbPlcHdr"/>
-        </w:types>
-        <w:behaviors>
-          <w:behavior w:val="content"/>
-        </w:behaviors>
-        <w:guid w:val="{D8165AFD-F197-4D62-ADEC-6C70B213DEA5}"/>
-      </w:docPartPr>
-      <w:docPartBody>
-        <w:p>
-          <w:pPr>
-            <w:pStyle w:val="3C3EA11DE01D4A24A48413969D8520A4"/>
-          </w:pPr>
-          <w:r>
-            <w:t>City, State, Zip Code</w:t>
-          </w:r>
-        </w:p>
-      </w:docPartBody>
-    </w:docPart>
-    <w:docPart>
-      <w:docPartPr>
-        <w:name w:val="D8CF5646A8214EBD8BA3C9E9693C628A"/>
-        <w:category>
-          <w:name w:val="General"/>
-          <w:gallery w:val="placeholder"/>
-        </w:category>
-        <w:types>
-          <w:type w:val="bbPlcHdr"/>
-        </w:types>
-        <w:behaviors>
-          <w:behavior w:val="content"/>
-        </w:behaviors>
-        <w:guid w:val="{8E17DBF9-4BFB-4678-8DE6-2829FAB361F0}"/>
-      </w:docPartPr>
-      <w:docPartBody>
-        <w:p>
-          <w:pPr>
-            <w:pStyle w:val="D8CF5646A8214EBD8BA3C9E9693C628A"/>
-          </w:pPr>
-          <w:r>
-            <w:t>City, State, Zip Code</w:t>
-          </w:r>
-        </w:p>
-      </w:docPartBody>
-    </w:docPart>
-    <w:docPart>
-      <w:docPartPr>
-        <w:name w:val="E1F9863DDB544DE1A317F3760ED589A9"/>
-        <w:category>
-          <w:name w:val="General"/>
-          <w:gallery w:val="placeholder"/>
-        </w:category>
-        <w:types>
-          <w:type w:val="bbPlcHdr"/>
-        </w:types>
-        <w:behaviors>
-          <w:behavior w:val="content"/>
-        </w:behaviors>
-        <w:guid w:val="{5AC47786-AFF2-4E37-9BF3-446BD282BE00}"/>
-      </w:docPartPr>
-      <w:docPartBody>
-        <w:p>
-          <w:pPr>
-            <w:pStyle w:val="E1F9863DDB544DE1A317F3760ED589A9"/>
-          </w:pPr>
-          <w:r>
-            <w:rPr>
-              <w:rStyle w:val="PlaceholderText"/>
-            </w:rPr>
-            <w:t>Name</w:t>
-          </w:r>
-        </w:p>
-      </w:docPartBody>
-    </w:docPart>
-    <w:docPart>
-      <w:docPartPr>
-        <w:name w:val="94596DD767F44E22ACEF95378902D967"/>
-        <w:category>
-          <w:name w:val="General"/>
-          <w:gallery w:val="placeholder"/>
-        </w:category>
-        <w:types>
-          <w:type w:val="bbPlcHdr"/>
-        </w:types>
-        <w:behaviors>
-          <w:behavior w:val="content"/>
-        </w:behaviors>
-        <w:guid w:val="{BE7E0D86-F934-4632-8E37-E1E337EFE10A}"/>
-      </w:docPartPr>
-      <w:docPartBody>
-        <w:p>
-          <w:r>
-            <w:t>Address Line 1</w:t>
-          </w:r>
-        </w:p>
-      </w:docPartBody>
-    </w:docPart>
-    <w:docPart>
-      <w:docPartPr>
-        <w:name w:val="243DDB088E55469DA7A52E1D5BE50E06"/>
-        <w:category>
-          <w:name w:val="General"/>
-          <w:gallery w:val="placeholder"/>
-        </w:category>
-        <w:types>
-          <w:type w:val="bbPlcHdr"/>
-        </w:types>
-        <w:behaviors>
-          <w:behavior w:val="content"/>
-        </w:behaviors>
-        <w:guid w:val="{A91E8EBA-4F53-4B22-9C4D-EA309512C9BA}"/>
-      </w:docPartPr>
-      <w:docPartBody>
-        <w:p>
-          <w:r>
-            <w:t>City, State, Zip Code</w:t>
-          </w:r>
-        </w:p>
-      </w:docPartBody>
-    </w:docPart>
-    <w:docPart>
-      <w:docPartPr>
-        <w:name w:val="E535C13C08F1448BA56637903194CAFE"/>
-        <w:category>
-          <w:name w:val="General"/>
-          <w:gallery w:val="placeholder"/>
-        </w:category>
-        <w:types>
-          <w:type w:val="bbPlcHdr"/>
-        </w:types>
-        <w:behaviors>
-          <w:behavior w:val="content"/>
-        </w:behaviors>
-        <w:guid w:val="{40663D94-C1D3-4103-9FE5-411D6F121EC8}"/>
-      </w:docPartPr>
-      <w:docPartBody>
-        <w:p>
-          <w:pPr>
-            <w:pStyle w:val="E535C13C08F1448BA56637903194CAFE"/>
-          </w:pPr>
-          <w:r>
-            <w:rPr>
-              <w:rStyle w:val="PlaceholderText"/>
-            </w:rPr>
-            <w:t>Name</w:t>
-          </w:r>
-        </w:p>
-      </w:docPartBody>
-    </w:docPart>
-  </w:docParts>
-</w:glossaryDocument>
-</file>
-
-<file path=word/glossary/fontTable.xml><?xml version="1.0" encoding="utf-8"?>
-<w:fonts xmlns:mc="http://schemas.openxmlformats.org/markup-compatibility/2006" xmlns:r="http://schemas.openxmlformats.org/officeDocument/2006/relationships" xmlns:w="http://schemas.openxmlformats.org/wordprocessingml/2006/main" xmlns:w14="http://schemas.microsoft.com/office/word/2010/wordml" xmlns:w15="http://schemas.microsoft.com/office/word/2012/wordml" xmlns:w16cex="http://schemas.microsoft.com/office/word/2018/wordml/cex" xmlns:w16cid="http://schemas.microsoft.com/office/word/2016/wordml/cid" xmlns:w16="http://schemas.microsoft.com/office/word/2018/wordml" xmlns:w16sdtdh="http://schemas.microsoft.com/office/word/2020/wordml/sdtdatahash" xmlns:w16se="http://schemas.microsoft.com/office/word/2015/wordml/symex" mc:Ignorable="w14 w15 w16se w16cid w16 w16cex w16sdtdh">
-  <w:font w:name="Rockwell">
-    <w:panose1 w:val="02060603020205020403"/>
-    <w:charset w:val="00"/>
-    <w:family w:val="roman"/>
-    <w:pitch w:val="variable"/>
-    <w:sig w:usb0="00000003" w:usb1="00000000" w:usb2="00000000" w:usb3="00000000" w:csb0="00000001" w:csb1="00000000"/>
-  </w:font>
-  <w:font w:name="Times New Roman">
-    <w:panose1 w:val="02020603050405020304"/>
-    <w:charset w:val="00"/>
-    <w:family w:val="roman"/>
-    <w:pitch w:val="variable"/>
-    <w:sig w:usb0="E0002EFF" w:usb1="C000785B" w:usb2="00000009" w:usb3="00000000" w:csb0="000001FF" w:csb1="00000000"/>
-  </w:font>
-  <w:font w:name="Aptos">
-    <w:charset w:val="00"/>
-    <w:family w:val="swiss"/>
-    <w:pitch w:val="variable"/>
-    <w:sig w:usb0="20000287" w:usb1="00000003" w:usb2="00000000" w:usb3="00000000" w:csb0="0000019F" w:csb1="00000000"/>
-  </w:font>
-  <w:font w:name="Aptos Display">
-    <w:charset w:val="00"/>
-    <w:family w:val="swiss"/>
-    <w:pitch w:val="variable"/>
-    <w:sig w:usb0="20000287" w:usb1="00000003" w:usb2="00000000" w:usb3="00000000" w:csb0="0000019F" w:csb1="00000000"/>
-  </w:font>
-</w:fonts>
-</file>
-
-<file path=word/glossary/settings2.xml><?xml version="1.0" encoding="utf-8"?>
-<w:settings xmlns:mc="http://schemas.openxmlformats.org/markup-compatibility/2006" xmlns:o="urn:schemas-microsoft-com:office:office" xmlns:r="http://schemas.openxmlformats.org/officeDocument/2006/relationships" xmlns:m="http://schemas.openxmlformats.org/officeDocument/2006/math" xmlns:v="urn:schemas-microsoft-com:vml" xmlns:w10="urn:schemas-microsoft-com:office:word" xmlns:w="http://schemas.openxmlformats.org/wordprocessingml/2006/main" xmlns:w14="http://schemas.microsoft.com/office/word/2010/wordml" xmlns:w15="http://schemas.microsoft.com/office/word/2012/wordml" xmlns:w16cex="http://schemas.microsoft.com/office/word/2018/wordml/cex" xmlns:w16cid="http://schemas.microsoft.com/office/word/2016/wordml/cid" xmlns:w16="http://schemas.microsoft.com/office/word/2018/wordml" xmlns:w16sdtdh="http://schemas.microsoft.com/office/word/2020/wordml/sdtdatahash" xmlns:w16se="http://schemas.microsoft.com/office/word/2015/wordml/symex" xmlns:sl="http://schemas.openxmlformats.org/schemaLibrary/2006/main" mc:Ignorable="w14 w15 w16se w16cid w16 w16cex w16sdtdh">
-  <w:view w:val="normal"/>
-  <w:defaultTabStop w:val="720"/>
-  <w:characterSpacingControl w:val="doNotCompress"/>
-  <w:compat>
-    <w:useFELayout/>
-    <w:compatSetting w:name="compatibilityMode" w:uri="http://schemas.microsoft.com/office/word" w:val="15"/>
-    <w:compatSetting w:name="overrideTableStyleFontSizeAndJustification" w:uri="http://schemas.microsoft.com/office/word" w:val="1"/>
-    <w:compatSetting w:name="enableOpenTypeFeatures" w:uri="http://schemas.microsoft.com/office/word" w:val="1"/>
-    <w:compatSetting w:name="doNotFlipMirrorIndents" w:uri="http://schemas.microsoft.com/office/word" w:val="1"/>
-    <w:compatSetting w:name="differentiateMultirowTableHeaders" w:uri="http://schemas.microsoft.com/office/word" w:val="1"/>
-    <w:compatSetting w:name="useWord2013TrackBottomHyphenation" w:uri="http://schemas.microsoft.com/office/word" w:val="1"/>
-  </w:compat>
-  <w:rsids>
-    <w:rsidRoot w:val="002E062E"/>
-    <w:rsid w:val="002E05BA"/>
-    <w:rsid w:val="002E062E"/>
-    <w:rsid w:val="005961DD"/>
-    <w:rsid w:val="005D462E"/>
-    <w:rsid w:val="006E3BC5"/>
-    <w:rsid w:val="009B1A8E"/>
-    <w:rsid w:val="00A1682D"/>
-    <w:rsid w:val="00C53EDF"/>
-    <w:rsid w:val="00E17659"/>
-    <w:rsid w:val="00F21396"/>
-  </w:rsids>
-  <m:mathPr>
-    <m:mathFont m:val="Cambria Math"/>
-    <m:brkBin m:val="before"/>
-    <m:brkBinSub m:val="--"/>
-    <m:smallFrac m:val="0"/>
-    <m:dispDef/>
-    <m:lMargin m:val="0"/>
-    <m:rMargin m:val="0"/>
-    <m:defJc m:val="centerGroup"/>
-    <m:wrapIndent m:val="1440"/>
-    <m:intLim m:val="subSup"/>
-    <m:naryLim m:val="undOvr"/>
-  </m:mathPr>
-  <w:themeFontLang w:val="en-US"/>
-  <w:clrSchemeMapping w:bg1="light1" w:t1="dark1" w:bg2="light2" w:t2="dark2" w:accent1="accent1" w:accent2="accent2" w:accent3="accent3" w:accent4="accent4" w:accent5="accent5" w:accent6="accent6" w:hyperlink="hyperlink" w:followedHyperlink="followedHyperlink"/>
-  <w:decimalSymbol w:val="."/>
-  <w:listSeparator w:val=","/>
-  <w15:chartTrackingRefBased/>
-</w:settings>
-</file>
-
-<file path=word/glossary/styles2.xml><?xml version="1.0" encoding="utf-8"?>
-<w:styles xmlns:mc="http://schemas.openxmlformats.org/markup-compatibility/2006" xmlns:r="http://schemas.openxmlformats.org/officeDocument/2006/relationships" xmlns:w="http://schemas.openxmlformats.org/wordprocessingml/2006/main" xmlns:w14="http://schemas.microsoft.com/office/word/2010/wordml" xmlns:w15="http://schemas.microsoft.com/office/word/2012/wordml" xmlns:w16cex="http://schemas.microsoft.com/office/word/2018/wordml/cex" xmlns:w16cid="http://schemas.microsoft.com/office/word/2016/wordml/cid" xmlns:w16="http://schemas.microsoft.com/office/word/2018/wordml" xmlns:w16sdtdh="http://schemas.microsoft.com/office/word/2020/wordml/sdtdatahash" xmlns:w16se="http://schemas.microsoft.com/office/word/2015/wordml/symex" mc:Ignorable="w14 w15 w16se w16cid w16 w16cex w16sdtdh">
-  <w:docDefaults>
-    <w:rPrDefault>
-      <w:rPr>
-        <w:rFonts w:asciiTheme="minorHAnsi" w:eastAsiaTheme="minorEastAsia" w:hAnsiTheme="minorHAnsi" w:cstheme="minorBidi"/>
-        <w:sz w:val="22"/>
-        <w:szCs w:val="22"/>
-        <w:lang w:val="en-US" w:eastAsia="en-US" w:bidi="ar-SA"/>
-      </w:rPr>
-    </w:rPrDefault>
-    <w:pPrDefault>
-      <w:pPr>
-        <w:spacing w:after="160" w:line="259" w:lineRule="auto"/>
-      </w:pPr>
-    </w:pPrDefault>
-  </w:docDefaults>
-  <w:latentStyles w:defLockedState="0" w:defUIPriority="99" w:defSemiHidden="0" w:defUnhideWhenUsed="0" w:defQFormat="0" w:count="376">
-    <w:lsdException w:name="Normal" w:uiPriority="0" w:qFormat="1"/>
-    <w:lsdException w:name="heading 1" w:uiPriority="9" w:qFormat="1"/>
-    <w:lsdException w:name="heading 2" w:semiHidden="1" w:uiPriority="9" w:unhideWhenUsed="1" w:qFormat="1"/>
-    <w:lsdException w:name="heading 3" w:semiHidden="1" w:uiPriority="9" w:unhideWhenUsed="1" w:qFormat="1"/>
-    <w:lsdException w:name="heading 4" w:semiHidden="1" w:uiPriority="9" w:unhideWhenUsed="1" w:qFormat="1"/>
-    <w:lsdException w:name="heading 5" w:semiHidden="1" w:uiPriority="9" w:unhideWhenUsed="1" w:qFormat="1"/>
-    <w:lsdException w:name="heading 6" w:semiHidden="1" w:uiPriority="9" w:unhideWhenUsed="1" w:qFormat="1"/>
-    <w:lsdException w:name="heading 7" w:semiHidden="1" w:uiPriority="9" w:unhideWhenUsed="1" w:qFormat="1"/>
-    <w:lsdException w:name="heading 8" w:semiHidden="1" w:uiPriority="9" w:unhideWhenUsed="1" w:qFormat="1"/>
-    <w:lsdException w:name="heading 9" w:semiHidden="1" w:uiPriority="9" w:unhideWhenUsed="1" w:qFormat="1"/>
-    <w:lsdException w:name="index 1" w:semiHidden="1" w:unhideWhenUsed="1"/>
-    <w:lsdException w:name="index 2" w:semiHidden="1" w:unhideWhenUsed="1"/>
-    <w:lsdException w:name="index 3" w:semiHidden="1" w:unhideWhenUsed="1"/>
-    <w:lsdException w:name="index 4" w:semiHidden="1" w:unhideWhenUsed="1"/>
-    <w:lsdException w:name="index 5" w:semiHidden="1" w:unhideWhenUsed="1"/>
-    <w:lsdException w:name="index 6" w:semiHidden="1" w:unhideWhenUsed="1"/>
-    <w:lsdException w:name="index 7" w:semiHidden="1" w:unhideWhenUsed="1"/>
-    <w:lsdException w:name="index 8" w:semiHidden="1" w:unhideWhenUsed="1"/>
-    <w:lsdException w:name="index 9" w:semiHidden="1" w:unhideWhenUsed="1"/>
-    <w:lsdException w:name="toc 1" w:semiHidden="1" w:uiPriority="39" w:unhideWhenUsed="1"/>
-    <w:lsdException w:name="toc 2" w:semiHidden="1" w:uiPriority="39" w:unhideWhenUsed="1"/>
-    <w:lsdException w:name="toc 3" w:semiHidden="1" w:uiPriority="39" w:unhideWhenUsed="1"/>
-    <w:lsdException w:name="toc 4" w:semiHidden="1" w:uiPriority="39" w:unhideWhenUsed="1"/>
-    <w:lsdException w:name="toc 5" w:semiHidden="1" w:uiPriority="39" w:unhideWhenUsed="1"/>
-    <w:lsdException w:name="toc 6" w:semiHidden="1" w:uiPriority="39" w:unhideWhenUsed="1"/>
-    <w:lsdException w:name="toc 7" w:semiHidden="1" w:uiPriority="39" w:unhideWhenUsed="1"/>
-    <w:lsdException w:name="toc 8" w:semiHidden="1" w:uiPriority="39" w:unhideWhenUsed="1"/>
-    <w:lsdException w:name="toc 9" w:semiHidden="1" w:uiPriority="39" w:unhideWhenUsed="1"/>
-    <w:lsdException w:name="Normal Indent" w:semiHidden="1" w:unhideWhenUsed="1"/>
-    <w:lsdException w:name="footnote text" w:semiHidden="1" w:unhideWhenUsed="1"/>
-    <w:lsdException w:name="annotation text" w:semiHidden="1" w:unhideWhenUsed="1"/>
-    <w:lsdException w:name="header" w:semiHidden="1" w:unhideWhenUsed="1"/>
-    <w:lsdException w:name="footer" w:semiHidden="1" w:unhideWhenUsed="1"/>
-    <w:lsdException w:name="index heading" w:semiHidden="1" w:unhideWhenUsed="1"/>
-    <w:lsdException w:name="caption" w:semiHidden="1" w:uiPriority="35" w:unhideWhenUsed="1" w:qFormat="1"/>
-    <w:lsdException w:name="table of figures" w:semiHidden="1" w:unhideWhenUsed="1"/>
-    <w:lsdException w:name="envelope address" w:semiHidden="1" w:unhideWhenUsed="1"/>
-    <w:lsdException w:name="envelope return" w:semiHidden="1" w:unhideWhenUsed="1"/>
-    <w:lsdException w:name="footnote reference" w:semiHidden="1" w:unhideWhenUsed="1"/>
-    <w:lsdException w:name="annotation reference" w:semiHidden="1" w:unhideWhenUsed="1"/>
-    <w:lsdException w:name="line number" w:semiHidden="1" w:unhideWhenUsed="1"/>
-    <w:lsdException w:name="page number" w:semiHidden="1" w:unhideWhenUsed="1"/>
-    <w:lsdException w:name="endnote reference" w:semiHidden="1" w:unhideWhenUsed="1"/>
-    <w:lsdException w:name="endnote text" w:semiHidden="1" w:unhideWhenUsed="1"/>
-    <w:lsdException w:name="table of authorities" w:semiHidden="1" w:unhideWhenUsed="1"/>
-    <w:lsdException w:name="macro" w:semiHidden="1" w:unhideWhenUsed="1"/>
-    <w:lsdException w:name="toa heading" w:semiHidden="1" w:unhideWhenUsed="1"/>
-    <w:lsdException w:name="List" w:semiHidden="1" w:unhideWhenUsed="1"/>
-    <w:lsdException w:name="List Bullet" w:semiHidden="1" w:unhideWhenUsed="1"/>
-    <w:lsdException w:name="List Number" w:semiHidden="1" w:unhideWhenUsed="1"/>
-    <w:lsdException w:name="List 2" w:semiHidden="1" w:unhideWhenUsed="1"/>
-    <w:lsdException w:name="List 3" w:semiHidden="1" w:unhideWhenUsed="1"/>
-    <w:lsdException w:name="List 4" w:semiHidden="1" w:unhideWhenUsed="1"/>
-    <w:lsdException w:name="List 5" w:semiHidden="1" w:unhideWhenUsed="1"/>
-    <w:lsdException w:name="List Bullet 2" w:semiHidden="1" w:unhideWhenUsed="1"/>
-    <w:lsdException w:name="List Bullet 3" w:semiHidden="1" w:unhideWhenUsed="1"/>
-    <w:lsdException w:name="List Bullet 4" w:semiHidden="1" w:unhideWhenUsed="1"/>
-    <w:lsdException w:name="List Bullet 5" w:semiHidden="1" w:unhideWhenUsed="1"/>
-    <w:lsdException w:name="List Number 2" w:semiHidden="1" w:unhideWhenUsed="1"/>
-    <w:lsdException w:name="List Number 3" w:semiHidden="1" w:unhideWhenUsed="1"/>
-    <w:lsdException w:name="List Number 4" w:semiHidden="1" w:unhideWhenUsed="1"/>
-    <w:lsdException w:name="List Number 5" w:semiHidden="1" w:unhideWhenUsed="1"/>
-    <w:lsdException w:name="Title" w:uiPriority="10" w:qFormat="1"/>
-    <w:lsdException w:name="Closing" w:semiHidden="1" w:unhideWhenUsed="1"/>
-    <w:lsdException w:name="Signature" w:semiHidden="1" w:unhideWhenUsed="1"/>
-    <w:lsdException w:name="Default Paragraph Font" w:semiHidden="1" w:uiPriority="1" w:unhideWhenUsed="1"/>
-    <w:lsdException w:name="Body Text" w:semiHidden="1" w:unhideWhenUsed="1"/>
-    <w:lsdException w:name="Body Text Indent" w:semiHidden="1" w:unhideWhenUsed="1"/>
-    <w:lsdException w:name="List Continue" w:semiHidden="1" w:unhideWhenUsed="1"/>
-    <w:lsdException w:name="List Continue 2" w:semiHidden="1" w:unhideWhenUsed="1"/>
-    <w:lsdException w:name="List Continue 3" w:semiHidden="1" w:unhideWhenUsed="1"/>
-    <w:lsdException w:name="List Continue 4" w:semiHidden="1" w:unhideWhenUsed="1"/>
-    <w:lsdException w:name="List Continue 5" w:semiHidden="1" w:unhideWhenUsed="1"/>
-    <w:lsdException w:name="Message Header" w:semiHidden="1" w:unhideWhenUsed="1"/>
-    <w:lsdException w:name="Subtitle" w:uiPriority="11" w:qFormat="1"/>
-    <w:lsdException w:name="Salutation" w:semiHidden="1" w:unhideWhenUsed="1"/>
-    <w:lsdException w:name="Date" w:semiHidden="1" w:unhideWhenUsed="1"/>
-    <w:lsdException w:name="Body Text First Indent" w:semiHidden="1" w:unhideWhenUsed="1"/>
-    <w:lsdException w:name="Body Text First Indent 2" w:semiHidden="1" w:unhideWhenUsed="1"/>
-    <w:lsdException w:name="Note Heading" w:semiHidden="1" w:unhideWhenUsed="1"/>
-    <w:lsdException w:name="Body Text 2" w:semiHidden="1" w:unhideWhenUsed="1"/>
-    <w:lsdException w:name="Body Text 3" w:semiHidden="1" w:unhideWhenUsed="1"/>
-    <w:lsdException w:name="Body Text Indent 2" w:semiHidden="1" w:unhideWhenUsed="1"/>
-    <w:lsdException w:name="Body Text Indent 3" w:semiHidden="1" w:unhideWhenUsed="1"/>
-    <w:lsdException w:name="Block Text" w:semiHidden="1" w:unhideWhenUsed="1"/>
-    <w:lsdException w:name="Hyperlink" w:semiHidden="1" w:unhideWhenUsed="1"/>
-    <w:lsdException w:name="FollowedHyperlink" w:semiHidden="1" w:unhideWhenUsed="1"/>
-    <w:lsdException w:name="Strong" w:uiPriority="22" w:qFormat="1"/>
-    <w:lsdException w:name="Emphasis" w:uiPriority="20" w:qFormat="1"/>
-    <w:lsdException w:name="Document Map" w:semiHidden="1" w:unhideWhenUsed="1"/>
-    <w:lsdException w:name="Plain Text" w:semiHidden="1" w:unhideWhenUsed="1"/>
-    <w:lsdException w:name="E-mail Signature" w:semiHidden="1" w:unhideWhenUsed="1"/>
-    <w:lsdException w:name="HTML Top of Form" w:semiHidden="1" w:unhideWhenUsed="1"/>
-    <w:lsdException w:name="HTML Bottom of Form" w:semiHidden="1" w:unhideWhenUsed="1"/>
-    <w:lsdException w:name="Normal (Web)" w:semiHidden="1" w:unhideWhenUsed="1"/>
-    <w:lsdException w:name="HTML Acronym" w:semiHidden="1" w:unhideWhenUsed="1"/>
-    <w:lsdException w:name="HTML Address" w:semiHidden="1" w:unhideWhenUsed="1"/>
-    <w:lsdException w:name="HTML Cite" w:semiHidden="1" w:unhideWhenUsed="1"/>
-    <w:lsdException w:name="HTML Code" w:semiHidden="1" w:unhideWhenUsed="1"/>
-    <w:lsdException w:name="HTML Definition" w:semiHidden="1" w:unhideWhenUsed="1"/>
-    <w:lsdException w:name="HTML Keyboard" w:semiHidden="1" w:unhideWhenUsed="1"/>
-    <w:lsdException w:name="HTML Preformatted" w:semiHidden="1" w:unhideWhenUsed="1"/>
-    <w:lsdException w:name="HTML Sample" w:semiHidden="1" w:unhideWhenUsed="1"/>
-    <w:lsdException w:name="HTML Typewriter" w:semiHidden="1" w:unhideWhenUsed="1"/>
-    <w:lsdException w:name="HTML Variable" w:semiHidden="1" w:unhideWhenUsed="1"/>
-    <w:lsdException w:name="Normal Table" w:semiHidden="1" w:unhideWhenUsed="1"/>
-    <w:lsdException w:name="annotation subject" w:semiHidden="1" w:unhideWhenUsed="1"/>
-    <w:lsdException w:name="No List" w:semiHidden="1" w:unhideWhenUsed="1"/>
-    <w:lsdException w:name="Outline List 1" w:semiHidden="1" w:unhideWhenUsed="1"/>
-    <w:lsdException w:name="Outline List 2" w:semiHidden="1" w:unhideWhenUsed="1"/>
-    <w:lsdException w:name="Outline List 3" w:semiHidden="1" w:unhideWhenUsed="1"/>
-    <w:lsdException w:name="Table Simple 1" w:semiHidden="1" w:unhideWhenUsed="1"/>
-    <w:lsdException w:name="Table Simple 2" w:semiHidden="1" w:unhideWhenUsed="1"/>
-    <w:lsdException w:name="Table Simple 3" w:semiHidden="1" w:unhideWhenUsed="1"/>
-    <w:lsdException w:name="Table Classic 1" w:semiHidden="1" w:unhideWhenUsed="1"/>
-    <w:lsdException w:name="Table Classic 2" w:semiHidden="1" w:unhideWhenUsed="1"/>
-    <w:lsdException w:name="Table Classic 3" w:semiHidden="1" w:unhideWhenUsed="1"/>
-    <w:lsdException w:name="Table Classic 4" w:semiHidden="1" w:unhideWhenUsed="1"/>
-    <w:lsdException w:name="Table Colorful 1" w:semiHidden="1" w:unhideWhenUsed="1"/>
-    <w:lsdException w:name="Table Colorful 2" w:semiHidden="1" w:unhideWhenUsed="1"/>
-    <w:lsdException w:name="Table Colorful 3" w:semiHidden="1" w:unhideWhenUsed="1"/>
-    <w:lsdException w:name="Table Columns 1" w:semiHidden="1" w:unhideWhenUsed="1"/>
-    <w:lsdException w:name="Table Columns 2" w:semiHidden="1" w:unhideWhenUsed="1"/>
-    <w:lsdException w:name="Table Columns 3" w:semiHidden="1" w:unhideWhenUsed="1"/>
-    <w:lsdException w:name="Table Columns 4" w:semiHidden="1" w:unhideWhenUsed="1"/>
-    <w:lsdException w:name="Table Columns 5" w:semiHidden="1" w:unhideWhenUsed="1"/>
-    <w:lsdException w:name="Table Grid 1" w:semiHidden="1" w:unhideWhenUsed="1"/>
-    <w:lsdException w:name="Table Grid 2" w:semiHidden="1" w:unhideWhenUsed="1"/>
-    <w:lsdException w:name="Table Grid 3" w:semiHidden="1" w:unhideWhenUsed="1"/>
-    <w:lsdException w:name="Table Grid 4" w:semiHidden="1" w:unhideWhenUsed="1"/>
-    <w:lsdException w:name="Table Grid 5" w:semiHidden="1" w:unhideWhenUsed="1"/>
-    <w:lsdException w:name="Table Grid 6" w:semiHidden="1" w:unhideWhenUsed="1"/>
-    <w:lsdException w:name="Table Grid 7" w:semiHidden="1" w:unhideWhenUsed="1"/>
-    <w:lsdException w:name="Table Grid 8" w:semiHidden="1" w:unhideWhenUsed="1"/>
-    <w:lsdException w:name="Table List 1" w:semiHidden="1" w:unhideWhenUsed="1"/>
-    <w:lsdException w:name="Table List 2" w:semiHidden="1" w:unhideWhenUsed="1"/>
-    <w:lsdException w:name="Table List 3" w:semiHidden="1" w:unhideWhenUsed="1"/>
-    <w:lsdException w:name="Table List 4" w:semiHidden="1" w:unhideWhenUsed="1"/>
-    <w:lsdException w:name="Table List 5" w:semiHidden="1" w:unhideWhenUsed="1"/>
-    <w:lsdException w:name="Table List 6" w:semiHidden="1" w:unhideWhenUsed="1"/>
-    <w:lsdException w:name="Table List 7" w:semiHidden="1" w:unhideWhenUsed="1"/>
-    <w:lsdException w:name="Table List 8" w:semiHidden="1" w:unhideWhenUsed="1"/>
-    <w:lsdException w:name="Table 3D effects 1" w:semiHidden="1" w:unhideWhenUsed="1"/>
-    <w:lsdException w:name="Table 3D effects 2" w:semiHidden="1" w:unhideWhenUsed="1"/>
-    <w:lsdException w:name="Table 3D effects 3" w:semiHidden="1" w:unhideWhenUsed="1"/>
-    <w:lsdException w:name="Table Contemporary" w:semiHidden="1" w:unhideWhenUsed="1"/>
-    <w:lsdException w:name="Table Elegant" w:semiHidden="1" w:unhideWhenUsed="1"/>
-    <w:lsdException w:name="Table Professional" w:semiHidden="1" w:unhideWhenUsed="1"/>
-    <w:lsdException w:name="Table Subtle 1" w:semiHidden="1" w:unhideWhenUsed="1"/>
-    <w:lsdException w:name="Table Subtle 2" w:semiHidden="1" w:unhideWhenUsed="1"/>
-    <w:lsdException w:name="Table Web 1" w:semiHidden="1" w:unhideWhenUsed="1"/>
-    <w:lsdException w:name="Table Web 2" w:semiHidden="1" w:unhideWhenUsed="1"/>
-    <w:lsdException w:name="Table Web 3" w:semiHidden="1" w:unhideWhenUsed="1"/>
-    <w:lsdException w:name="Balloon Text" w:semiHidden="1" w:unhideWhenUsed="1"/>
-    <w:lsdException w:name="Table Grid" w:uiPriority="39"/>
-    <w:lsdException w:name="Table Theme" w:semiHidden="1" w:unhideWhenUsed="1"/>
-    <w:lsdException w:name="Placeholder Text" w:semiHidden="1"/>
-    <w:lsdException w:name="No Spacing" w:uiPriority="1" w:qFormat="1"/>
-    <w:lsdException w:name="Light Shading" w:uiPriority="60"/>
-    <w:lsdException w:name="Light List" w:uiPriority="61"/>
-    <w:lsdException w:name="Light Grid" w:uiPriority="62"/>
-    <w:lsdException w:name="Medium Shading 1" w:uiPriority="63"/>
-    <w:lsdException w:name="Medium Shading 2" w:uiPriority="64"/>
-    <w:lsdException w:name="Medium List 1" w:uiPriority="65"/>
-    <w:lsdException w:name="Medium List 2" w:uiPriority="66"/>
-    <w:lsdException w:name="Medium Grid 1" w:uiPriority="67"/>
-    <w:lsdException w:name="Medium Grid 2" w:uiPriority="68"/>
-    <w:lsdException w:name="Medium Grid 3" w:uiPriority="69"/>
-    <w:lsdException w:name="Dark List" w:uiPriority="70"/>
-    <w:lsdException w:name="Colorful Shading" w:uiPriority="71"/>
-    <w:lsdException w:name="Colorful List" w:uiPriority="72"/>
-    <w:lsdException w:name="Colorful Grid" w:uiPriority="73"/>
-    <w:lsdException w:name="Light Shading Accent 1" w:uiPriority="60"/>
-    <w:lsdException w:name="Light List Accent 1" w:uiPriority="61"/>
-    <w:lsdException w:name="Light Grid Accent 1" w:uiPriority="62"/>
-    <w:lsdException w:name="Medium Shading 1 Accent 1" w:uiPriority="63"/>
-    <w:lsdException w:name="Medium Shading 2 Accent 1" w:uiPriority="64"/>
-    <w:lsdException w:name="Medium List 1 Accent 1" w:uiPriority="65"/>
-    <w:lsdException w:name="Revision" w:semiHidden="1"/>
-    <w:lsdException w:name="List Paragraph" w:uiPriority="34" w:qFormat="1"/>
-    <w:lsdException w:name="Quote" w:uiPriority="29" w:qFormat="1"/>
-    <w:lsdException w:name="Intense Quote" w:uiPriority="30" w:qFormat="1"/>
-    <w:lsdException w:name="Medium List 2 Accent 1" w:uiPriority="66"/>
-    <w:lsdException w:name="Medium Grid 1 Accent 1" w:uiPriority="67"/>
-    <w:lsdException w:name="Medium Grid 2 Accent 1" w:uiPriority="68"/>
-    <w:lsdException w:name="Medium Grid 3 Accent 1" w:uiPriority="69"/>
-    <w:lsdException w:name="Dark List Accent 1" w:uiPriority="70"/>
-    <w:lsdException w:name="Colorful Shading Accent 1" w:uiPriority="71"/>
-    <w:lsdException w:name="Colorful List Accent 1" w:uiPriority="72"/>
-    <w:lsdException w:name="Colorful Grid Accent 1" w:uiPriority="73"/>
-    <w:lsdException w:name="Light Shading Accent 2" w:uiPriority="60"/>
-    <w:lsdException w:name="Light List Accent 2" w:uiPriority="61"/>
-    <w:lsdException w:name="Light Grid Accent 2" w:uiPriority="62"/>
-    <w:lsdException w:name="Medium Shading 1 Accent 2" w:uiPriority="63"/>
-    <w:lsdException w:name="Medium Shading 2 Accent 2" w:uiPriority="64"/>
-    <w:lsdException w:name="Medium List 1 Accent 2" w:uiPriority="65"/>
-    <w:lsdException w:name="Medium List 2 Accent 2" w:uiPriority="66"/>
-    <w:lsdException w:name="Medium Grid 1 Accent 2" w:uiPriority="67"/>
-    <w:lsdException w:name="Medium Grid 2 Accent 2" w:uiPriority="68"/>
-    <w:lsdException w:name="Medium Grid 3 Accent 2" w:uiPriority="69"/>
-    <w:lsdException w:name="Dark List Accent 2" w:uiPriority="70"/>
-    <w:lsdException w:name="Colorful Shading Accent 2" w:uiPriority="71"/>
-    <w:lsdException w:name="Colorful List Accent 2" w:uiPriority="72"/>
-    <w:lsdException w:name="Colorful Grid Accent 2" w:uiPriority="73"/>
-    <w:lsdException w:name="Light Shading Accent 3" w:uiPriority="60"/>
-    <w:lsdException w:name="Light List Accent 3" w:uiPriority="61"/>
-    <w:lsdException w:name="Light Grid Accent 3" w:uiPriority="62"/>
-    <w:lsdException w:name="Medium Shading 1 Accent 3" w:uiPriority="63"/>
-    <w:lsdException w:name="Medium Shading 2 Accent 3" w:uiPriority="64"/>
-    <w:lsdException w:name="Medium List 1 Accent 3" w:uiPriority="65"/>
-    <w:lsdException w:name="Medium List 2 Accent 3" w:uiPriority="66"/>
-    <w:lsdException w:name="Medium Grid 1 Accent 3" w:uiPriority="67"/>
-    <w:lsdException w:name="Medium Grid 2 Accent 3" w:uiPriority="68"/>
-    <w:lsdException w:name="Medium Grid 3 Accent 3" w:uiPriority="69"/>
-    <w:lsdException w:name="Dark List Accent 3" w:uiPriority="70"/>
-    <w:lsdException w:name="Colorful Shading Accent 3" w:uiPriority="71"/>
-    <w:lsdException w:name="Colorful List Accent 3" w:uiPriority="72"/>
-    <w:lsdException w:name="Colorful Grid Accent 3" w:uiPriority="73"/>
-    <w:lsdException w:name="Light Shading Accent 4" w:uiPriority="60"/>
-    <w:lsdException w:name="Light List Accent 4" w:uiPriority="61"/>
-    <w:lsdException w:name="Light Grid Accent 4" w:uiPriority="62"/>
-    <w:lsdException w:name="Medium Shading 1 Accent 4" w:uiPriority="63"/>
-    <w:lsdException w:name="Medium Shading 2 Accent 4" w:uiPriority="64"/>
-    <w:lsdException w:name="Medium List 1 Accent 4" w:uiPriority="65"/>
-    <w:lsdException w:name="Medium List 2 Accent 4" w:uiPriority="66"/>
-    <w:lsdException w:name="Medium Grid 1 Accent 4" w:uiPriority="67"/>
-    <w:lsdException w:name="Medium Grid 2 Accent 4" w:uiPriority="68"/>
-    <w:lsdException w:name="Medium Grid 3 Accent 4" w:uiPriority="69"/>
-    <w:lsdException w:name="Dark List Accent 4" w:uiPriority="70"/>
-    <w:lsdException w:name="Colorful Shading Accent 4" w:uiPriority="71"/>
-    <w:lsdException w:name="Colorful List Accent 4" w:uiPriority="72"/>
-    <w:lsdException w:name="Colorful Grid Accent 4" w:uiPriority="73"/>
-    <w:lsdException w:name="Light Shading Accent 5" w:uiPriority="60"/>
-    <w:lsdException w:name="Light List Accent 5" w:uiPriority="61"/>
-    <w:lsdException w:name="Light Grid Accent 5" w:uiPriority="62"/>
-    <w:lsdException w:name="Medium Shading 1 Accent 5" w:uiPriority="63"/>
-    <w:lsdException w:name="Medium Shading 2 Accent 5" w:uiPriority="64"/>
-    <w:lsdException w:name="Medium List 1 Accent 5" w:uiPriority="65"/>
-    <w:lsdException w:name="Medium List 2 Accent 5" w:uiPriority="66"/>
-    <w:lsdException w:name="Medium Grid 1 Accent 5" w:uiPriority="67"/>
-    <w:lsdException w:name="Medium Grid 2 Accent 5" w:uiPriority="68"/>
-    <w:lsdException w:name="Medium Grid 3 Accent 5" w:uiPriority="69"/>
-    <w:lsdException w:name="Dark List Accent 5" w:uiPriority="70"/>
-    <w:lsdException w:name="Colorful Shading Accent 5" w:uiPriority="71"/>
-    <w:lsdException w:name="Colorful List Accent 5" w:uiPriority="72"/>
-    <w:lsdException w:name="Colorful Grid Accent 5" w:uiPriority="73"/>
-    <w:lsdException w:name="Light Shading Accent 6" w:uiPriority="60"/>
-    <w:lsdException w:name="Light List Accent 6" w:uiPriority="61"/>
-    <w:lsdException w:name="Light Grid Accent 6" w:uiPriority="62"/>
-    <w:lsdException w:name="Medium Shading 1 Accent 6" w:uiPriority="63"/>
-    <w:lsdException w:name="Medium Shading 2 Accent 6" w:uiPriority="64"/>
-    <w:lsdException w:name="Medium List 1 Accent 6" w:uiPriority="65"/>
-    <w:lsdException w:name="Medium List 2 Accent 6" w:uiPriority="66"/>
-    <w:lsdException w:name="Medium Grid 1 Accent 6" w:uiPriority="67"/>
-    <w:lsdException w:name="Medium Grid 2 Accent 6" w:uiPriority="68"/>
-    <w:lsdException w:name="Medium Grid 3 Accent 6" w:uiPriority="69"/>
-    <w:lsdException w:name="Dark List Accent 6" w:uiPriority="70"/>
-    <w:lsdException w:name="Colorful Shading Accent 6" w:uiPriority="71"/>
-    <w:lsdException w:name="Colorful List Accent 6" w:uiPriority="72"/>
-    <w:lsdException w:name="Colorful Grid Accent 6" w:uiPriority="73"/>
-    <w:lsdException w:name="Subtle Emphasis" w:uiPriority="19" w:qFormat="1"/>
-    <w:lsdException w:name="Intense Emphasis" w:uiPriority="21" w:qFormat="1"/>
-    <w:lsdException w:name="Subtle Reference" w:uiPriority="31" w:qFormat="1"/>
-    <w:lsdException w:name="Intense Reference" w:uiPriority="32" w:qFormat="1"/>
-    <w:lsdException w:name="Book Title" w:uiPriority="33" w:qFormat="1"/>
-    <w:lsdException w:name="Bibliography" w:semiHidden="1" w:uiPriority="37" w:unhideWhenUsed="1"/>
-    <w:lsdException w:name="TOC Heading" w:semiHidden="1" w:uiPriority="39" w:unhideWhenUsed="1" w:qFormat="1"/>
-    <w:lsdException w:name="Plain Table 1" w:uiPriority="41"/>
-    <w:lsdException w:name="Plain Table 2" w:uiPriority="42"/>
-    <w:lsdException w:name="Plain Table 3" w:uiPriority="43"/>
-    <w:lsdException w:name="Plain Table 4" w:uiPriority="44"/>
-    <w:lsdException w:name="Plain Table 5" w:uiPriority="45"/>
-    <w:lsdException w:name="Grid Table Light" w:uiPriority="40"/>
-    <w:lsdException w:name="Grid Table 1 Light" w:uiPriority="46"/>
-    <w:lsdException w:name="Grid Table 2" w:uiPriority="47"/>
-    <w:lsdException w:name="Grid Table 3" w:uiPriority="48"/>
-    <w:lsdException w:name="Grid Table 4" w:uiPriority="49"/>
-    <w:lsdException w:name="Grid Table 5 Dark" w:uiPriority="50"/>
-    <w:lsdException w:name="Grid Table 6 Colorful" w:uiPriority="51"/>
-    <w:lsdException w:name="Grid Table 7 Colorful" w:uiPriority="52"/>
-    <w:lsdException w:name="Grid Table 1 Light Accent 1" w:uiPriority="46"/>
-    <w:lsdException w:name="Grid Table 2 Accent 1" w:uiPriority="47"/>
-    <w:lsdException w:name="Grid Table 3 Accent 1" w:uiPriority="48"/>
-    <w:lsdException w:name="Grid Table 4 Accent 1" w:uiPriority="49"/>
-    <w:lsdException w:name="Grid Table 5 Dark Accent 1" w:uiPriority="50"/>
-    <w:lsdException w:name="Grid Table 6 Colorful Accent 1" w:uiPriority="51"/>
-    <w:lsdException w:name="Grid Table 7 Colorful Accent 1" w:uiPriority="52"/>
-    <w:lsdException w:name="Grid Table 1 Light Accent 2" w:uiPriority="46"/>
-    <w:lsdException w:name="Grid Table 2 Accent 2" w:uiPriority="47"/>
-    <w:lsdException w:name="Grid Table 3 Accent 2" w:uiPriority="48"/>
-    <w:lsdException w:name="Grid Table 4 Accent 2" w:uiPriority="49"/>
-    <w:lsdException w:name="Grid Table 5 Dark Accent 2" w:uiPriority="50"/>
-    <w:lsdException w:name="Grid Table 6 Colorful Accent 2" w:uiPriority="51"/>
-    <w:lsdException w:name="Grid Table 7 Colorful Accent 2" w:uiPriority="52"/>
-    <w:lsdException w:name="Grid Table 1 Light Accent 3" w:uiPriority="46"/>
-    <w:lsdException w:name="Grid Table 2 Accent 3" w:uiPriority="47"/>
-    <w:lsdException w:name="Grid Table 3 Accent 3" w:uiPriority="48"/>
-    <w:lsdException w:name="Grid Table 4 Accent 3" w:uiPriority="49"/>
-    <w:lsdException w:name="Grid Table 5 Dark Accent 3" w:uiPriority="50"/>
-    <w:lsdException w:name="Grid Table 6 Colorful Accent 3" w:uiPriority="51"/>
-    <w:lsdException w:name="Grid Table 7 Colorful Accent 3" w:uiPriority="52"/>
-    <w:lsdException w:name="Grid Table 1 Light Accent 4" w:uiPriority="46"/>
-    <w:lsdException w:name="Grid Table 2 Accent 4" w:uiPriority="47"/>
-    <w:lsdException w:name="Grid Table 3 Accent 4" w:uiPriority="48"/>
-    <w:lsdException w:name="Grid Table 4 Accent 4" w:uiPriority="49"/>
-    <w:lsdException w:name="Grid Table 5 Dark Accent 4" w:uiPriority="50"/>
-    <w:lsdException w:name="Grid Table 6 Colorful Accent 4" w:uiPriority="51"/>
-    <w:lsdException w:name="Grid Table 7 Colorful Accent 4" w:uiPriority="52"/>
-    <w:lsdException w:name="Grid Table 1 Light Accent 5" w:uiPriority="46"/>
-    <w:lsdException w:name="Grid Table 2 Accent 5" w:uiPriority="47"/>
-    <w:lsdException w:name="Grid Table 3 Accent 5" w:uiPriority="48"/>
-    <w:lsdException w:name="Grid Table 4 Accent 5" w:uiPriority="49"/>
-    <w:lsdException w:name="Grid Table 5 Dark Accent 5" w:uiPriority="50"/>
-    <w:lsdException w:name="Grid Table 6 Colorful Accent 5" w:uiPriority="51"/>
-    <w:lsdException w:name="Grid Table 7 Colorful Accent 5" w:uiPriority="52"/>
-    <w:lsdException w:name="Grid Table 1 Light Accent 6" w:uiPriority="46"/>
-    <w:lsdException w:name="Grid Table 2 Accent 6" w:uiPriority="47"/>
-    <w:lsdException w:name="Grid Table 3 Accent 6" w:uiPriority="48"/>
-    <w:lsdException w:name="Grid Table 4 Accent 6" w:uiPriority="49"/>
-    <w:lsdException w:name="Grid Table 5 Dark Accent 6" w:uiPriority="50"/>
-    <w:lsdException w:name="Grid Table 6 Colorful Accent 6" w:uiPriority="51"/>
-    <w:lsdException w:name="Grid Table 7 Colorful Accent 6" w:uiPriority="52"/>
-    <w:lsdException w:name="List Table 1 Light" w:uiPriority="46"/>
-    <w:lsdException w:name="List Table 2" w:uiPriority="47"/>
-    <w:lsdException w:name="List Table 3" w:uiPriority="48"/>
-    <w:lsdException w:name="List Table 4" w:uiPriority="49"/>
-    <w:lsdException w:name="List Table 5 Dark" w:uiPriority="50"/>
-    <w:lsdException w:name="List Table 6 Colorful" w:uiPriority="51"/>
-    <w:lsdException w:name="List Table 7 Colorful" w:uiPriority="52"/>
-    <w:lsdException w:name="List Table 1 Light Accent 1" w:uiPriority="46"/>
-    <w:lsdException w:name="List Table 2 Accent 1" w:uiPriority="47"/>
-    <w:lsdException w:name="List Table 3 Accent 1" w:uiPriority="48"/>
-    <w:lsdException w:name="List Table 4 Accent 1" w:uiPriority="49"/>
-    <w:lsdException w:name="List Table 5 Dark Accent 1" w:uiPriority="50"/>
-    <w:lsdException w:name="List Table 6 Colorful Accent 1" w:uiPriority="51"/>
-    <w:lsdException w:name="List Table 7 Colorful Accent 1" w:uiPriority="52"/>
-    <w:lsdException w:name="List Table 1 Light Accent 2" w:uiPriority="46"/>
-    <w:lsdException w:name="List Table 2 Accent 2" w:uiPriority="47"/>
-    <w:lsdException w:name="List Table 3 Accent 2" w:uiPriority="48"/>
-    <w:lsdException w:name="List Table 4 Accent 2" w:uiPriority="49"/>
-    <w:lsdException w:name="List Table 5 Dark Accent 2" w:uiPriority="50"/>
-    <w:lsdException w:name="List Table 6 Colorful Accent 2" w:uiPriority="51"/>
-    <w:lsdException w:name="List Table 7 Colorful Accent 2" w:uiPriority="52"/>
-    <w:lsdException w:name="List Table 1 Light Accent 3" w:uiPriority="46"/>
-    <w:lsdException w:name="List Table 2 Accent 3" w:uiPriority="47"/>
-    <w:lsdException w:name="List Table 3 Accent 3" w:uiPriority="48"/>
-    <w:lsdException w:name="List Table 4 Accent 3" w:uiPriority="49"/>
-    <w:lsdException w:name="List Table 5 Dark Accent 3" w:uiPriority="50"/>
-    <w:lsdException w:name="List Table 6 Colorful Accent 3" w:uiPriority="51"/>
-    <w:lsdException w:name="List Table 7 Colorful Accent 3" w:uiPriority="52"/>
-    <w:lsdException w:name="List Table 1 Light Accent 4" w:uiPriority="46"/>
-    <w:lsdException w:name="List Table 2 Accent 4" w:uiPriority="47"/>
-    <w:lsdException w:name="List Table 3 Accent 4" w:uiPriority="48"/>
-    <w:lsdException w:name="List Table 4 Accent 4" w:uiPriority="49"/>
-    <w:lsdException w:name="List Table 5 Dark Accent 4" w:uiPriority="50"/>
-    <w:lsdException w:name="List Table 6 Colorful Accent 4" w:uiPriority="51"/>
-    <w:lsdException w:name="List Table 7 Colorful Accent 4" w:uiPriority="52"/>
-    <w:lsdException w:name="List Table 1 Light Accent 5" w:uiPriority="46"/>
-    <w:lsdException w:name="List Table 2 Accent 5" w:uiPriority="47"/>
-    <w:lsdException w:name="List Table 3 Accent 5" w:uiPriority="48"/>
-    <w:lsdException w:name="List Table 4 Accent 5" w:uiPriority="49"/>
-    <w:lsdException w:name="List Table 5 Dark Accent 5" w:uiPriority="50"/>
-    <w:lsdException w:name="List Table 6 Colorful Accent 5" w:uiPriority="51"/>
-    <w:lsdException w:name="List Table 7 Colorful Accent 5" w:uiPriority="52"/>
-    <w:lsdException w:name="List Table 1 Light Accent 6" w:uiPriority="46"/>
-    <w:lsdException w:name="List Table 2 Accent 6" w:uiPriority="47"/>
-    <w:lsdException w:name="List Table 3 Accent 6" w:uiPriority="48"/>
-    <w:lsdException w:name="List Table 4 Accent 6" w:uiPriority="49"/>
-    <w:lsdException w:name="List Table 5 Dark Accent 6" w:uiPriority="50"/>
-    <w:lsdException w:name="List Table 6 Colorful Accent 6" w:uiPriority="51"/>
-    <w:lsdException w:name="List Table 7 Colorful Accent 6" w:uiPriority="52"/>
-    <w:lsdException w:name="Mention" w:semiHidden="1" w:unhideWhenUsed="1"/>
-    <w:lsdException w:name="Smart Hyperlink" w:semiHidden="1" w:unhideWhenUsed="1"/>
-    <w:lsdException w:name="Hashtag" w:semiHidden="1" w:unhideWhenUsed="1"/>
-    <w:lsdException w:name="Unresolved Mention" w:semiHidden="1" w:unhideWhenUsed="1"/>
-    <w:lsdException w:name="Smart Link" w:semiHidden="1" w:unhideWhenUsed="1"/>
-  </w:latentStyles>
-  <w:style w:type="paragraph" w:default="1" w:styleId="Normal">
-    <w:name w:val="Normal"/>
-    <w:qFormat/>
-  </w:style>
-  <w:style w:type="character" w:default="1" w:styleId="DefaultParagraphFont">
-    <w:name w:val="Default Paragraph Font"/>
-    <w:uiPriority w:val="1"/>
-    <w:semiHidden/>
-    <w:unhideWhenUsed/>
-  </w:style>
-  <w:style w:type="table" w:default="1" w:styleId="TableNormal">
-    <w:name w:val="Normal Table"/>
-    <w:uiPriority w:val="99"/>
-    <w:semiHidden/>
-    <w:unhideWhenUsed/>
-    <w:tblPr>
-      <w:tblInd w:w="0" w:type="dxa"/>
-      <w:tblCellMar>
-        <w:top w:w="0" w:type="dxa"/>
-        <w:left w:w="108" w:type="dxa"/>
-        <w:bottom w:w="0" w:type="dxa"/>
-        <w:right w:w="108" w:type="dxa"/>
-      </w:tblCellMar>
-    </w:tblPr>
-  </w:style>
-  <w:style w:type="numbering" w:default="1" w:styleId="NoList">
-    <w:name w:val="No List"/>
-    <w:uiPriority w:val="99"/>
-    <w:semiHidden/>
-    <w:unhideWhenUsed/>
-  </w:style>
-  <w:style w:type="character" w:styleId="PlaceholderText">
-    <w:name w:val="Placeholder Text"/>
-    <w:basedOn w:val="DefaultParagraphFont"/>
-    <w:uiPriority w:val="99"/>
-    <w:semiHidden/>
-    <w:rsid w:val="00F21396"/>
-    <w:rPr>
-      <w:color w:val="808080"/>
-    </w:rPr>
-  </w:style>
-  <w:style w:type="paragraph" w:customStyle="1" w:styleId="78224655F0B64206B6114B6C96073179">
-    <w:name w:val="78224655F0B64206B6114B6C96073179"/>
-    <w:rsid w:val="00F21396"/>
-    <w:rPr>
-      <w:lang w:val="en-AU" w:eastAsia="en-AU"/>
-    </w:rPr>
-  </w:style>
-  <w:style w:type="paragraph" w:customStyle="1" w:styleId="EAEE35E6FD3A4CA8BAD274F10A057D3D">
-    <w:name w:val="EAEE35E6FD3A4CA8BAD274F10A057D3D"/>
-    <w:rsid w:val="00F21396"/>
-    <w:rPr>
-      <w:lang w:val="en-AU" w:eastAsia="en-AU"/>
-    </w:rPr>
-  </w:style>
-  <w:style w:type="paragraph" w:customStyle="1" w:styleId="878F66C9C9464914B935BB0729D89F98">
-    <w:name w:val="878F66C9C9464914B935BB0729D89F98"/>
-    <w:rsid w:val="00F21396"/>
-    <w:rPr>
-      <w:lang w:val="en-AU" w:eastAsia="en-AU"/>
-    </w:rPr>
-  </w:style>
-  <w:style w:type="paragraph" w:customStyle="1" w:styleId="FF8505A179A84727BEE47F411822FAFA">
-    <w:name w:val="FF8505A179A84727BEE47F411822FAFA"/>
-    <w:rsid w:val="00F21396"/>
-    <w:rPr>
-      <w:lang w:val="en-AU" w:eastAsia="en-AU"/>
-    </w:rPr>
-  </w:style>
-  <w:style w:type="paragraph" w:customStyle="1" w:styleId="F51DD4C87AC54E53AD8261CC6ABABCC3">
-    <w:name w:val="F51DD4C87AC54E53AD8261CC6ABABCC3"/>
-    <w:rsid w:val="00F21396"/>
-    <w:rPr>
-      <w:lang w:val="en-AU" w:eastAsia="en-AU"/>
-    </w:rPr>
-  </w:style>
-  <w:style w:type="paragraph" w:customStyle="1" w:styleId="39F1FC039F8D42F09C332F3DA0CED84E">
-    <w:name w:val="39F1FC039F8D42F09C332F3DA0CED84E"/>
-    <w:rsid w:val="00F21396"/>
-    <w:rPr>
-      <w:lang w:val="en-AU" w:eastAsia="en-AU"/>
-    </w:rPr>
-  </w:style>
-  <w:style w:type="paragraph" w:customStyle="1" w:styleId="AA390DD957ED4DBD8CD259FFB1D2FA12">
-    <w:name w:val="AA390DD957ED4DBD8CD259FFB1D2FA12"/>
-    <w:rsid w:val="00F21396"/>
-    <w:rPr>
-      <w:lang w:val="en-AU" w:eastAsia="en-AU"/>
-    </w:rPr>
-  </w:style>
-  <w:style w:type="paragraph" w:customStyle="1" w:styleId="6447709A2D7A42C7B82086169449CCEC">
-    <w:name w:val="6447709A2D7A42C7B82086169449CCEC"/>
-    <w:rsid w:val="00F21396"/>
-    <w:rPr>
-      <w:lang w:val="en-AU" w:eastAsia="en-AU"/>
-    </w:rPr>
-  </w:style>
-  <w:style w:type="paragraph" w:customStyle="1" w:styleId="64B669BD459643989D733717E1A838A3">
-    <w:name w:val="64B669BD459643989D733717E1A838A3"/>
-    <w:rsid w:val="00F21396"/>
-    <w:rPr>
-      <w:lang w:val="en-AU" w:eastAsia="en-AU"/>
-    </w:rPr>
-  </w:style>
-  <w:style w:type="paragraph" w:customStyle="1" w:styleId="2E310CCAB2E4493BA02363BE6E67DE6D">
-    <w:name w:val="2E310CCAB2E4493BA02363BE6E67DE6D"/>
-    <w:rsid w:val="00F21396"/>
-    <w:rPr>
-      <w:lang w:val="en-AU" w:eastAsia="en-AU"/>
-    </w:rPr>
-  </w:style>
-  <w:style w:type="paragraph" w:customStyle="1" w:styleId="48376F61D50E49D19FE1F0F39F45AEC1">
-    <w:name w:val="48376F61D50E49D19FE1F0F39F45AEC1"/>
-    <w:rsid w:val="00F21396"/>
-    <w:rPr>
-      <w:lang w:val="en-AU" w:eastAsia="en-AU"/>
-    </w:rPr>
-  </w:style>
-  <w:style w:type="paragraph" w:customStyle="1" w:styleId="55009389D24E445EA111E5E2C50B290F">
-    <w:name w:val="55009389D24E445EA111E5E2C50B290F"/>
-    <w:rsid w:val="00F21396"/>
-    <w:rPr>
-      <w:lang w:val="en-AU" w:eastAsia="en-AU"/>
-    </w:rPr>
-  </w:style>
-  <w:style w:type="paragraph" w:customStyle="1" w:styleId="B94C3DABA58D4476A5F712838463AEC1">
-    <w:name w:val="B94C3DABA58D4476A5F712838463AEC1"/>
-    <w:rsid w:val="00F21396"/>
-    <w:rPr>
-      <w:lang w:val="en-AU" w:eastAsia="en-AU"/>
-    </w:rPr>
-  </w:style>
-  <w:style w:type="paragraph" w:customStyle="1" w:styleId="FC937EB6DC7E45669F229E987EB7629F">
-    <w:name w:val="FC937EB6DC7E45669F229E987EB7629F"/>
-    <w:rsid w:val="00F21396"/>
-    <w:rPr>
-      <w:lang w:val="en-AU" w:eastAsia="en-AU"/>
-    </w:rPr>
-  </w:style>
-  <w:style w:type="paragraph" w:customStyle="1" w:styleId="4F50D7FA81854B6896EB6A758051FEF5">
-    <w:name w:val="4F50D7FA81854B6896EB6A758051FEF5"/>
-    <w:rsid w:val="00F21396"/>
-    <w:rPr>
-      <w:lang w:val="en-AU" w:eastAsia="en-AU"/>
-    </w:rPr>
-  </w:style>
-  <w:style w:type="paragraph" w:customStyle="1" w:styleId="0CD0DC7363904B22B3B0B43F7639CAFC">
-    <w:name w:val="0CD0DC7363904B22B3B0B43F7639CAFC"/>
-    <w:rsid w:val="00F21396"/>
-    <w:rPr>
-      <w:lang w:val="en-AU" w:eastAsia="en-AU"/>
-    </w:rPr>
-  </w:style>
-  <w:style w:type="paragraph" w:customStyle="1" w:styleId="9A43D92E08BB4718B6CFF64143DF45F1">
-    <w:name w:val="9A43D92E08BB4718B6CFF64143DF45F1"/>
-    <w:rsid w:val="00F21396"/>
-    <w:rPr>
-      <w:lang w:val="en-AU" w:eastAsia="en-AU"/>
-    </w:rPr>
-  </w:style>
-  <w:style w:type="paragraph" w:customStyle="1" w:styleId="8026DBBF7ABD4C50BE76894A35B181BA">
-    <w:name w:val="8026DBBF7ABD4C50BE76894A35B181BA"/>
-    <w:rsid w:val="00F21396"/>
-    <w:rPr>
-      <w:lang w:val="en-AU" w:eastAsia="en-AU"/>
-    </w:rPr>
-  </w:style>
-  <w:style w:type="paragraph" w:customStyle="1" w:styleId="7B16F00EF9974CBAA9BA1125AE59BDF5">
-    <w:name w:val="7B16F00EF9974CBAA9BA1125AE59BDF5"/>
-    <w:rsid w:val="00F21396"/>
-    <w:rPr>
-      <w:lang w:val="en-AU" w:eastAsia="en-AU"/>
-    </w:rPr>
-  </w:style>
-  <w:style w:type="paragraph" w:customStyle="1" w:styleId="25D97F4CDD234614995F8342048348C7">
-    <w:name w:val="25D97F4CDD234614995F8342048348C7"/>
-    <w:rsid w:val="00F21396"/>
-    <w:rPr>
-      <w:lang w:val="en-AU" w:eastAsia="en-AU"/>
-    </w:rPr>
-  </w:style>
-  <w:style w:type="paragraph" w:customStyle="1" w:styleId="28B9632701374B0B9C9FE3A55F61DBD7">
-    <w:name w:val="28B9632701374B0B9C9FE3A55F61DBD7"/>
-    <w:rsid w:val="00F21396"/>
-    <w:rPr>
-      <w:lang w:val="en-AU" w:eastAsia="en-AU"/>
-    </w:rPr>
-  </w:style>
-  <w:style w:type="paragraph" w:customStyle="1" w:styleId="E6F04A4907554B948F34DE6C1B95EDA2">
-    <w:name w:val="E6F04A4907554B948F34DE6C1B95EDA2"/>
-    <w:rsid w:val="00F21396"/>
-    <w:rPr>
-      <w:lang w:val="en-AU" w:eastAsia="en-AU"/>
-    </w:rPr>
-  </w:style>
-  <w:style w:type="paragraph" w:customStyle="1" w:styleId="7F41FC12158A494AB25A2F9922512A93">
-    <w:name w:val="7F41FC12158A494AB25A2F9922512A93"/>
-    <w:rsid w:val="00F21396"/>
-    <w:rPr>
-      <w:lang w:val="en-AU" w:eastAsia="en-AU"/>
-    </w:rPr>
-  </w:style>
-  <w:style w:type="paragraph" w:customStyle="1" w:styleId="DBB27F9407344D44987AE17C59F76ECC">
-    <w:name w:val="DBB27F9407344D44987AE17C59F76ECC"/>
-    <w:rsid w:val="00F21396"/>
-    <w:rPr>
-      <w:lang w:val="en-AU" w:eastAsia="en-AU"/>
-    </w:rPr>
-  </w:style>
-  <w:style w:type="paragraph" w:customStyle="1" w:styleId="47FD7FBC657E48238582AEE7CC667BE6">
-    <w:name w:val="47FD7FBC657E48238582AEE7CC667BE6"/>
-    <w:rsid w:val="00F21396"/>
-    <w:rPr>
-      <w:lang w:val="en-AU" w:eastAsia="en-AU"/>
-    </w:rPr>
-  </w:style>
-  <w:style w:type="paragraph" w:customStyle="1" w:styleId="0EB8EE63F86542AFBB5D509B6B7A55DA">
-    <w:name w:val="0EB8EE63F86542AFBB5D509B6B7A55DA"/>
-    <w:rsid w:val="00F21396"/>
-    <w:rPr>
-      <w:lang w:val="en-AU" w:eastAsia="en-AU"/>
-    </w:rPr>
-  </w:style>
-  <w:style w:type="paragraph" w:customStyle="1" w:styleId="C5E7DD9FA24E4846B83950B549EC17D0">
-    <w:name w:val="C5E7DD9FA24E4846B83950B549EC17D0"/>
-    <w:rsid w:val="00F21396"/>
-    <w:rPr>
-      <w:lang w:val="en-AU" w:eastAsia="en-AU"/>
-    </w:rPr>
-  </w:style>
-  <w:style w:type="paragraph" w:customStyle="1" w:styleId="DBDD56AE298F41518E24448B965F4EC4">
-    <w:name w:val="DBDD56AE298F41518E24448B965F4EC4"/>
-    <w:rsid w:val="00F21396"/>
-    <w:rPr>
-      <w:lang w:val="en-AU" w:eastAsia="en-AU"/>
-    </w:rPr>
-  </w:style>
-  <w:style w:type="paragraph" w:customStyle="1" w:styleId="19A3A2E9D4BC4645A665827F98CA1825">
-    <w:name w:val="19A3A2E9D4BC4645A665827F98CA1825"/>
-    <w:rsid w:val="00F21396"/>
-    <w:rPr>
-      <w:lang w:val="en-AU" w:eastAsia="en-AU"/>
-    </w:rPr>
-  </w:style>
-  <w:style w:type="paragraph" w:customStyle="1" w:styleId="33772A3F1140412BBD4560F67F607761">
-    <w:name w:val="33772A3F1140412BBD4560F67F607761"/>
-    <w:rsid w:val="00F21396"/>
-    <w:rPr>
-      <w:lang w:val="en-AU" w:eastAsia="en-AU"/>
-    </w:rPr>
-  </w:style>
-  <w:style w:type="paragraph" w:customStyle="1" w:styleId="77E2B2123FEF4996A1F3EB4814049E5A">
-    <w:name w:val="77E2B2123FEF4996A1F3EB4814049E5A"/>
-    <w:rsid w:val="00F21396"/>
-    <w:rPr>
-      <w:lang w:val="en-AU" w:eastAsia="en-AU"/>
-    </w:rPr>
-  </w:style>
-  <w:style w:type="paragraph" w:customStyle="1" w:styleId="AAA1882DC1B6459E89AEC7E275AD91A3">
-    <w:name w:val="AAA1882DC1B6459E89AEC7E275AD91A3"/>
-    <w:rsid w:val="00F21396"/>
-    <w:rPr>
-      <w:lang w:val="en-AU" w:eastAsia="en-AU"/>
-    </w:rPr>
-  </w:style>
-  <w:style w:type="paragraph" w:customStyle="1" w:styleId="8F77299FE7274DBC97C8FDFB4A789031">
-    <w:name w:val="8F77299FE7274DBC97C8FDFB4A789031"/>
-    <w:rsid w:val="00F21396"/>
-    <w:rPr>
-      <w:lang w:val="en-AU" w:eastAsia="en-AU"/>
-    </w:rPr>
-  </w:style>
-  <w:style w:type="paragraph" w:customStyle="1" w:styleId="13E03B0132E84030AF05894FB55C6A81">
-    <w:name w:val="13E03B0132E84030AF05894FB55C6A81"/>
-    <w:rsid w:val="00F21396"/>
-    <w:rPr>
-      <w:lang w:val="en-AU" w:eastAsia="en-AU"/>
-    </w:rPr>
-  </w:style>
-  <w:style w:type="paragraph" w:customStyle="1" w:styleId="EB6B539411C04F3B9E39B293E6D5C0A6">
-    <w:name w:val="EB6B539411C04F3B9E39B293E6D5C0A6"/>
-    <w:rsid w:val="00F21396"/>
-    <w:rPr>
-      <w:lang w:val="en-AU" w:eastAsia="en-AU"/>
-    </w:rPr>
-  </w:style>
-  <w:style w:type="paragraph" w:customStyle="1" w:styleId="3CFE387C53434C229EED93F4AD620E0F">
-    <w:name w:val="3CFE387C53434C229EED93F4AD620E0F"/>
-    <w:rsid w:val="00F21396"/>
-    <w:rPr>
-      <w:lang w:val="en-AU" w:eastAsia="en-AU"/>
-    </w:rPr>
-  </w:style>
-  <w:style w:type="paragraph" w:customStyle="1" w:styleId="AB3F0E8D93454964B340E67650437142">
-    <w:name w:val="AB3F0E8D93454964B340E67650437142"/>
-    <w:rsid w:val="00F21396"/>
-    <w:rPr>
-      <w:lang w:val="en-AU" w:eastAsia="en-AU"/>
-    </w:rPr>
-  </w:style>
-  <w:style w:type="paragraph" w:customStyle="1" w:styleId="53799E0339E244ECAC9E89208EFAEB21">
-    <w:name w:val="53799E0339E244ECAC9E89208EFAEB21"/>
-    <w:rsid w:val="00F21396"/>
-    <w:rPr>
-      <w:lang w:val="en-AU" w:eastAsia="en-AU"/>
-    </w:rPr>
-  </w:style>
-  <w:style w:type="paragraph" w:customStyle="1" w:styleId="AD3431F0EB4C42599894A52FFC2757F8">
-    <w:name w:val="AD3431F0EB4C42599894A52FFC2757F8"/>
-    <w:rsid w:val="00F21396"/>
-    <w:rPr>
-      <w:lang w:val="en-AU" w:eastAsia="en-AU"/>
-    </w:rPr>
-  </w:style>
-  <w:style w:type="paragraph" w:customStyle="1" w:styleId="0A698F6BDD694648844DA2501862147C">
-    <w:name w:val="0A698F6BDD694648844DA2501862147C"/>
-    <w:rsid w:val="00F21396"/>
-    <w:rPr>
-      <w:lang w:val="en-AU" w:eastAsia="en-AU"/>
-    </w:rPr>
-  </w:style>
-  <w:style w:type="paragraph" w:customStyle="1" w:styleId="21B7968021B84595A5F1027E82EC57A7">
-    <w:name w:val="21B7968021B84595A5F1027E82EC57A7"/>
-    <w:rsid w:val="00F21396"/>
-    <w:rPr>
-      <w:lang w:val="en-AU" w:eastAsia="en-AU"/>
-    </w:rPr>
-  </w:style>
-  <w:style w:type="paragraph" w:customStyle="1" w:styleId="EB09842EE8CF4EE0B0600B5A199136BD">
-    <w:name w:val="EB09842EE8CF4EE0B0600B5A199136BD"/>
-    <w:rsid w:val="00F21396"/>
-    <w:rPr>
-      <w:lang w:val="en-AU" w:eastAsia="en-AU"/>
-    </w:rPr>
-  </w:style>
-  <w:style w:type="paragraph" w:customStyle="1" w:styleId="A747300FC65645A598A235C0B803436C">
-    <w:name w:val="A747300FC65645A598A235C0B803436C"/>
-    <w:rsid w:val="00F21396"/>
-    <w:rPr>
-      <w:lang w:val="en-AU" w:eastAsia="en-AU"/>
-    </w:rPr>
-  </w:style>
-  <w:style w:type="paragraph" w:customStyle="1" w:styleId="D19C7E7463E7470FA2B0D5211DCAD260">
-    <w:name w:val="D19C7E7463E7470FA2B0D5211DCAD260"/>
-    <w:rsid w:val="00F21396"/>
-    <w:rPr>
-      <w:lang w:val="en-AU" w:eastAsia="en-AU"/>
-    </w:rPr>
-  </w:style>
-  <w:style w:type="paragraph" w:customStyle="1" w:styleId="31CBBDA6CB9548909B385AB0CDE2F915">
-    <w:name w:val="31CBBDA6CB9548909B385AB0CDE2F915"/>
-    <w:rsid w:val="00F21396"/>
-    <w:rPr>
-      <w:lang w:val="en-AU" w:eastAsia="en-AU"/>
-    </w:rPr>
-  </w:style>
-  <w:style w:type="paragraph" w:customStyle="1" w:styleId="E66AFBD1300F4B4FA5041D5C42B276B0">
-    <w:name w:val="E66AFBD1300F4B4FA5041D5C42B276B0"/>
-    <w:rsid w:val="00F21396"/>
-    <w:rPr>
-      <w:lang w:val="en-AU" w:eastAsia="en-AU"/>
-    </w:rPr>
-  </w:style>
-  <w:style w:type="paragraph" w:customStyle="1" w:styleId="08A85BC4E6844B9B948C61C61A1AADC8">
-    <w:name w:val="08A85BC4E6844B9B948C61C61A1AADC8"/>
-    <w:rsid w:val="00F21396"/>
-    <w:rPr>
-      <w:lang w:val="en-AU" w:eastAsia="en-AU"/>
-    </w:rPr>
-  </w:style>
-  <w:style w:type="paragraph" w:customStyle="1" w:styleId="848DB5DEA6A34391BD8953E75A7E6604">
-    <w:name w:val="848DB5DEA6A34391BD8953E75A7E6604"/>
-    <w:rsid w:val="00F21396"/>
-    <w:rPr>
-      <w:lang w:val="en-AU" w:eastAsia="en-AU"/>
-    </w:rPr>
-  </w:style>
-  <w:style w:type="paragraph" w:customStyle="1" w:styleId="3484A185016C4464909AFA3C3A3E520D">
-    <w:name w:val="3484A185016C4464909AFA3C3A3E520D"/>
-    <w:rsid w:val="00F21396"/>
-    <w:rPr>
-      <w:lang w:val="en-AU" w:eastAsia="en-AU"/>
-    </w:rPr>
-  </w:style>
-  <w:style w:type="paragraph" w:customStyle="1" w:styleId="64175334E42C4C7B830690E9AE080197">
-    <w:name w:val="64175334E42C4C7B830690E9AE080197"/>
-    <w:rsid w:val="00F21396"/>
-    <w:rPr>
-      <w:lang w:val="en-AU" w:eastAsia="en-AU"/>
-    </w:rPr>
-  </w:style>
-  <w:style w:type="paragraph" w:customStyle="1" w:styleId="ED6C80114FDF4184A248AE1CA0DDADBC">
-    <w:name w:val="ED6C80114FDF4184A248AE1CA0DDADBC"/>
-    <w:rsid w:val="00F21396"/>
-    <w:rPr>
-      <w:lang w:val="en-AU" w:eastAsia="en-AU"/>
-    </w:rPr>
-  </w:style>
-  <w:style w:type="paragraph" w:customStyle="1" w:styleId="FB514B39C0A84792BF03B7FA0F4D5AF6">
-    <w:name w:val="FB514B39C0A84792BF03B7FA0F4D5AF6"/>
-    <w:rsid w:val="00F21396"/>
-    <w:rPr>
-      <w:lang w:val="en-AU" w:eastAsia="en-AU"/>
-    </w:rPr>
-  </w:style>
-  <w:style w:type="paragraph" w:customStyle="1" w:styleId="D5702CBE33854C1BB94C96D7B839C800">
-    <w:name w:val="D5702CBE33854C1BB94C96D7B839C800"/>
-    <w:rsid w:val="00F21396"/>
-    <w:rPr>
-      <w:lang w:val="en-AU" w:eastAsia="en-AU"/>
-    </w:rPr>
-  </w:style>
-  <w:style w:type="paragraph" w:customStyle="1" w:styleId="E855887958FF4CD491533E0BA4CB7EB2">
-    <w:name w:val="E855887958FF4CD491533E0BA4CB7EB2"/>
-    <w:rsid w:val="00F21396"/>
-    <w:rPr>
-      <w:lang w:val="en-AU" w:eastAsia="en-AU"/>
-    </w:rPr>
-  </w:style>
-  <w:style w:type="paragraph" w:customStyle="1" w:styleId="DE7926A530924F46816AAE3A1188BCDA">
-    <w:name w:val="DE7926A530924F46816AAE3A1188BCDA"/>
-    <w:rsid w:val="00F21396"/>
-    <w:rPr>
-      <w:lang w:val="en-AU" w:eastAsia="en-AU"/>
-    </w:rPr>
-  </w:style>
-  <w:style w:type="paragraph" w:customStyle="1" w:styleId="14815FBA3461489EB6C7CE6C9C339F9C">
-    <w:name w:val="14815FBA3461489EB6C7CE6C9C339F9C"/>
-    <w:rsid w:val="00F21396"/>
-    <w:rPr>
-      <w:lang w:val="en-AU" w:eastAsia="en-AU"/>
-    </w:rPr>
-  </w:style>
-  <w:style w:type="paragraph" w:customStyle="1" w:styleId="A1575819A8404F41B0C5C79CF6397861">
-    <w:name w:val="A1575819A8404F41B0C5C79CF6397861"/>
-    <w:rsid w:val="00F21396"/>
-    <w:rPr>
-      <w:lang w:val="en-AU" w:eastAsia="en-AU"/>
-    </w:rPr>
-  </w:style>
-  <w:style w:type="paragraph" w:customStyle="1" w:styleId="2E6B81BA8EA7451CB4AC0C1E36707A74">
-    <w:name w:val="2E6B81BA8EA7451CB4AC0C1E36707A74"/>
-    <w:rsid w:val="00F21396"/>
-    <w:rPr>
-      <w:lang w:val="en-AU" w:eastAsia="en-AU"/>
-    </w:rPr>
-  </w:style>
-  <w:style w:type="paragraph" w:customStyle="1" w:styleId="D2E3A1A9937C400E855B27A164D5038A">
-    <w:name w:val="D2E3A1A9937C400E855B27A164D5038A"/>
-    <w:rsid w:val="00F21396"/>
-    <w:rPr>
-      <w:lang w:val="en-AU" w:eastAsia="en-AU"/>
-    </w:rPr>
-  </w:style>
-  <w:style w:type="paragraph" w:customStyle="1" w:styleId="351226E93DB44730967AD7F780D9B567">
-    <w:name w:val="351226E93DB44730967AD7F780D9B567"/>
-    <w:rsid w:val="00F21396"/>
-    <w:rPr>
-      <w:lang w:val="en-AU" w:eastAsia="en-AU"/>
-    </w:rPr>
-  </w:style>
-  <w:style w:type="paragraph" w:customStyle="1" w:styleId="8A7EF2DEAFDD4B7598E239E715F7D466">
-    <w:name w:val="8A7EF2DEAFDD4B7598E239E715F7D466"/>
-    <w:rsid w:val="00F21396"/>
-    <w:rPr>
-      <w:lang w:val="en-AU" w:eastAsia="en-AU"/>
-    </w:rPr>
-  </w:style>
-  <w:style w:type="paragraph" w:customStyle="1" w:styleId="E35BF5EC27884283B084D6CA577F5FA0">
-    <w:name w:val="E35BF5EC27884283B084D6CA577F5FA0"/>
-    <w:rsid w:val="00F21396"/>
-    <w:rPr>
-      <w:lang w:val="en-AU" w:eastAsia="en-AU"/>
-    </w:rPr>
-  </w:style>
-  <w:style w:type="paragraph" w:customStyle="1" w:styleId="1C45712209E54D748A6821BC6196B501">
-    <w:name w:val="1C45712209E54D748A6821BC6196B501"/>
-    <w:rsid w:val="00F21396"/>
-    <w:rPr>
-      <w:lang w:val="en-AU" w:eastAsia="en-AU"/>
-    </w:rPr>
-  </w:style>
-  <w:style w:type="paragraph" w:customStyle="1" w:styleId="999E92FF3AD74148B7B8F9F2F867E6D0">
-    <w:name w:val="999E92FF3AD74148B7B8F9F2F867E6D0"/>
-    <w:rsid w:val="00F21396"/>
-    <w:rPr>
-      <w:lang w:val="en-AU" w:eastAsia="en-AU"/>
-    </w:rPr>
-  </w:style>
-  <w:style w:type="paragraph" w:customStyle="1" w:styleId="12DFFC5AC0204355936EB4A119904B49">
-    <w:name w:val="12DFFC5AC0204355936EB4A119904B49"/>
-    <w:rsid w:val="00F21396"/>
-    <w:rPr>
-      <w:lang w:val="en-AU" w:eastAsia="en-AU"/>
-    </w:rPr>
-  </w:style>
-  <w:style w:type="paragraph" w:customStyle="1" w:styleId="8E56F3B46F56400087325D36505C77B0">
-    <w:name w:val="8E56F3B46F56400087325D36505C77B0"/>
-    <w:rsid w:val="00F21396"/>
-    <w:rPr>
-      <w:lang w:val="en-AU" w:eastAsia="en-AU"/>
-    </w:rPr>
-  </w:style>
-  <w:style w:type="paragraph" w:customStyle="1" w:styleId="F16FCFC851AE4A738B39C8BFE5D65711">
-    <w:name w:val="F16FCFC851AE4A738B39C8BFE5D65711"/>
-    <w:rsid w:val="00F21396"/>
-    <w:rPr>
-      <w:lang w:val="en-AU" w:eastAsia="en-AU"/>
-    </w:rPr>
-  </w:style>
-  <w:style w:type="paragraph" w:customStyle="1" w:styleId="8A4C92FAFA264506AC9432F087ACE572">
-    <w:name w:val="8A4C92FAFA264506AC9432F087ACE572"/>
-    <w:rsid w:val="00F21396"/>
-    <w:rPr>
-      <w:lang w:val="en-AU" w:eastAsia="en-AU"/>
-    </w:rPr>
-  </w:style>
-  <w:style w:type="paragraph" w:customStyle="1" w:styleId="8DE7F4E8DA964207A7E6DA63666727EC">
-    <w:name w:val="8DE7F4E8DA964207A7E6DA63666727EC"/>
-    <w:rsid w:val="00F21396"/>
-    <w:rPr>
-      <w:lang w:val="en-AU" w:eastAsia="en-AU"/>
-    </w:rPr>
-  </w:style>
-  <w:style w:type="paragraph" w:customStyle="1" w:styleId="CCD1BF54E836456AA929F50F4A278664">
-    <w:name w:val="CCD1BF54E836456AA929F50F4A278664"/>
-    <w:rsid w:val="00F21396"/>
-    <w:rPr>
-      <w:lang w:val="en-AU" w:eastAsia="en-AU"/>
-    </w:rPr>
-  </w:style>
-  <w:style w:type="paragraph" w:customStyle="1" w:styleId="2CC98DD58ED74CC8946FB78A6AD8E4DE">
-    <w:name w:val="2CC98DD58ED74CC8946FB78A6AD8E4DE"/>
-    <w:rsid w:val="00F21396"/>
-    <w:rPr>
-      <w:lang w:val="en-AU" w:eastAsia="en-AU"/>
-    </w:rPr>
-  </w:style>
-  <w:style w:type="paragraph" w:customStyle="1" w:styleId="1393CF39C28F4C1C87564B0F8EA77A94">
-    <w:name w:val="1393CF39C28F4C1C87564B0F8EA77A94"/>
-    <w:rsid w:val="00F21396"/>
-    <w:rPr>
-      <w:lang w:val="en-AU" w:eastAsia="en-AU"/>
-    </w:rPr>
-  </w:style>
-  <w:style w:type="paragraph" w:customStyle="1" w:styleId="3C26BE5B096948CEBEAEE4BDCC7E6E1A">
-    <w:name w:val="3C26BE5B096948CEBEAEE4BDCC7E6E1A"/>
-    <w:rsid w:val="00F21396"/>
-    <w:rPr>
-      <w:lang w:val="en-AU" w:eastAsia="en-AU"/>
-    </w:rPr>
-  </w:style>
-  <w:style w:type="paragraph" w:customStyle="1" w:styleId="0677CCAC2EEC4A83A9286CEF8531D29E">
-    <w:name w:val="0677CCAC2EEC4A83A9286CEF8531D29E"/>
-    <w:rsid w:val="00F21396"/>
-    <w:rPr>
-      <w:lang w:val="en-AU" w:eastAsia="en-AU"/>
-    </w:rPr>
-  </w:style>
-  <w:style w:type="paragraph" w:customStyle="1" w:styleId="FD63CA62C0DC4349A2BEE3C655375970">
-    <w:name w:val="FD63CA62C0DC4349A2BEE3C655375970"/>
-    <w:rsid w:val="00F21396"/>
-    <w:rPr>
-      <w:lang w:val="en-AU" w:eastAsia="en-AU"/>
-    </w:rPr>
-  </w:style>
-  <w:style w:type="paragraph" w:customStyle="1" w:styleId="22F80ABE7B2C456BB10C3898FD009634">
-    <w:name w:val="22F80ABE7B2C456BB10C3898FD009634"/>
-    <w:rsid w:val="00F21396"/>
-    <w:rPr>
-      <w:lang w:val="en-AU" w:eastAsia="en-AU"/>
-    </w:rPr>
-  </w:style>
-  <w:style w:type="paragraph" w:customStyle="1" w:styleId="CFA07E9508CB4C8D95DE097C6445993E">
-    <w:name w:val="CFA07E9508CB4C8D95DE097C6445993E"/>
-    <w:rsid w:val="00F21396"/>
-    <w:rPr>
-      <w:lang w:val="en-AU" w:eastAsia="en-AU"/>
-    </w:rPr>
-  </w:style>
-  <w:style w:type="paragraph" w:customStyle="1" w:styleId="693B1098D83043E6A271540DBCBFAD90">
-    <w:name w:val="693B1098D83043E6A271540DBCBFAD90"/>
-    <w:rsid w:val="00F21396"/>
-    <w:rPr>
-      <w:lang w:val="en-AU" w:eastAsia="en-AU"/>
-    </w:rPr>
-  </w:style>
-  <w:style w:type="paragraph" w:customStyle="1" w:styleId="7C7C589B970F43FB85D7B75591489679">
-    <w:name w:val="7C7C589B970F43FB85D7B75591489679"/>
-    <w:rsid w:val="00F21396"/>
-    <w:rPr>
-      <w:lang w:val="en-AU" w:eastAsia="en-AU"/>
-    </w:rPr>
-  </w:style>
-  <w:style w:type="paragraph" w:customStyle="1" w:styleId="C7305648D5FF4ADC9CADF29F2649EBEA">
-    <w:name w:val="C7305648D5FF4ADC9CADF29F2649EBEA"/>
-    <w:rsid w:val="00F21396"/>
-    <w:rPr>
-      <w:lang w:val="en-AU" w:eastAsia="en-AU"/>
-    </w:rPr>
-  </w:style>
-  <w:style w:type="paragraph" w:customStyle="1" w:styleId="9DC99BC3A0DB42EDBA294CE2EEA49636">
-    <w:name w:val="9DC99BC3A0DB42EDBA294CE2EEA49636"/>
-    <w:rsid w:val="00F21396"/>
-    <w:rPr>
-      <w:lang w:val="en-AU" w:eastAsia="en-AU"/>
-    </w:rPr>
-  </w:style>
-  <w:style w:type="paragraph" w:customStyle="1" w:styleId="0A1BFD8711BC46708BCB6DFBC795C5D9">
-    <w:name w:val="0A1BFD8711BC46708BCB6DFBC795C5D9"/>
-    <w:rsid w:val="00F21396"/>
-    <w:rPr>
-      <w:lang w:val="en-AU" w:eastAsia="en-AU"/>
-    </w:rPr>
-  </w:style>
-  <w:style w:type="paragraph" w:customStyle="1" w:styleId="76669C244F5A4B8CB7B243297C0FA102">
-    <w:name w:val="76669C244F5A4B8CB7B243297C0FA102"/>
-    <w:rsid w:val="00F21396"/>
-    <w:rPr>
-      <w:lang w:val="en-AU" w:eastAsia="en-AU"/>
-    </w:rPr>
-  </w:style>
-  <w:style w:type="paragraph" w:customStyle="1" w:styleId="D82E3ED31FE94365AF9C09E9C30F1CBE">
-    <w:name w:val="D82E3ED31FE94365AF9C09E9C30F1CBE"/>
-    <w:rsid w:val="00F21396"/>
-    <w:rPr>
-      <w:lang w:val="en-AU" w:eastAsia="en-AU"/>
-    </w:rPr>
-  </w:style>
-  <w:style w:type="paragraph" w:customStyle="1" w:styleId="B57CAF894D3F43E5AADF78D2A217360A">
-    <w:name w:val="B57CAF894D3F43E5AADF78D2A217360A"/>
-    <w:rsid w:val="00F21396"/>
-    <w:rPr>
-      <w:lang w:val="en-AU" w:eastAsia="en-AU"/>
-    </w:rPr>
-  </w:style>
-  <w:style w:type="paragraph" w:customStyle="1" w:styleId="E9B878572DDF441FBA1350CA4375863C">
-    <w:name w:val="E9B878572DDF441FBA1350CA4375863C"/>
-    <w:rsid w:val="00F21396"/>
-    <w:rPr>
-      <w:lang w:val="en-AU" w:eastAsia="en-AU"/>
-    </w:rPr>
-  </w:style>
-  <w:style w:type="paragraph" w:customStyle="1" w:styleId="3C3EA11DE01D4A24A48413969D8520A4">
-    <w:name w:val="3C3EA11DE01D4A24A48413969D8520A4"/>
-    <w:rsid w:val="00F21396"/>
-    <w:rPr>
-      <w:lang w:val="en-AU" w:eastAsia="en-AU"/>
-    </w:rPr>
-  </w:style>
-  <w:style w:type="paragraph" w:customStyle="1" w:styleId="D8CF5646A8214EBD8BA3C9E9693C628A">
-    <w:name w:val="D8CF5646A8214EBD8BA3C9E9693C628A"/>
-    <w:rsid w:val="00F21396"/>
-    <w:rPr>
-      <w:lang w:val="en-AU" w:eastAsia="en-AU"/>
-    </w:rPr>
-  </w:style>
-  <w:style w:type="paragraph" w:customStyle="1" w:styleId="E1F9863DDB544DE1A317F3760ED589A9">
-    <w:name w:val="E1F9863DDB544DE1A317F3760ED589A9"/>
-    <w:rsid w:val="00F21396"/>
-    <w:pPr>
-      <w:spacing w:after="0" w:line="240" w:lineRule="auto"/>
-      <w:ind w:left="101" w:right="101"/>
-    </w:pPr>
-    <w:rPr>
-      <w:rFonts w:eastAsiaTheme="minorHAnsi"/>
-      <w:b/>
-      <w:bCs/>
-      <w:color w:val="E97132" w:themeColor="accent2"/>
-      <w:sz w:val="24"/>
-      <w:szCs w:val="24"/>
-    </w:rPr>
-  </w:style>
-  <w:style w:type="paragraph" w:customStyle="1" w:styleId="E535C13C08F1448BA56637903194CAFE">
-    <w:name w:val="E535C13C08F1448BA56637903194CAFE"/>
-    <w:rsid w:val="00F21396"/>
-    <w:pPr>
-      <w:spacing w:after="0" w:line="240" w:lineRule="auto"/>
-      <w:ind w:left="101" w:right="101"/>
-    </w:pPr>
-    <w:rPr>
-      <w:rFonts w:eastAsiaTheme="minorHAnsi"/>
-      <w:b/>
-      <w:bCs/>
-      <w:color w:val="A02B93" w:themeColor="accent5"/>
-      <w:sz w:val="24"/>
-      <w:szCs w:val="24"/>
-    </w:rPr>
-  </w:style>
-  <w:style w:type="paragraph" w:customStyle="1" w:styleId="9F2114D27A7E4F74BF6D0ACB9A26BDE61">
-    <w:name w:val="9F2114D27A7E4F74BF6D0ACB9A26BDE61"/>
-    <w:rsid w:val="00F21396"/>
-    <w:pPr>
-      <w:spacing w:after="0" w:line="240" w:lineRule="auto"/>
-      <w:ind w:left="101" w:right="101"/>
-    </w:pPr>
-    <w:rPr>
-      <w:rFonts w:eastAsiaTheme="minorHAnsi"/>
-      <w:b/>
-      <w:bCs/>
-      <w:color w:val="E97132" w:themeColor="accent2"/>
-      <w:sz w:val="24"/>
-      <w:szCs w:val="24"/>
-    </w:rPr>
-  </w:style>
-  <w:style w:type="paragraph" w:customStyle="1" w:styleId="733FFA44720A4518A9BBD92DC6FE5BF31">
-    <w:name w:val="733FFA44720A4518A9BBD92DC6FE5BF31"/>
-    <w:rsid w:val="00F21396"/>
-    <w:pPr>
-      <w:spacing w:after="0" w:line="240" w:lineRule="auto"/>
-      <w:ind w:left="101" w:right="101"/>
-    </w:pPr>
-    <w:rPr>
-      <w:rFonts w:eastAsiaTheme="minorHAnsi"/>
-      <w:b/>
-      <w:bCs/>
-      <w:color w:val="E97132" w:themeColor="accent2"/>
-      <w:sz w:val="24"/>
-      <w:szCs w:val="24"/>
-    </w:rPr>
-  </w:style>
-  <w:style w:type="paragraph" w:customStyle="1" w:styleId="5B2EB6D1C9C24C65BA2B3CB816DF15931">
-    <w:name w:val="5B2EB6D1C9C24C65BA2B3CB816DF15931"/>
-    <w:rsid w:val="00F21396"/>
-    <w:pPr>
-      <w:spacing w:after="0" w:line="240" w:lineRule="auto"/>
-      <w:ind w:left="101" w:right="101"/>
-    </w:pPr>
-    <w:rPr>
-      <w:rFonts w:eastAsiaTheme="minorHAnsi"/>
-      <w:b/>
-      <w:bCs/>
-      <w:color w:val="A02B93" w:themeColor="accent5"/>
-      <w:sz w:val="24"/>
-      <w:szCs w:val="24"/>
-    </w:rPr>
-  </w:style>
-  <w:style w:type="paragraph" w:customStyle="1" w:styleId="CF6F54D3E1A54587861CC6A7C2E5E2381">
-    <w:name w:val="CF6F54D3E1A54587861CC6A7C2E5E2381"/>
-    <w:rsid w:val="00F21396"/>
-    <w:pPr>
-      <w:spacing w:after="0" w:line="240" w:lineRule="auto"/>
-      <w:ind w:left="101" w:right="101"/>
-    </w:pPr>
-    <w:rPr>
-      <w:rFonts w:eastAsiaTheme="minorHAnsi"/>
-      <w:b/>
-      <w:bCs/>
-      <w:color w:val="E97132" w:themeColor="accent2"/>
-      <w:sz w:val="24"/>
-      <w:szCs w:val="24"/>
-    </w:rPr>
-  </w:style>
-  <w:style w:type="paragraph" w:customStyle="1" w:styleId="47DA5664B9E844C1810E3BE30B24AAE71">
-    <w:name w:val="47DA5664B9E844C1810E3BE30B24AAE71"/>
-    <w:rsid w:val="00F21396"/>
-    <w:pPr>
-      <w:spacing w:after="0" w:line="240" w:lineRule="auto"/>
-      <w:ind w:left="101" w:right="101"/>
-    </w:pPr>
-    <w:rPr>
-      <w:rFonts w:eastAsiaTheme="minorHAnsi"/>
-      <w:b/>
-      <w:bCs/>
-      <w:color w:val="E97132" w:themeColor="accent2"/>
-      <w:sz w:val="24"/>
-      <w:szCs w:val="24"/>
-    </w:rPr>
-  </w:style>
-  <w:style w:type="paragraph" w:customStyle="1" w:styleId="0828E5A4644947769C900C724CF923EE1">
-    <w:name w:val="0828E5A4644947769C900C724CF923EE1"/>
-    <w:rsid w:val="00F21396"/>
-    <w:pPr>
-      <w:spacing w:after="0" w:line="240" w:lineRule="auto"/>
-      <w:ind w:left="101" w:right="101"/>
-    </w:pPr>
-    <w:rPr>
-      <w:rFonts w:eastAsiaTheme="minorHAnsi"/>
-      <w:b/>
-      <w:bCs/>
-      <w:color w:val="A02B93" w:themeColor="accent5"/>
-      <w:sz w:val="24"/>
-      <w:szCs w:val="24"/>
-    </w:rPr>
-  </w:style>
-  <w:style w:type="paragraph" w:customStyle="1" w:styleId="A216A8A429C44F08B792B457DD6B3A4D1">
-    <w:name w:val="A216A8A429C44F08B792B457DD6B3A4D1"/>
-    <w:rsid w:val="00F21396"/>
-    <w:pPr>
-      <w:spacing w:after="0" w:line="240" w:lineRule="auto"/>
-      <w:ind w:left="101" w:right="101"/>
-    </w:pPr>
-    <w:rPr>
-      <w:rFonts w:eastAsiaTheme="minorHAnsi"/>
-      <w:b/>
-      <w:bCs/>
-      <w:color w:val="E97132" w:themeColor="accent2"/>
-      <w:sz w:val="24"/>
-      <w:szCs w:val="24"/>
-    </w:rPr>
-  </w:style>
-  <w:style w:type="paragraph" w:customStyle="1" w:styleId="9CD9A37CC3434DBA9481FA2EB72812DB1">
-    <w:name w:val="9CD9A37CC3434DBA9481FA2EB72812DB1"/>
-    <w:rsid w:val="00F21396"/>
-    <w:pPr>
-      <w:spacing w:after="0" w:line="240" w:lineRule="auto"/>
-      <w:ind w:left="101" w:right="101"/>
-    </w:pPr>
-    <w:rPr>
-      <w:rFonts w:eastAsiaTheme="minorHAnsi"/>
-      <w:b/>
-      <w:bCs/>
-      <w:color w:val="E97132" w:themeColor="accent2"/>
-      <w:sz w:val="24"/>
-      <w:szCs w:val="24"/>
-    </w:rPr>
-  </w:style>
-  <w:style w:type="paragraph" w:customStyle="1" w:styleId="D6FB5CF5EFF24B8B8D19DA1C5C2C69761">
-    <w:name w:val="D6FB5CF5EFF24B8B8D19DA1C5C2C69761"/>
-    <w:rsid w:val="00F21396"/>
-    <w:pPr>
-      <w:spacing w:after="0" w:line="240" w:lineRule="auto"/>
-      <w:ind w:left="101" w:right="101"/>
-    </w:pPr>
-    <w:rPr>
-      <w:rFonts w:eastAsiaTheme="minorHAnsi"/>
-      <w:b/>
-      <w:bCs/>
-      <w:color w:val="A02B93" w:themeColor="accent5"/>
-      <w:sz w:val="24"/>
-      <w:szCs w:val="24"/>
-    </w:rPr>
-  </w:style>
-  <w:style w:type="paragraph" w:customStyle="1" w:styleId="63D7B3A5C9E446C5BD44D68775853D851">
-    <w:name w:val="63D7B3A5C9E446C5BD44D68775853D851"/>
-    <w:rsid w:val="00F21396"/>
-    <w:pPr>
-      <w:spacing w:after="0" w:line="240" w:lineRule="auto"/>
-      <w:ind w:left="101" w:right="101"/>
-    </w:pPr>
-    <w:rPr>
-      <w:rFonts w:eastAsiaTheme="minorHAnsi"/>
-      <w:b/>
-      <w:bCs/>
-      <w:color w:val="E97132" w:themeColor="accent2"/>
-      <w:sz w:val="24"/>
-      <w:szCs w:val="24"/>
-    </w:rPr>
-  </w:style>
-  <w:style w:type="paragraph" w:customStyle="1" w:styleId="676B1F3C75114FA69E8E8B8DD4433C211">
-    <w:name w:val="676B1F3C75114FA69E8E8B8DD4433C211"/>
-    <w:rsid w:val="00F21396"/>
-    <w:pPr>
-      <w:spacing w:after="0" w:line="240" w:lineRule="auto"/>
-      <w:ind w:left="101" w:right="101"/>
-    </w:pPr>
-    <w:rPr>
-      <w:rFonts w:eastAsiaTheme="minorHAnsi"/>
-      <w:b/>
-      <w:bCs/>
-      <w:color w:val="E97132" w:themeColor="accent2"/>
-      <w:sz w:val="24"/>
-      <w:szCs w:val="24"/>
-    </w:rPr>
-  </w:style>
-  <w:style w:type="paragraph" w:customStyle="1" w:styleId="8E009CC81A9D483E8369A40303089C4F1">
-    <w:name w:val="8E009CC81A9D483E8369A40303089C4F1"/>
-    <w:rsid w:val="00F21396"/>
-    <w:pPr>
-      <w:spacing w:after="0" w:line="240" w:lineRule="auto"/>
-      <w:ind w:left="101" w:right="101"/>
-    </w:pPr>
-    <w:rPr>
-      <w:rFonts w:eastAsiaTheme="minorHAnsi"/>
-      <w:b/>
-      <w:bCs/>
-      <w:color w:val="A02B93" w:themeColor="accent5"/>
-      <w:sz w:val="24"/>
-      <w:szCs w:val="24"/>
-    </w:rPr>
-  </w:style>
-  <w:style w:type="paragraph" w:customStyle="1" w:styleId="FBB8C3304BC6451EA5DC52F3CBD01E251">
-    <w:name w:val="FBB8C3304BC6451EA5DC52F3CBD01E251"/>
-    <w:rsid w:val="00F21396"/>
-    <w:pPr>
-      <w:spacing w:after="0" w:line="240" w:lineRule="auto"/>
-      <w:ind w:left="101" w:right="101"/>
-    </w:pPr>
-    <w:rPr>
-      <w:rFonts w:eastAsiaTheme="minorHAnsi"/>
-      <w:b/>
-      <w:bCs/>
-      <w:color w:val="E97132" w:themeColor="accent2"/>
-      <w:sz w:val="24"/>
-      <w:szCs w:val="24"/>
-    </w:rPr>
-  </w:style>
-  <w:style w:type="paragraph" w:customStyle="1" w:styleId="8BBEF7D381AA451DA25AD3358105E9391">
-    <w:name w:val="8BBEF7D381AA451DA25AD3358105E9391"/>
-    <w:rsid w:val="00F21396"/>
-    <w:pPr>
-      <w:spacing w:after="0" w:line="240" w:lineRule="auto"/>
-      <w:ind w:left="101" w:right="101"/>
-    </w:pPr>
-    <w:rPr>
-      <w:rFonts w:eastAsiaTheme="minorHAnsi"/>
-      <w:b/>
-      <w:bCs/>
-      <w:color w:val="E97132" w:themeColor="accent2"/>
-      <w:sz w:val="24"/>
-      <w:szCs w:val="24"/>
-    </w:rPr>
-  </w:style>
-  <w:style w:type="paragraph" w:customStyle="1" w:styleId="09660F0C1FD84B379730432DDB89D9B01">
-    <w:name w:val="09660F0C1FD84B379730432DDB89D9B01"/>
-    <w:rsid w:val="00F21396"/>
-    <w:pPr>
-      <w:spacing w:after="0" w:line="240" w:lineRule="auto"/>
-      <w:ind w:left="101" w:right="101"/>
-    </w:pPr>
-    <w:rPr>
-      <w:rFonts w:eastAsiaTheme="minorHAnsi"/>
-      <w:b/>
-      <w:bCs/>
-      <w:color w:val="A02B93" w:themeColor="accent5"/>
-      <w:sz w:val="24"/>
-      <w:szCs w:val="24"/>
-    </w:rPr>
-  </w:style>
-  <w:style w:type="paragraph" w:customStyle="1" w:styleId="B8401B1751FA47D7AA7D85F061F53C0C1">
-    <w:name w:val="B8401B1751FA47D7AA7D85F061F53C0C1"/>
-    <w:rsid w:val="00F21396"/>
-    <w:pPr>
-      <w:spacing w:after="0" w:line="240" w:lineRule="auto"/>
-      <w:ind w:left="101" w:right="101"/>
-    </w:pPr>
-    <w:rPr>
-      <w:rFonts w:eastAsiaTheme="minorHAnsi"/>
-      <w:b/>
-      <w:bCs/>
-      <w:color w:val="E97132" w:themeColor="accent2"/>
-      <w:sz w:val="24"/>
-      <w:szCs w:val="24"/>
-    </w:rPr>
-  </w:style>
-  <w:style w:type="paragraph" w:customStyle="1" w:styleId="0CA9B7CDBFE4405CA66755E6D2C6773B1">
-    <w:name w:val="0CA9B7CDBFE4405CA66755E6D2C6773B1"/>
-    <w:rsid w:val="00F21396"/>
-    <w:pPr>
-      <w:spacing w:after="0" w:line="240" w:lineRule="auto"/>
-      <w:ind w:left="101" w:right="101"/>
-    </w:pPr>
-    <w:rPr>
-      <w:rFonts w:eastAsiaTheme="minorHAnsi"/>
-      <w:b/>
-      <w:bCs/>
-      <w:color w:val="E97132" w:themeColor="accent2"/>
-      <w:sz w:val="24"/>
-      <w:szCs w:val="24"/>
-    </w:rPr>
-  </w:style>
-  <w:style w:type="paragraph" w:customStyle="1" w:styleId="480541D0D8EC438E826B9592F0D3B45A1">
-    <w:name w:val="480541D0D8EC438E826B9592F0D3B45A1"/>
-    <w:rsid w:val="00F21396"/>
-    <w:pPr>
-      <w:spacing w:after="0" w:line="240" w:lineRule="auto"/>
-      <w:ind w:left="101" w:right="101"/>
-    </w:pPr>
-    <w:rPr>
-      <w:rFonts w:eastAsiaTheme="minorHAnsi"/>
-      <w:b/>
-      <w:bCs/>
-      <w:color w:val="A02B93" w:themeColor="accent5"/>
-      <w:sz w:val="24"/>
-      <w:szCs w:val="24"/>
-    </w:rPr>
-  </w:style>
-  <w:style w:type="paragraph" w:customStyle="1" w:styleId="E108A916BBEA4DC687B061A79443C9DB1">
-    <w:name w:val="E108A916BBEA4DC687B061A79443C9DB1"/>
-    <w:rsid w:val="00F21396"/>
-    <w:pPr>
-      <w:spacing w:after="0" w:line="240" w:lineRule="auto"/>
-      <w:ind w:left="101" w:right="101"/>
-    </w:pPr>
-    <w:rPr>
-      <w:rFonts w:eastAsiaTheme="minorHAnsi"/>
-      <w:b/>
-      <w:bCs/>
-      <w:color w:val="E97132" w:themeColor="accent2"/>
-      <w:sz w:val="24"/>
-      <w:szCs w:val="24"/>
-    </w:rPr>
-  </w:style>
-  <w:style w:type="paragraph" w:customStyle="1" w:styleId="13C2B01827EB422789C94A1C255EAE831">
-    <w:name w:val="13C2B01827EB422789C94A1C255EAE831"/>
-    <w:rsid w:val="00F21396"/>
-    <w:pPr>
-      <w:spacing w:after="0" w:line="240" w:lineRule="auto"/>
-      <w:ind w:left="101" w:right="101"/>
-    </w:pPr>
-    <w:rPr>
-      <w:rFonts w:eastAsiaTheme="minorHAnsi"/>
-      <w:b/>
-      <w:bCs/>
-      <w:color w:val="E97132" w:themeColor="accent2"/>
-      <w:sz w:val="24"/>
-      <w:szCs w:val="24"/>
-    </w:rPr>
-  </w:style>
-  <w:style w:type="paragraph" w:customStyle="1" w:styleId="E215C707E52F45C1B868BAC31F2A8A371">
-    <w:name w:val="E215C707E52F45C1B868BAC31F2A8A371"/>
-    <w:rsid w:val="00F21396"/>
-    <w:pPr>
-      <w:spacing w:after="0" w:line="240" w:lineRule="auto"/>
-      <w:ind w:left="101" w:right="101"/>
-    </w:pPr>
-    <w:rPr>
-      <w:rFonts w:eastAsiaTheme="minorHAnsi"/>
-      <w:b/>
-      <w:bCs/>
-      <w:color w:val="A02B93" w:themeColor="accent5"/>
-      <w:sz w:val="24"/>
-      <w:szCs w:val="24"/>
-    </w:rPr>
-  </w:style>
-  <w:style w:type="paragraph" w:customStyle="1" w:styleId="88A29CC2AD014B87BEC26167E2BEF6481">
-    <w:name w:val="88A29CC2AD014B87BEC26167E2BEF6481"/>
-    <w:rsid w:val="00F21396"/>
-    <w:pPr>
-      <w:spacing w:after="0" w:line="240" w:lineRule="auto"/>
-      <w:ind w:left="101" w:right="101"/>
-    </w:pPr>
-    <w:rPr>
-      <w:rFonts w:eastAsiaTheme="minorHAnsi"/>
-      <w:b/>
-      <w:bCs/>
-      <w:color w:val="E97132" w:themeColor="accent2"/>
-      <w:sz w:val="24"/>
-      <w:szCs w:val="24"/>
-    </w:rPr>
-  </w:style>
-  <w:style w:type="paragraph" w:customStyle="1" w:styleId="9BC3FADF3B8140408C8D49B23F8D29561">
-    <w:name w:val="9BC3FADF3B8140408C8D49B23F8D29561"/>
-    <w:rsid w:val="00F21396"/>
-    <w:pPr>
-      <w:spacing w:after="0" w:line="240" w:lineRule="auto"/>
-      <w:ind w:left="101" w:right="101"/>
-    </w:pPr>
-    <w:rPr>
-      <w:rFonts w:eastAsiaTheme="minorHAnsi"/>
-      <w:b/>
-      <w:bCs/>
-      <w:color w:val="E97132" w:themeColor="accent2"/>
-      <w:sz w:val="24"/>
-      <w:szCs w:val="24"/>
-    </w:rPr>
-  </w:style>
-  <w:style w:type="paragraph" w:customStyle="1" w:styleId="FAB9153FCBB94189A4D6F1949828AB5B1">
-    <w:name w:val="FAB9153FCBB94189A4D6F1949828AB5B1"/>
-    <w:rsid w:val="00F21396"/>
-    <w:pPr>
-      <w:spacing w:after="0" w:line="240" w:lineRule="auto"/>
-      <w:ind w:left="101" w:right="101"/>
-    </w:pPr>
-    <w:rPr>
-      <w:rFonts w:eastAsiaTheme="minorHAnsi"/>
-      <w:b/>
-      <w:bCs/>
-      <w:color w:val="A02B93" w:themeColor="accent5"/>
-      <w:sz w:val="24"/>
-      <w:szCs w:val="24"/>
-    </w:rPr>
-  </w:style>
-  <w:style w:type="paragraph" w:customStyle="1" w:styleId="9559CBB265284EE8BA37E1625884A8411">
-    <w:name w:val="9559CBB265284EE8BA37E1625884A8411"/>
-    <w:rsid w:val="00F21396"/>
-    <w:pPr>
-      <w:spacing w:after="0" w:line="240" w:lineRule="auto"/>
-      <w:ind w:left="101" w:right="101"/>
-    </w:pPr>
-    <w:rPr>
-      <w:rFonts w:eastAsiaTheme="minorHAnsi"/>
-      <w:b/>
-      <w:bCs/>
-      <w:color w:val="E97132" w:themeColor="accent2"/>
-      <w:sz w:val="24"/>
-      <w:szCs w:val="24"/>
-    </w:rPr>
-  </w:style>
-  <w:style w:type="paragraph" w:customStyle="1" w:styleId="263C824506D24EDDB783004E4E09CAC21">
-    <w:name w:val="263C824506D24EDDB783004E4E09CAC21"/>
-    <w:rsid w:val="00F21396"/>
-    <w:pPr>
-      <w:spacing w:after="0" w:line="240" w:lineRule="auto"/>
-      <w:ind w:left="101" w:right="101"/>
-    </w:pPr>
-    <w:rPr>
-      <w:rFonts w:eastAsiaTheme="minorHAnsi"/>
-      <w:b/>
-      <w:bCs/>
-      <w:color w:val="E97132" w:themeColor="accent2"/>
-      <w:sz w:val="24"/>
-      <w:szCs w:val="24"/>
-    </w:rPr>
-  </w:style>
-  <w:style w:type="paragraph" w:customStyle="1" w:styleId="981EE715CB0B47ADA35CACC07DDBD1031">
-    <w:name w:val="981EE715CB0B47ADA35CACC07DDBD1031"/>
-    <w:rsid w:val="00F21396"/>
-    <w:pPr>
-      <w:spacing w:after="0" w:line="240" w:lineRule="auto"/>
-      <w:ind w:left="101" w:right="101"/>
-    </w:pPr>
-    <w:rPr>
-      <w:rFonts w:eastAsiaTheme="minorHAnsi"/>
-      <w:b/>
-      <w:bCs/>
-      <w:color w:val="A02B93" w:themeColor="accent5"/>
-      <w:sz w:val="24"/>
-      <w:szCs w:val="24"/>
-    </w:rPr>
-  </w:style>
-  <w:style w:type="paragraph" w:customStyle="1" w:styleId="579CEDBAF728444FB62D90AA4BB92F7B1">
-    <w:name w:val="579CEDBAF728444FB62D90AA4BB92F7B1"/>
-    <w:rsid w:val="00F21396"/>
-    <w:pPr>
-      <w:spacing w:after="0" w:line="240" w:lineRule="auto"/>
-      <w:ind w:left="101" w:right="101"/>
-    </w:pPr>
-    <w:rPr>
-      <w:rFonts w:eastAsiaTheme="minorHAnsi"/>
-      <w:b/>
-      <w:bCs/>
-      <w:color w:val="E97132" w:themeColor="accent2"/>
-      <w:sz w:val="24"/>
-      <w:szCs w:val="24"/>
-    </w:rPr>
-  </w:style>
-</w:styles>
-</file>
-
-<file path=word/glossary/webSettings.xml><?xml version="1.0" encoding="utf-8"?>
-<w:webSettings xmlns:mc="http://schemas.openxmlformats.org/markup-compatibility/2006" xmlns:r="http://schemas.openxmlformats.org/officeDocument/2006/relationships" xmlns:w="http://schemas.openxmlformats.org/wordprocessingml/2006/main" xmlns:w14="http://schemas.microsoft.com/office/word/2010/wordml" xmlns:w15="http://schemas.microsoft.com/office/word/2012/wordml" xmlns:w16cex="http://schemas.microsoft.com/office/word/2018/wordml/cex" xmlns:w16cid="http://schemas.microsoft.com/office/word/2016/wordml/cid" xmlns:w16="http://schemas.microsoft.com/office/word/2018/wordml" xmlns:w16sdtdh="http://schemas.microsoft.com/office/word/2020/wordml/sdtdatahash" xmlns:w16se="http://schemas.microsoft.com/office/word/2015/wordml/symex" mc:Ignorable="w14 w15 w16se w16cid w16 w16cex w16sdtdh">
-  <w:optimizeForBrowser/>
-  <w:allowPNG/>
-</w:webSettings>
-</file>
-
 <file path=word/theme/theme11.xml><?xml version="1.0" encoding="utf-8"?>
 <a:theme xmlns:a="http://schemas.openxmlformats.org/drawingml/2006/main" name="Christmas">
   <a:themeElements>
@@ -10462,378 +5630,6 @@
 </a:theme>
 </file>
 
-<file path=customXml/item13.xml><?xml version="1.0" encoding="utf-8"?>
-<CoverPageProperties xmlns="http://schemas.microsoft.com/office/2006/coverPageProps">
-  <PublishDate/>
-  <Abstract/>
-  <CompanyAddress/>
-  <CompanyPhone/>
-  <CompanyFax/>
-  <CompanyEmail/>
-</CoverPageProperties>
-</file>
-
-<file path=customXml/item2.xml><?xml version="1.0" encoding="utf-8"?>
-<ct:contentTypeSchema xmlns:ct="http://schemas.microsoft.com/office/2006/metadata/contentType" xmlns:ma="http://schemas.microsoft.com/office/2006/metadata/properties/metaAttributes" ct:_="" ma:_="" ma:contentTypeName="Document" ma:contentTypeID="0x01010079F111ED35F8CC479449609E8A0923A6" ma:contentTypeVersion="28" ma:contentTypeDescription="Create a new document." ma:contentTypeScope="" ma:versionID="60f5a4f2d2b0abadcf532d48ebf9cb71">
-  <xsd:schema xmlns:xsd="http://www.w3.org/2001/XMLSchema" xmlns:xs="http://www.w3.org/2001/XMLSchema" xmlns:p="http://schemas.microsoft.com/office/2006/metadata/properties" xmlns:ns1="http://schemas.microsoft.com/sharepoint/v3" xmlns:ns2="71af3243-3dd4-4a8d-8c0d-dd76da1f02a5" xmlns:ns3="16c05727-aa75-4e4a-9b5f-8a80a1165891" xmlns:ns4="230e9df3-be65-4c73-a93b-d1236ebd677e" targetNamespace="http://schemas.microsoft.com/office/2006/metadata/properties" ma:root="true" ma:fieldsID="7dd78129e6a1811f84807ad11c651531" ns1:_="" ns2:_="" ns3:_="" ns4:_="">
-    <xsd:import namespace="http://schemas.microsoft.com/sharepoint/v3"/>
-    <xsd:import namespace="71af3243-3dd4-4a8d-8c0d-dd76da1f02a5"/>
-    <xsd:import namespace="16c05727-aa75-4e4a-9b5f-8a80a1165891"/>
-    <xsd:import namespace="230e9df3-be65-4c73-a93b-d1236ebd677e"/>
-    <xsd:element name="properties">
-      <xsd:complexType>
-        <xsd:sequence>
-          <xsd:element name="documentManagement">
-            <xsd:complexType>
-              <xsd:all>
-                <xsd:element ref="ns2:Status" minOccurs="0"/>
-                <xsd:element ref="ns2:Image" minOccurs="0"/>
-                <xsd:element ref="ns2:MediaServiceMetadata" minOccurs="0"/>
-                <xsd:element ref="ns2:MediaServiceFastMetadata" minOccurs="0"/>
-                <xsd:element ref="ns2:MediaServiceOCR" minOccurs="0"/>
-                <xsd:element ref="ns2:MediaServiceAutoTags" minOccurs="0"/>
-                <xsd:element ref="ns2:MediaServiceEventHashCode" minOccurs="0"/>
-                <xsd:element ref="ns2:MediaServiceGenerationTime" minOccurs="0"/>
-                <xsd:element ref="ns3:SharedWithUsers" minOccurs="0"/>
-                <xsd:element ref="ns3:SharedWithDetails" minOccurs="0"/>
-                <xsd:element ref="ns2:MediaServiceAutoKeyPoints" minOccurs="0"/>
-                <xsd:element ref="ns2:MediaServiceKeyPoints" minOccurs="0"/>
-                <xsd:element ref="ns2:MediaServiceDateTaken" minOccurs="0"/>
-                <xsd:element ref="ns1:_ip_UnifiedCompliancePolicyProperties" minOccurs="0"/>
-                <xsd:element ref="ns1:_ip_UnifiedCompliancePolicyUIAction" minOccurs="0"/>
-                <xsd:element ref="ns4:TaxCatchAll" minOccurs="0"/>
-                <xsd:element ref="ns2:ImageTagsTaxHTField" minOccurs="0"/>
-                <xsd:element ref="ns2:MediaServiceLocation" minOccurs="0"/>
-                <xsd:element ref="ns2:MediaLengthInSeconds" minOccurs="0"/>
-                <xsd:element ref="ns2:Background" minOccurs="0"/>
-                <xsd:element ref="ns2:MediaServiceSearchProperties" minOccurs="0"/>
-                <xsd:element ref="ns2:MediaServiceDocTags" minOccurs="0"/>
-                <xsd:element ref="ns2:MediaServiceObjectDetectorVersions" minOccurs="0"/>
-                <xsd:element ref="ns2:MediaServiceSystemTags" minOccurs="0"/>
-              </xsd:all>
-            </xsd:complexType>
-          </xsd:element>
-        </xsd:sequence>
-      </xsd:complexType>
-    </xsd:element>
-  </xsd:schema>
-  <xsd:schema xmlns:xsd="http://www.w3.org/2001/XMLSchema" xmlns:xs="http://www.w3.org/2001/XMLSchema" xmlns:dms="http://schemas.microsoft.com/office/2006/documentManagement/types" xmlns:pc="http://schemas.microsoft.com/office/infopath/2007/PartnerControls" targetNamespace="http://schemas.microsoft.com/sharepoint/v3" elementFormDefault="qualified">
-    <xsd:import namespace="http://schemas.microsoft.com/office/2006/documentManagement/types"/>
-    <xsd:import namespace="http://schemas.microsoft.com/office/infopath/2007/PartnerControls"/>
-    <xsd:element name="_ip_UnifiedCompliancePolicyProperties" ma:index="20" nillable="true" ma:displayName="Unified Compliance Policy Properties" ma:hidden="true" ma:internalName="_ip_UnifiedCompliancePolicyProperties" ma:readOnly="false">
-      <xsd:simpleType>
-        <xsd:restriction base="dms:Note"/>
-      </xsd:simpleType>
-    </xsd:element>
-    <xsd:element name="_ip_UnifiedCompliancePolicyUIAction" ma:index="21" nillable="true" ma:displayName="Unified Compliance Policy UI Action" ma:hidden="true" ma:internalName="_ip_UnifiedCompliancePolicyUIAction" ma:readOnly="false">
-      <xsd:simpleType>
-        <xsd:restriction base="dms:Text"/>
-      </xsd:simpleType>
-    </xsd:element>
-  </xsd:schema>
-  <xsd:schema xmlns:xsd="http://www.w3.org/2001/XMLSchema" xmlns:xs="http://www.w3.org/2001/XMLSchema" xmlns:dms="http://schemas.microsoft.com/office/2006/documentManagement/types" xmlns:pc="http://schemas.microsoft.com/office/infopath/2007/PartnerControls" targetNamespace="71af3243-3dd4-4a8d-8c0d-dd76da1f02a5" elementFormDefault="qualified">
-    <xsd:import namespace="http://schemas.microsoft.com/office/2006/documentManagement/types"/>
-    <xsd:import namespace="http://schemas.microsoft.com/office/infopath/2007/PartnerControls"/>
-    <xsd:element name="Status" ma:index="2" nillable="true" ma:displayName="Status" ma:default="Not started" ma:format="Dropdown" ma:internalName="Status" ma:readOnly="false">
-      <xsd:simpleType>
-        <xsd:restriction base="dms:Choice">
-          <xsd:enumeration value="Not started"/>
-          <xsd:enumeration value="In Progress"/>
-          <xsd:enumeration value="Completed"/>
-        </xsd:restriction>
-      </xsd:simpleType>
-    </xsd:element>
-    <xsd:element name="Image" ma:index="3" nillable="true" ma:displayName="Image" ma:format="Image" ma:internalName="Image" ma:readOnly="false">
-      <xsd:complexType>
-        <xsd:complexContent>
-          <xsd:extension base="dms:URL">
-            <xsd:sequence>
-              <xsd:element name="Url" type="dms:ValidUrl" minOccurs="0" nillable="true"/>
-              <xsd:element name="Description" type="xsd:string" nillable="true"/>
-            </xsd:sequence>
-          </xsd:extension>
-        </xsd:complexContent>
-      </xsd:complexType>
-    </xsd:element>
-    <xsd:element name="MediaServiceMetadata" ma:index="8" nillable="true" ma:displayName="MediaServiceMetadata" ma:hidden="true" ma:internalName="MediaServiceMetadata" ma:readOnly="true">
-      <xsd:simpleType>
-        <xsd:restriction base="dms:Note"/>
-      </xsd:simpleType>
-    </xsd:element>
-    <xsd:element name="MediaServiceFastMetadata" ma:index="9" nillable="true" ma:displayName="MediaServiceFastMetadata" ma:hidden="true" ma:internalName="MediaServiceFastMetadata" ma:readOnly="true">
-      <xsd:simpleType>
-        <xsd:restriction base="dms:Note"/>
-      </xsd:simpleType>
-    </xsd:element>
-    <xsd:element name="MediaServiceOCR" ma:index="10" nillable="true" ma:displayName="MediaServiceOCR" ma:hidden="true" ma:internalName="MediaServiceOCR" ma:readOnly="true">
-      <xsd:simpleType>
-        <xsd:restriction base="dms:Note"/>
-      </xsd:simpleType>
-    </xsd:element>
-    <xsd:element name="MediaServiceAutoTags" ma:index="11" nillable="true" ma:displayName="MediaServiceAutoTags" ma:hidden="true" ma:internalName="MediaServiceAutoTags" ma:readOnly="true">
-      <xsd:simpleType>
-        <xsd:restriction base="dms:Text"/>
-      </xsd:simpleType>
-    </xsd:element>
-    <xsd:element name="MediaServiceEventHashCode" ma:index="12" nillable="true" ma:displayName="MediaServiceEventHashCode" ma:hidden="true" ma:internalName="MediaServiceEventHashCode" ma:readOnly="true">
-      <xsd:simpleType>
-        <xsd:restriction base="dms:Text"/>
-      </xsd:simpleType>
-    </xsd:element>
-    <xsd:element name="MediaServiceGenerationTime" ma:index="13" nillable="true" ma:displayName="MediaServiceGenerationTime" ma:hidden="true" ma:internalName="MediaServiceGenerationTime" ma:readOnly="true">
-      <xsd:simpleType>
-        <xsd:restriction base="dms:Text"/>
-      </xsd:simpleType>
-    </xsd:element>
-    <xsd:element name="MediaServiceAutoKeyPoints" ma:index="16" nillable="true" ma:displayName="MediaServiceAutoKeyPoints" ma:hidden="true" ma:internalName="MediaServiceAutoKeyPoints" ma:readOnly="true">
-      <xsd:simpleType>
-        <xsd:restriction base="dms:Note"/>
-      </xsd:simpleType>
-    </xsd:element>
-    <xsd:element name="MediaServiceKeyPoints" ma:index="17" nillable="true" ma:displayName="KeyPoints" ma:hidden="true" ma:internalName="MediaServiceKeyPoints" ma:readOnly="false">
-      <xsd:simpleType>
-        <xsd:restriction base="dms:Note"/>
-      </xsd:simpleType>
-    </xsd:element>
-    <xsd:element name="MediaServiceDateTaken" ma:index="18" nillable="true" ma:displayName="MediaServiceDateTaken" ma:hidden="true" ma:internalName="MediaServiceDateTaken" ma:readOnly="true">
-      <xsd:simpleType>
-        <xsd:restriction base="dms:Text"/>
-      </xsd:simpleType>
-    </xsd:element>
-    <xsd:element name="ImageTagsTaxHTField" ma:index="25" nillable="true" ma:taxonomy="true" ma:internalName="ImageTagsTaxHTField" ma:taxonomyFieldName="MediaServiceImageTags" ma:displayName="Image Tags" ma:readOnly="false" ma:fieldId="{5cf76f15-5ced-4ddc-b409-7134ff3c332f}" ma:taxonomyMulti="true" ma:sspId="e385fb40-52d4-4fae-9c5b-3e8ff8a5878e" ma:termSetId="09814cd3-568e-fe90-9814-8d621ff8fb84" ma:anchorId="fba54fb3-c3e1-fe81-a776-ca4b69148c4d" ma:open="true" ma:isKeyword="false">
-      <xsd:complexType>
-        <xsd:sequence>
-          <xsd:element ref="pc:Terms" minOccurs="0" maxOccurs="1"/>
-        </xsd:sequence>
-      </xsd:complexType>
-    </xsd:element>
-    <xsd:element name="MediaServiceLocation" ma:index="26" nillable="true" ma:displayName="Location" ma:hidden="true" ma:internalName="MediaServiceLocation" ma:readOnly="true">
-      <xsd:simpleType>
-        <xsd:restriction base="dms:Text"/>
-      </xsd:simpleType>
-    </xsd:element>
-    <xsd:element name="MediaLengthInSeconds" ma:index="27" nillable="true" ma:displayName="MediaLengthInSeconds" ma:hidden="true" ma:internalName="MediaLengthInSeconds" ma:readOnly="true">
-      <xsd:simpleType>
-        <xsd:restriction base="dms:Unknown"/>
-      </xsd:simpleType>
-    </xsd:element>
-    <xsd:element name="Background" ma:index="28" nillable="true" ma:displayName="Background" ma:default="0" ma:format="Dropdown" ma:internalName="Background">
-      <xsd:simpleType>
-        <xsd:restriction base="dms:Boolean"/>
-      </xsd:simpleType>
-    </xsd:element>
-    <xsd:element name="MediaServiceSearchProperties" ma:index="29" nillable="true" ma:displayName="MediaServiceSearchProperties" ma:hidden="true" ma:internalName="MediaServiceSearchProperties" ma:readOnly="true">
-      <xsd:simpleType>
-        <xsd:restriction base="dms:Note"/>
-      </xsd:simpleType>
-    </xsd:element>
-    <xsd:element name="MediaServiceDocTags" ma:index="30" nillable="true" ma:displayName="MediaServiceDocTags" ma:hidden="true" ma:internalName="MediaServiceDocTags" ma:readOnly="true">
-      <xsd:simpleType>
-        <xsd:restriction base="dms:Note"/>
-      </xsd:simpleType>
-    </xsd:element>
-    <xsd:element name="MediaServiceObjectDetectorVersions" ma:index="31" nillable="true" ma:displayName="MediaServiceObjectDetectorVersions" ma:description="" ma:hidden="true" ma:indexed="true" ma:internalName="MediaServiceObjectDetectorVersions" ma:readOnly="true">
-      <xsd:simpleType>
-        <xsd:restriction base="dms:Text"/>
-      </xsd:simpleType>
-    </xsd:element>
-    <xsd:element name="MediaServiceSystemTags" ma:index="32" nillable="true" ma:displayName="MediaServiceSystemTags" ma:hidden="true" ma:internalName="MediaServiceSystemTags" ma:readOnly="true">
-      <xsd:simpleType>
-        <xsd:restriction base="dms:Note"/>
-      </xsd:simpleType>
-    </xsd:element>
-  </xsd:schema>
-  <xsd:schema xmlns:xsd="http://www.w3.org/2001/XMLSchema" xmlns:xs="http://www.w3.org/2001/XMLSchema" xmlns:dms="http://schemas.microsoft.com/office/2006/documentManagement/types" xmlns:pc="http://schemas.microsoft.com/office/infopath/2007/PartnerControls" targetNamespace="16c05727-aa75-4e4a-9b5f-8a80a1165891" elementFormDefault="qualified">
-    <xsd:import namespace="http://schemas.microsoft.com/office/2006/documentManagement/types"/>
-    <xsd:import namespace="http://schemas.microsoft.com/office/infopath/2007/PartnerControls"/>
-    <xsd:element name="SharedWithUsers" ma:index="14" nillable="true" ma:displayName="Shared With" ma:hidden="true" ma:internalName="SharedWithUsers" ma:readOnly="true">
-      <xsd:complexType>
-        <xsd:complexContent>
-          <xsd:extension base="dms:UserMulti">
-            <xsd:sequence>
-              <xsd:element name="UserInfo" minOccurs="0" maxOccurs="unbounded">
-                <xsd:complexType>
-                  <xsd:sequence>
-                    <xsd:element name="DisplayName" type="xsd:string" minOccurs="0"/>
-                    <xsd:element name="AccountId" type="dms:UserId" minOccurs="0" nillable="true"/>
-                    <xsd:element name="AccountType" type="xsd:string" minOccurs="0"/>
-                  </xsd:sequence>
-                </xsd:complexType>
-              </xsd:element>
-            </xsd:sequence>
-          </xsd:extension>
-        </xsd:complexContent>
-      </xsd:complexType>
-    </xsd:element>
-    <xsd:element name="SharedWithDetails" ma:index="15" nillable="true" ma:displayName="Shared With Details" ma:hidden="true" ma:internalName="SharedWithDetails" ma:readOnly="true">
-      <xsd:simpleType>
-        <xsd:restriction base="dms:Note"/>
-      </xsd:simpleType>
-    </xsd:element>
-  </xsd:schema>
-  <xsd:schema xmlns:xsd="http://www.w3.org/2001/XMLSchema" xmlns:xs="http://www.w3.org/2001/XMLSchema" xmlns:dms="http://schemas.microsoft.com/office/2006/documentManagement/types" xmlns:pc="http://schemas.microsoft.com/office/infopath/2007/PartnerControls" targetNamespace="230e9df3-be65-4c73-a93b-d1236ebd677e" elementFormDefault="qualified">
-    <xsd:import namespace="http://schemas.microsoft.com/office/2006/documentManagement/types"/>
-    <xsd:import namespace="http://schemas.microsoft.com/office/infopath/2007/PartnerControls"/>
-    <xsd:element name="TaxCatchAll" ma:index="23" nillable="true" ma:displayName="Taxonomy Catch All Column" ma:hidden="true" ma:list="{3f6bfcbc-3db3-4ae6-bd76-326f0798ad28}" ma:internalName="TaxCatchAll" ma:readOnly="false" ma:showField="CatchAllData" ma:web="16c05727-aa75-4e4a-9b5f-8a80a1165891">
-      <xsd:complexType>
-        <xsd:complexContent>
-          <xsd:extension base="dms:MultiChoiceLookup">
-            <xsd:sequence>
-              <xsd:element name="Value" type="dms:Lookup" maxOccurs="unbounded" minOccurs="0" nillable="true"/>
-            </xsd:sequence>
-          </xsd:extension>
-        </xsd:complexContent>
-      </xsd:complexType>
-    </xsd:element>
-  </xsd:schema>
-  <xsd:schema xmlns="http://schemas.openxmlformats.org/package/2006/metadata/core-properties" xmlns:xsd="http://www.w3.org/2001/XMLSchema" xmlns:xsi="http://www.w3.org/2001/XMLSchema-instance" xmlns:dc="http://purl.org/dc/elements/1.1/" xmlns:dcterms="http://purl.org/dc/terms/" xmlns:odoc="http://schemas.microsoft.com/internal/obd" targetNamespace="http://schemas.openxmlformats.org/package/2006/metadata/core-properties" elementFormDefault="qualified" attributeFormDefault="unqualified" blockDefault="#all">
-    <xsd:import namespace="http://purl.org/dc/elements/1.1/" schemaLocation="http://dublincore.org/schemas/xmls/qdc/2003/04/02/dc.xsd"/>
-    <xsd:import namespace="http://purl.org/dc/terms/" schemaLocation="http://dublincore.org/schemas/xmls/qdc/2003/04/02/dcterms.xsd"/>
-    <xsd:element name="coreProperties" type="CT_coreProperties"/>
-    <xsd:complexType name="CT_coreProperties">
-      <xsd:all>
-        <xsd:element ref="dc:creator" minOccurs="0" maxOccurs="1"/>
-        <xsd:element ref="dcterms:created" minOccurs="0" maxOccurs="1"/>
-        <xsd:element ref="dc:identifier" minOccurs="0" maxOccurs="1"/>
-        <xsd:element name="contentType" minOccurs="0" maxOccurs="1" type="xsd:string" ma:displayName="Content Type"/>
-        <xsd:element ref="dc:title" minOccurs="0" maxOccurs="1" ma:index="1" ma:displayName="Title"/>
-        <xsd:element ref="dc:subject" minOccurs="0" maxOccurs="1"/>
-        <xsd:element ref="dc:description" minOccurs="0" maxOccurs="1"/>
-        <xsd:element name="keywords" minOccurs="0" maxOccurs="1" type="xsd:string"/>
-        <xsd:element ref="dc:language" minOccurs="0" maxOccurs="1"/>
-        <xsd:element name="category" minOccurs="0" maxOccurs="1" type="xsd:string"/>
-        <xsd:element name="version" minOccurs="0" maxOccurs="1" type="xsd:string"/>
-        <xsd:element name="revision" minOccurs="0" maxOccurs="1" type="xsd:string">
-          <xsd:annotation>
-            <xsd:documentation>
-                        This value indicates the number of saves or revisions. The application is responsible for updating this value after each revision.
-                    </xsd:documentation>
-          </xsd:annotation>
-        </xsd:element>
-        <xsd:element name="lastModifiedBy" minOccurs="0" maxOccurs="1" type="xsd:string"/>
-        <xsd:element ref="dcterms:modified" minOccurs="0" maxOccurs="1"/>
-        <xsd:element name="contentStatus" minOccurs="0" maxOccurs="1" type="xsd:string"/>
-      </xsd:all>
-    </xsd:complexType>
-  </xsd:schema>
-  <xs:schema xmlns:pc="http://schemas.microsoft.com/office/infopath/2007/PartnerControls" xmlns:xs="http://www.w3.org/2001/XMLSchema" targetNamespace="http://schemas.microsoft.com/office/infopath/2007/PartnerControls" elementFormDefault="qualified" attributeFormDefault="unqualified">
-    <xs:element name="Person">
-      <xs:complexType>
-        <xs:sequence>
-          <xs:element ref="pc:DisplayName" minOccurs="0"/>
-          <xs:element ref="pc:AccountId" minOccurs="0"/>
-          <xs:element ref="pc:AccountType" minOccurs="0"/>
-        </xs:sequence>
-      </xs:complexType>
-    </xs:element>
-    <xs:element name="DisplayName" type="xs:string"/>
-    <xs:element name="AccountId" type="xs:string"/>
-    <xs:element name="AccountType" type="xs:string"/>
-    <xs:element name="BDCAssociatedEntity">
-      <xs:complexType>
-        <xs:sequence>
-          <xs:element ref="pc:BDCEntity" minOccurs="0" maxOccurs="unbounded"/>
-        </xs:sequence>
-        <xs:attribute ref="pc:EntityNamespace"/>
-        <xs:attribute ref="pc:EntityName"/>
-        <xs:attribute ref="pc:SystemInstanceName"/>
-        <xs:attribute ref="pc:AssociationName"/>
-      </xs:complexType>
-    </xs:element>
-    <xs:attribute name="EntityNamespace" type="xs:string"/>
-    <xs:attribute name="EntityName" type="xs:string"/>
-    <xs:attribute name="SystemInstanceName" type="xs:string"/>
-    <xs:attribute name="AssociationName" type="xs:string"/>
-    <xs:element name="BDCEntity">
-      <xs:complexType>
-        <xs:sequence>
-          <xs:element ref="pc:EntityDisplayName" minOccurs="0"/>
-          <xs:element ref="pc:EntityInstanceReference" minOccurs="0"/>
-          <xs:element ref="pc:EntityId1" minOccurs="0"/>
-          <xs:element ref="pc:EntityId2" minOccurs="0"/>
-          <xs:element ref="pc:EntityId3" minOccurs="0"/>
-          <xs:element ref="pc:EntityId4" minOccurs="0"/>
-          <xs:element ref="pc:EntityId5" minOccurs="0"/>
-        </xs:sequence>
-      </xs:complexType>
-    </xs:element>
-    <xs:element name="EntityDisplayName" type="xs:string"/>
-    <xs:element name="EntityInstanceReference" type="xs:string"/>
-    <xs:element name="EntityId1" type="xs:string"/>
-    <xs:element name="EntityId2" type="xs:string"/>
-    <xs:element name="EntityId3" type="xs:string"/>
-    <xs:element name="EntityId4" type="xs:string"/>
-    <xs:element name="EntityId5" type="xs:string"/>
-    <xs:element name="Terms">
-      <xs:complexType>
-        <xs:sequence>
-          <xs:element ref="pc:TermInfo" minOccurs="0" maxOccurs="unbounded"/>
-        </xs:sequence>
-      </xs:complexType>
-    </xs:element>
-    <xs:element name="TermInfo">
-      <xs:complexType>
-        <xs:sequence>
-          <xs:element ref="pc:TermName" minOccurs="0"/>
-          <xs:element ref="pc:TermId" minOccurs="0"/>
-        </xs:sequence>
-      </xs:complexType>
-    </xs:element>
-    <xs:element name="TermName" type="xs:string"/>
-    <xs:element name="TermId" type="xs:string"/>
-  </xs:schema>
-</ct:contentTypeSchema>
-</file>
-
-<file path=customXml/item34.xml><?xml version="1.0" encoding="utf-8"?>
-<?mso-contentType ?>
-<FormTemplates xmlns="http://schemas.microsoft.com/sharepoint/v3/contenttype/forms">
-  <Display>DocumentLibraryForm</Display>
-  <Edit>DocumentLibraryForm</Edit>
-  <New>DocumentLibraryForm</New>
-</FormTemplates>
-</file>
-
-<file path=customXml/item42.xml><?xml version="1.0" encoding="utf-8"?>
-<p:properties xmlns:p="http://schemas.microsoft.com/office/2006/metadata/properties" xmlns:xsi="http://www.w3.org/2001/XMLSchema-instance" xmlns:pc="http://schemas.microsoft.com/office/infopath/2007/PartnerControls">
-  <documentManagement>
-    <MediaServiceKeyPoints xmlns="71af3243-3dd4-4a8d-8c0d-dd76da1f02a5" xsi:nil="true"/>
-    <Background xmlns="71af3243-3dd4-4a8d-8c0d-dd76da1f02a5">false</Background>
-    <Status xmlns="71af3243-3dd4-4a8d-8c0d-dd76da1f02a5">Not started</Status>
-    <TaxCatchAll xmlns="230e9df3-be65-4c73-a93b-d1236ebd677e" xsi:nil="true"/>
-    <ImageTagsTaxHTField xmlns="71af3243-3dd4-4a8d-8c0d-dd76da1f02a5">
-      <Terms xmlns="http://schemas.microsoft.com/office/infopath/2007/PartnerControls"/>
-    </ImageTagsTaxHTField>
-    <Image xmlns="71af3243-3dd4-4a8d-8c0d-dd76da1f02a5">
-      <Url xsi:nil="true"/>
-      <Description xsi:nil="true"/>
-    </Image>
-    <_ip_UnifiedCompliancePolicyUIAction xmlns="http://schemas.microsoft.com/sharepoint/v3" xsi:nil="true"/>
-    <_ip_UnifiedCompliancePolicyProperties xmlns="http://schemas.microsoft.com/sharepoint/v3" xsi:nil="true"/>
-  </documentManagement>
-</p:properties>
-</file>
-
-<file path=customXml/itemProps13.xml><?xml version="1.0" encoding="utf-8"?>
-<ds:datastoreItem xmlns:ds="http://schemas.openxmlformats.org/officeDocument/2006/customXml" ds:itemID="{55AF091B-3C7A-41E3-B477-F2FDAA23CFDA}">
-  <ds:schemaRefs>
-    <ds:schemaRef ds:uri="http://schemas.microsoft.com/office/2006/coverPageProps"/>
-  </ds:schemaRefs>
-</ds:datastoreItem>
-</file>
-
-<file path=customXml/itemProps21.xml><?xml version="1.0" encoding="utf-8"?>
-<ds:datastoreItem xmlns:ds="http://schemas.openxmlformats.org/officeDocument/2006/customXml" ds:itemID="{C39DD4A3-124F-4C85-BBF4-7DAEED7B14E5}"/>
-</file>
-
-<file path=customXml/itemProps34.xml><?xml version="1.0" encoding="utf-8"?>
-<ds:datastoreItem xmlns:ds="http://schemas.openxmlformats.org/officeDocument/2006/customXml" ds:itemID="{5B45456C-5018-4EDB-A065-0C66EF729BD6}"/>
-</file>
-
-<file path=customXml/itemProps42.xml><?xml version="1.0" encoding="utf-8"?>
-<ds:datastoreItem xmlns:ds="http://schemas.openxmlformats.org/officeDocument/2006/customXml" ds:itemID="{2076E391-A70C-4F6D-B178-7865A6F4345B}"/>
-</file>
-
 <file path=docMetadata/LabelInfo.xml><?xml version="1.0" encoding="utf-8"?>
 <clbl:labelList xmlns:clbl="http://schemas.microsoft.com/office/2020/mipLabelMetadata"/>
 </file>